--- a/S08_Lab_Instructions.docx
+++ b/S08_Lab_Instructions.docx
@@ -63,7 +63,25 @@
           <w:sz w:val="22"/>
           <w:szCs w:val="22"/>
         </w:rPr>
-        <w:t xml:space="preserve"> des views complexes</w:t>
+        <w:t xml:space="preserve"> des </w:t>
+      </w:r>
+      <w:proofErr w:type="spellStart"/>
+      <w:r>
+        <w:rPr>
+          <w:rFonts w:ascii="Calibri" w:eastAsia="Times New Roman" w:hAnsi="Calibri" w:cs="Calibri"/>
+          <w:sz w:val="22"/>
+          <w:szCs w:val="22"/>
+        </w:rPr>
+        <w:t>views</w:t>
+      </w:r>
+      <w:proofErr w:type="spellEnd"/>
+      <w:r>
+        <w:rPr>
+          <w:rFonts w:ascii="Calibri" w:eastAsia="Times New Roman" w:hAnsi="Calibri" w:cs="Calibri"/>
+          <w:sz w:val="22"/>
+          <w:szCs w:val="22"/>
+        </w:rPr>
+        <w:t xml:space="preserve"> complexes</w:t>
       </w:r>
     </w:p>
     <w:p>
@@ -81,6 +99,7 @@
           <w:szCs w:val="22"/>
         </w:rPr>
       </w:pPr>
+      <w:proofErr w:type="spellStart"/>
       <w:r>
         <w:rPr>
           <w:rFonts w:ascii="Calibri" w:eastAsia="Times New Roman" w:hAnsi="Calibri" w:cs="Calibri"/>
@@ -89,6 +108,7 @@
         </w:rPr>
         <w:t>Views</w:t>
       </w:r>
+      <w:proofErr w:type="spellEnd"/>
     </w:p>
     <w:p>
       <w:pPr>
@@ -105,6 +125,7 @@
           <w:szCs w:val="22"/>
         </w:rPr>
       </w:pPr>
+      <w:proofErr w:type="spellStart"/>
       <w:r>
         <w:rPr>
           <w:rFonts w:ascii="Calibri" w:eastAsia="Times New Roman" w:hAnsi="Calibri" w:cs="Calibri"/>
@@ -113,6 +134,7 @@
         </w:rPr>
         <w:t>ViewModels</w:t>
       </w:r>
+      <w:proofErr w:type="spellEnd"/>
     </w:p>
     <w:p>
       <w:pPr>
@@ -129,6 +151,7 @@
           <w:szCs w:val="22"/>
         </w:rPr>
       </w:pPr>
+      <w:proofErr w:type="spellStart"/>
       <w:r>
         <w:rPr>
           <w:rFonts w:ascii="Calibri" w:eastAsia="Times New Roman" w:hAnsi="Calibri" w:cs="Calibri"/>
@@ -137,6 +160,7 @@
         </w:rPr>
         <w:t>PartialViews</w:t>
       </w:r>
+      <w:proofErr w:type="spellEnd"/>
     </w:p>
     <w:p>
       <w:pPr>
@@ -153,6 +177,7 @@
           <w:szCs w:val="22"/>
         </w:rPr>
       </w:pPr>
+      <w:proofErr w:type="spellStart"/>
       <w:r>
         <w:rPr>
           <w:rFonts w:ascii="Calibri" w:eastAsia="Times New Roman" w:hAnsi="Calibri" w:cs="Calibri"/>
@@ -161,6 +186,7 @@
         </w:rPr>
         <w:t>linq</w:t>
       </w:r>
+      <w:proofErr w:type="spellEnd"/>
     </w:p>
     <w:p>
       <w:pPr>
@@ -288,7 +314,15 @@
         </w:numPr>
       </w:pPr>
       <w:r>
-        <w:t>Faire un update-database afin d’avoir la dernière version dans la base de données</w:t>
+        <w:t>Faire un update-</w:t>
+      </w:r>
+      <w:proofErr w:type="spellStart"/>
+      <w:r>
+        <w:t>database</w:t>
+      </w:r>
+      <w:proofErr w:type="spellEnd"/>
+      <w:r>
+        <w:t xml:space="preserve"> afin d’avoir la dernière version dans la base de données</w:t>
       </w:r>
     </w:p>
     <w:p>
@@ -308,8 +342,13 @@
         </w:numPr>
       </w:pPr>
       <w:r>
-        <w:t>Activez le LazyLoading</w:t>
-      </w:r>
+        <w:t xml:space="preserve">Activez le </w:t>
+      </w:r>
+      <w:proofErr w:type="spellStart"/>
+      <w:r>
+        <w:t>LazyLoading</w:t>
+      </w:r>
+      <w:proofErr w:type="spellEnd"/>
       <w:r>
         <w:t xml:space="preserve"> en installant le package </w:t>
       </w:r>
@@ -333,7 +372,23 @@
           <w:b/>
           <w:bCs/>
         </w:rPr>
-        <w:t xml:space="preserve">(Installez la même version que les autres packages d’Entity Framework, ça devrait être </w:t>
+        <w:t>(Installez la même version que les autres packages d’</w:t>
+      </w:r>
+      <w:proofErr w:type="spellStart"/>
+      <w:r>
+        <w:rPr>
+          <w:b/>
+          <w:bCs/>
+        </w:rPr>
+        <w:t>Entity</w:t>
+      </w:r>
+      <w:proofErr w:type="spellEnd"/>
+      <w:r>
+        <w:rPr>
+          <w:b/>
+          <w:bCs/>
+        </w:rPr>
+        <w:t xml:space="preserve"> Framework, ça devrait être </w:t>
       </w:r>
       <w:r>
         <w:rPr>
@@ -433,6 +488,7 @@
       <w:r>
         <w:t xml:space="preserve">dans </w:t>
       </w:r>
+      <w:proofErr w:type="spellStart"/>
       <w:r>
         <w:rPr>
           <w:b/>
@@ -440,13 +496,14 @@
         </w:rPr>
         <w:t>Program.cs</w:t>
       </w:r>
+      <w:proofErr w:type="spellEnd"/>
     </w:p>
     <w:p>
       <w:pPr>
         <w:pBdr>
           <w:top w:val="single" w:sz="4" w:space="1" w:color="auto"/>
           <w:left w:val="single" w:sz="4" w:space="4" w:color="auto"/>
-          <w:bottom w:val="single" w:sz="4" w:space="1" w:color="auto"/>
+          <w:bottom w:val="single" w:sz="4" w:space="0" w:color="auto"/>
           <w:right w:val="single" w:sz="4" w:space="4" w:color="auto"/>
         </w:pBdr>
         <w:shd w:val="clear" w:color="auto" w:fill="FFF2CC" w:themeFill="accent4" w:themeFillTint="33"/>
@@ -463,15 +520,63 @@
           <w:lang w:val="en-CA"/>
         </w:rPr>
       </w:pPr>
-      <w:r>
-        <w:rPr>
-          <w:rFonts w:ascii="Cascadia Mono" w:hAnsi="Cascadia Mono" w:cs="Cascadia Mono"/>
-          <w:color w:val="000000"/>
-          <w:sz w:val="19"/>
-          <w:szCs w:val="19"/>
-          <w:lang w:val="en-CA"/>
-        </w:rPr>
-        <w:t xml:space="preserve">builder.Services.AddDbContext&lt;ZombiePartyDbContext&gt;(options =&gt; </w:t>
+      <w:proofErr w:type="spellStart"/>
+      <w:proofErr w:type="gramStart"/>
+      <w:r>
+        <w:rPr>
+          <w:rFonts w:ascii="Cascadia Mono" w:hAnsi="Cascadia Mono" w:cs="Cascadia Mono"/>
+          <w:color w:val="000000"/>
+          <w:sz w:val="19"/>
+          <w:szCs w:val="19"/>
+          <w:lang w:val="en-CA"/>
+        </w:rPr>
+        <w:t>builder.Services.AddDbContext</w:t>
+      </w:r>
+      <w:proofErr w:type="spellEnd"/>
+      <w:proofErr w:type="gramEnd"/>
+      <w:r>
+        <w:rPr>
+          <w:rFonts w:ascii="Cascadia Mono" w:hAnsi="Cascadia Mono" w:cs="Cascadia Mono"/>
+          <w:color w:val="000000"/>
+          <w:sz w:val="19"/>
+          <w:szCs w:val="19"/>
+          <w:lang w:val="en-CA"/>
+        </w:rPr>
+        <w:t>&lt;</w:t>
+      </w:r>
+      <w:proofErr w:type="spellStart"/>
+      <w:r>
+        <w:rPr>
+          <w:rFonts w:ascii="Cascadia Mono" w:hAnsi="Cascadia Mono" w:cs="Cascadia Mono"/>
+          <w:color w:val="000000"/>
+          <w:sz w:val="19"/>
+          <w:szCs w:val="19"/>
+          <w:lang w:val="en-CA"/>
+        </w:rPr>
+        <w:t>ZombiePartyDbContext</w:t>
+      </w:r>
+      <w:proofErr w:type="spellEnd"/>
+      <w:proofErr w:type="gramStart"/>
+      <w:r>
+        <w:rPr>
+          <w:rFonts w:ascii="Cascadia Mono" w:hAnsi="Cascadia Mono" w:cs="Cascadia Mono"/>
+          <w:color w:val="000000"/>
+          <w:sz w:val="19"/>
+          <w:szCs w:val="19"/>
+          <w:lang w:val="en-CA"/>
+        </w:rPr>
+        <w:t>&gt;(</w:t>
+      </w:r>
+      <w:proofErr w:type="gramEnd"/>
+      <w:r>
+        <w:rPr>
+          <w:rFonts w:ascii="Cascadia Mono" w:hAnsi="Cascadia Mono" w:cs="Cascadia Mono"/>
+          <w:color w:val="000000"/>
+          <w:sz w:val="19"/>
+          <w:szCs w:val="19"/>
+          <w:lang w:val="en-CA"/>
+        </w:rPr>
+        <w:t xml:space="preserve">options =&gt; </w:t>
       </w:r>
     </w:p>
     <w:p>
@@ -479,7 +584,7 @@
         <w:pBdr>
           <w:top w:val="single" w:sz="4" w:space="1" w:color="auto"/>
           <w:left w:val="single" w:sz="4" w:space="4" w:color="auto"/>
-          <w:bottom w:val="single" w:sz="4" w:space="1" w:color="auto"/>
+          <w:bottom w:val="single" w:sz="4" w:space="0" w:color="auto"/>
           <w:right w:val="single" w:sz="4" w:space="4" w:color="auto"/>
         </w:pBdr>
         <w:shd w:val="clear" w:color="auto" w:fill="FFF2CC" w:themeFill="accent4" w:themeFillTint="33"/>
@@ -504,7 +609,51 @@
           <w:szCs w:val="19"/>
           <w:lang w:val="en-CA"/>
         </w:rPr>
-        <w:t xml:space="preserve">    options.UseSqlServer(builder.Configuration.GetConnectionString(</w:t>
+        <w:t xml:space="preserve">    </w:t>
+      </w:r>
+      <w:proofErr w:type="gramStart"/>
+      <w:r>
+        <w:rPr>
+          <w:rFonts w:ascii="Cascadia Mono" w:hAnsi="Cascadia Mono" w:cs="Cascadia Mono"/>
+          <w:color w:val="000000"/>
+          <w:sz w:val="19"/>
+          <w:szCs w:val="19"/>
+          <w:lang w:val="en-CA"/>
+        </w:rPr>
+        <w:t>options.UseSqlServer</w:t>
+      </w:r>
+      <w:proofErr w:type="gramEnd"/>
+      <w:r>
+        <w:rPr>
+          <w:rFonts w:ascii="Cascadia Mono" w:hAnsi="Cascadia Mono" w:cs="Cascadia Mono"/>
+          <w:color w:val="000000"/>
+          <w:sz w:val="19"/>
+          <w:szCs w:val="19"/>
+          <w:lang w:val="en-CA"/>
+        </w:rPr>
+        <w:t>(</w:t>
+      </w:r>
+      <w:proofErr w:type="gramStart"/>
+      <w:r>
+        <w:rPr>
+          <w:rFonts w:ascii="Cascadia Mono" w:hAnsi="Cascadia Mono" w:cs="Cascadia Mono"/>
+          <w:color w:val="000000"/>
+          <w:sz w:val="19"/>
+          <w:szCs w:val="19"/>
+          <w:lang w:val="en-CA"/>
+        </w:rPr>
+        <w:t>builder.Configuration.GetConnectionString</w:t>
+      </w:r>
+      <w:proofErr w:type="gramEnd"/>
+      <w:r>
+        <w:rPr>
+          <w:rFonts w:ascii="Cascadia Mono" w:hAnsi="Cascadia Mono" w:cs="Cascadia Mono"/>
+          <w:color w:val="000000"/>
+          <w:sz w:val="19"/>
+          <w:szCs w:val="19"/>
+          <w:lang w:val="en-CA"/>
+        </w:rPr>
+        <w:t>(</w:t>
       </w:r>
       <w:r>
         <w:rPr>
@@ -548,6 +697,8 @@
         </w:rPr>
         <w:br/>
       </w:r>
+      <w:proofErr w:type="spellStart"/>
+      <w:proofErr w:type="gramStart"/>
       <w:r>
         <w:rPr>
           <w:rFonts w:ascii="Cascadia Mono" w:hAnsi="Cascadia Mono" w:cs="Cascadia Mono"/>
@@ -557,7 +708,31 @@
           <w:highlight w:val="green"/>
           <w:lang w:val="en-CA"/>
         </w:rPr>
-        <w:t>UseLazyLoadingProxies()</w:t>
+        <w:t>UseLazyLoadingProxies</w:t>
+      </w:r>
+      <w:proofErr w:type="spellEnd"/>
+      <w:r>
+        <w:rPr>
+          <w:rFonts w:ascii="Cascadia Mono" w:hAnsi="Cascadia Mono" w:cs="Cascadia Mono"/>
+          <w:color w:val="000000"/>
+          <w:sz w:val="19"/>
+          <w:szCs w:val="19"/>
+          <w:highlight w:val="green"/>
+          <w:lang w:val="en-CA"/>
+        </w:rPr>
+        <w:t>(</w:t>
+      </w:r>
+      <w:proofErr w:type="gramEnd"/>
+      <w:r>
+        <w:rPr>
+          <w:rFonts w:ascii="Cascadia Mono" w:hAnsi="Cascadia Mono" w:cs="Cascadia Mono"/>
+          <w:color w:val="000000"/>
+          <w:sz w:val="19"/>
+          <w:szCs w:val="19"/>
+          <w:highlight w:val="green"/>
+          <w:lang w:val="en-CA"/>
+        </w:rPr>
+        <w:t>)</w:t>
       </w:r>
       <w:r>
         <w:rPr>
@@ -612,7 +787,15 @@
         <w:t xml:space="preserve"> comme</w:t>
       </w:r>
       <w:r>
-        <w:t xml:space="preserve"> virtual </w:t>
+        <w:t xml:space="preserve"> </w:t>
+      </w:r>
+      <w:proofErr w:type="spellStart"/>
+      <w:r>
+        <w:t>virtual</w:t>
+      </w:r>
+      <w:proofErr w:type="spellEnd"/>
+      <w:r>
+        <w:t xml:space="preserve"> </w:t>
       </w:r>
       <w:r>
         <w:t>dans le modèle de données</w:t>
@@ -682,7 +865,62 @@
           <w:szCs w:val="19"/>
           <w:lang w:val="en-CA"/>
         </w:rPr>
-        <w:t xml:space="preserve"> ZombieType ZombieType { </w:t>
+        <w:t xml:space="preserve"> </w:t>
+      </w:r>
+      <w:proofErr w:type="spellStart"/>
+      <w:r>
+        <w:rPr>
+          <w:rFonts w:ascii="Cascadia Mono" w:hAnsi="Cascadia Mono" w:cs="Cascadia Mono"/>
+          <w:color w:val="000000"/>
+          <w:sz w:val="19"/>
+          <w:szCs w:val="19"/>
+          <w:lang w:val="en-CA"/>
+        </w:rPr>
+        <w:t>ZombieType</w:t>
+      </w:r>
+      <w:proofErr w:type="spellEnd"/>
+      <w:r>
+        <w:rPr>
+          <w:rFonts w:ascii="Cascadia Mono" w:hAnsi="Cascadia Mono" w:cs="Cascadia Mono"/>
+          <w:color w:val="000000"/>
+          <w:sz w:val="19"/>
+          <w:szCs w:val="19"/>
+          <w:lang w:val="en-CA"/>
+        </w:rPr>
+        <w:t xml:space="preserve"> </w:t>
+      </w:r>
+      <w:proofErr w:type="spellStart"/>
+      <w:r>
+        <w:rPr>
+          <w:rFonts w:ascii="Cascadia Mono" w:hAnsi="Cascadia Mono" w:cs="Cascadia Mono"/>
+          <w:color w:val="000000"/>
+          <w:sz w:val="19"/>
+          <w:szCs w:val="19"/>
+          <w:lang w:val="en-CA"/>
+        </w:rPr>
+        <w:t>ZombieType</w:t>
+      </w:r>
+      <w:proofErr w:type="spellEnd"/>
+      <w:r>
+        <w:rPr>
+          <w:rFonts w:ascii="Cascadia Mono" w:hAnsi="Cascadia Mono" w:cs="Cascadia Mono"/>
+          <w:color w:val="000000"/>
+          <w:sz w:val="19"/>
+          <w:szCs w:val="19"/>
+          <w:lang w:val="en-CA"/>
+        </w:rPr>
+        <w:t xml:space="preserve"> </w:t>
+      </w:r>
+      <w:proofErr w:type="gramStart"/>
+      <w:r>
+        <w:rPr>
+          <w:rFonts w:ascii="Cascadia Mono" w:hAnsi="Cascadia Mono" w:cs="Cascadia Mono"/>
+          <w:color w:val="000000"/>
+          <w:sz w:val="19"/>
+          <w:szCs w:val="19"/>
+          <w:lang w:val="en-CA"/>
+        </w:rPr>
+        <w:t xml:space="preserve">{ </w:t>
       </w:r>
       <w:r>
         <w:rPr>
@@ -694,6 +932,7 @@
         </w:rPr>
         <w:t>get</w:t>
       </w:r>
+      <w:proofErr w:type="gramEnd"/>
       <w:r>
         <w:rPr>
           <w:rFonts w:ascii="Cascadia Mono" w:hAnsi="Cascadia Mono" w:cs="Cascadia Mono"/>
@@ -714,6 +953,7 @@
         </w:rPr>
         <w:t>set</w:t>
       </w:r>
+      <w:proofErr w:type="gramStart"/>
       <w:r>
         <w:rPr>
           <w:rFonts w:ascii="Cascadia Mono" w:hAnsi="Cascadia Mono" w:cs="Cascadia Mono"/>
@@ -724,6 +964,7 @@
         </w:rPr>
         <w:t>; }</w:t>
       </w:r>
+      <w:proofErr w:type="gramEnd"/>
     </w:p>
     <w:p>
       <w:pPr>
@@ -742,6 +983,7 @@
       <w:r>
         <w:t xml:space="preserve"> qu’elle fonctionne comme avant avec le </w:t>
       </w:r>
+      <w:proofErr w:type="spellStart"/>
       <w:r>
         <w:rPr>
           <w:i/>
@@ -749,6 +991,7 @@
         </w:rPr>
         <w:t>LazyLoading</w:t>
       </w:r>
+      <w:proofErr w:type="spellEnd"/>
     </w:p>
     <w:p>
       <w:pPr>
@@ -789,12 +1032,21 @@
       <w:r>
         <w:t xml:space="preserve">Cliquez sur </w:t>
       </w:r>
+      <w:proofErr w:type="spellStart"/>
       <w:r>
         <w:rPr>
           <w:b/>
           <w:bCs/>
         </w:rPr>
-        <w:t>View changes</w:t>
+        <w:t>View</w:t>
+      </w:r>
+      <w:proofErr w:type="spellEnd"/>
+      <w:r>
+        <w:rPr>
+          <w:b/>
+          <w:bCs/>
+        </w:rPr>
+        <w:t xml:space="preserve"> changes</w:t>
       </w:r>
     </w:p>
     <w:p>
@@ -846,6 +1098,7 @@
         </w:numPr>
         <w:spacing w:before="0" w:after="160" w:line="259" w:lineRule="auto"/>
       </w:pPr>
+      <w:proofErr w:type="spellStart"/>
       <w:r>
         <w:rPr>
           <w:b/>
@@ -853,12 +1106,18 @@
         </w:rPr>
         <w:t>Summary</w:t>
       </w:r>
+      <w:proofErr w:type="spellEnd"/>
       <w:r>
         <w:t xml:space="preserve">: </w:t>
       </w:r>
       <w:r>
-        <w:t>REFACTOR LazyLoading</w:t>
-      </w:r>
+        <w:t xml:space="preserve">REFACTOR </w:t>
+      </w:r>
+      <w:proofErr w:type="spellStart"/>
+      <w:r>
+        <w:t>LazyLoading</w:t>
+      </w:r>
+      <w:proofErr w:type="spellEnd"/>
     </w:p>
     <w:p>
       <w:pPr>
@@ -880,8 +1139,13 @@
         <w:t xml:space="preserve">: </w:t>
       </w:r>
       <w:r>
-        <w:t>Configuration du LazyLoading</w:t>
-      </w:r>
+        <w:t xml:space="preserve">Configuration du </w:t>
+      </w:r>
+      <w:proofErr w:type="spellStart"/>
+      <w:r>
+        <w:t>LazyLoading</w:t>
+      </w:r>
+      <w:proofErr w:type="spellEnd"/>
     </w:p>
     <w:p>
       <w:pPr>
@@ -925,6 +1189,7 @@
       <w:r>
         <w:t xml:space="preserve"> les modifications sur le repo en ligne </w:t>
       </w:r>
+      <w:proofErr w:type="spellStart"/>
       <w:r>
         <w:rPr>
           <w:b/>
@@ -932,6 +1197,7 @@
         </w:rPr>
         <w:t>Remote</w:t>
       </w:r>
+      <w:proofErr w:type="spellEnd"/>
       <w:r>
         <w:t xml:space="preserve">: cliquez sur </w:t>
       </w:r>
@@ -1054,13 +1320,23 @@
       <w:r>
         <w:t xml:space="preserve"> </w:t>
       </w:r>
-      <w:r>
-        <w:rPr>
-          <w:rFonts w:ascii="Cascadia Mono" w:hAnsi="Cascadia Mono" w:cs="Cascadia Mono"/>
-          <w:sz w:val="19"/>
-          <w:szCs w:val="19"/>
-        </w:rPr>
-        <w:t xml:space="preserve">ModelBuilderDataGenerator </w:t>
+      <w:proofErr w:type="spellStart"/>
+      <w:r>
+        <w:rPr>
+          <w:rFonts w:ascii="Cascadia Mono" w:hAnsi="Cascadia Mono" w:cs="Cascadia Mono"/>
+          <w:sz w:val="19"/>
+          <w:szCs w:val="19"/>
+        </w:rPr>
+        <w:t>ModelBuilderDataGenerator</w:t>
+      </w:r>
+      <w:proofErr w:type="spellEnd"/>
+      <w:r>
+        <w:rPr>
+          <w:rFonts w:ascii="Cascadia Mono" w:hAnsi="Cascadia Mono" w:cs="Cascadia Mono"/>
+          <w:sz w:val="19"/>
+          <w:szCs w:val="19"/>
+        </w:rPr>
+        <w:t xml:space="preserve"> </w:t>
       </w:r>
       <w:r>
         <w:t>pour cette nouvelle propriété</w:t>
@@ -1090,14 +1366,45 @@
           <w:szCs w:val="19"/>
         </w:rPr>
       </w:pPr>
-      <w:r>
-        <w:rPr>
-          <w:rFonts w:ascii="Cascadia Mono" w:hAnsi="Cascadia Mono" w:cs="Cascadia Mono"/>
-          <w:color w:val="000000"/>
-          <w:sz w:val="19"/>
-          <w:szCs w:val="19"/>
-        </w:rPr>
-        <w:t>builder.Entity&lt;Zombie&gt;().HasData(</w:t>
+      <w:proofErr w:type="spellStart"/>
+      <w:r>
+        <w:rPr>
+          <w:rFonts w:ascii="Cascadia Mono" w:hAnsi="Cascadia Mono" w:cs="Cascadia Mono"/>
+          <w:color w:val="000000"/>
+          <w:sz w:val="19"/>
+          <w:szCs w:val="19"/>
+        </w:rPr>
+        <w:t>builder.Entity</w:t>
+      </w:r>
+      <w:proofErr w:type="spellEnd"/>
+      <w:r>
+        <w:rPr>
+          <w:rFonts w:ascii="Cascadia Mono" w:hAnsi="Cascadia Mono" w:cs="Cascadia Mono"/>
+          <w:color w:val="000000"/>
+          <w:sz w:val="19"/>
+          <w:szCs w:val="19"/>
+        </w:rPr>
+        <w:t>&lt;Zombie&gt;().</w:t>
+      </w:r>
+      <w:proofErr w:type="spellStart"/>
+      <w:r>
+        <w:rPr>
+          <w:rFonts w:ascii="Cascadia Mono" w:hAnsi="Cascadia Mono" w:cs="Cascadia Mono"/>
+          <w:color w:val="000000"/>
+          <w:sz w:val="19"/>
+          <w:szCs w:val="19"/>
+        </w:rPr>
+        <w:t>HasData</w:t>
+      </w:r>
+      <w:proofErr w:type="spellEnd"/>
+      <w:r>
+        <w:rPr>
+          <w:rFonts w:ascii="Cascadia Mono" w:hAnsi="Cascadia Mono" w:cs="Cascadia Mono"/>
+          <w:color w:val="000000"/>
+          <w:sz w:val="19"/>
+          <w:szCs w:val="19"/>
+        </w:rPr>
+        <w:t>(</w:t>
       </w:r>
     </w:p>
     <w:p>
@@ -1146,7 +1453,27 @@
           <w:sz w:val="19"/>
           <w:szCs w:val="19"/>
         </w:rPr>
-        <w:t xml:space="preserve"> Zombie { Id = 1, Point = 5, Force =20, ShortDesc = </w:t>
+        <w:t xml:space="preserve"> Zombie { Id = 1, Point = 5, Force =20, </w:t>
+      </w:r>
+      <w:proofErr w:type="spellStart"/>
+      <w:r>
+        <w:rPr>
+          <w:rFonts w:ascii="Cascadia Mono" w:hAnsi="Cascadia Mono" w:cs="Cascadia Mono"/>
+          <w:color w:val="000000"/>
+          <w:sz w:val="19"/>
+          <w:szCs w:val="19"/>
+        </w:rPr>
+        <w:t>ShortDesc</w:t>
+      </w:r>
+      <w:proofErr w:type="spellEnd"/>
+      <w:r>
+        <w:rPr>
+          <w:rFonts w:ascii="Cascadia Mono" w:hAnsi="Cascadia Mono" w:cs="Cascadia Mono"/>
+          <w:color w:val="000000"/>
+          <w:sz w:val="19"/>
+          <w:szCs w:val="19"/>
+        </w:rPr>
+        <w:t xml:space="preserve"> = </w:t>
       </w:r>
       <w:r>
         <w:rPr>
@@ -1155,7 +1482,27 @@
           <w:sz w:val="19"/>
           <w:szCs w:val="19"/>
         </w:rPr>
-        <w:t>"Pirate des Caraibes"</w:t>
+        <w:t xml:space="preserve">"Pirate des </w:t>
+      </w:r>
+      <w:proofErr w:type="spellStart"/>
+      <w:r>
+        <w:rPr>
+          <w:rFonts w:ascii="Cascadia Mono" w:hAnsi="Cascadia Mono" w:cs="Cascadia Mono"/>
+          <w:color w:val="A31515"/>
+          <w:sz w:val="19"/>
+          <w:szCs w:val="19"/>
+        </w:rPr>
+        <w:t>Caraibes</w:t>
+      </w:r>
+      <w:proofErr w:type="spellEnd"/>
+      <w:r>
+        <w:rPr>
+          <w:rFonts w:ascii="Cascadia Mono" w:hAnsi="Cascadia Mono" w:cs="Cascadia Mono"/>
+          <w:color w:val="A31515"/>
+          <w:sz w:val="19"/>
+          <w:szCs w:val="19"/>
+        </w:rPr>
+        <w:t>"</w:t>
       </w:r>
       <w:r>
         <w:rPr>
@@ -1173,16 +1520,56 @@
           <w:sz w:val="19"/>
           <w:szCs w:val="19"/>
         </w:rPr>
-        <w:t>"LeChuck"</w:t>
-      </w:r>
-      <w:r>
-        <w:rPr>
-          <w:rFonts w:ascii="Cascadia Mono" w:hAnsi="Cascadia Mono" w:cs="Cascadia Mono"/>
-          <w:color w:val="000000"/>
-          <w:sz w:val="19"/>
-          <w:szCs w:val="19"/>
-        </w:rPr>
-        <w:t>, ZombieTypeId = 1 },</w:t>
+        <w:t>"</w:t>
+      </w:r>
+      <w:proofErr w:type="spellStart"/>
+      <w:r>
+        <w:rPr>
+          <w:rFonts w:ascii="Cascadia Mono" w:hAnsi="Cascadia Mono" w:cs="Cascadia Mono"/>
+          <w:color w:val="A31515"/>
+          <w:sz w:val="19"/>
+          <w:szCs w:val="19"/>
+        </w:rPr>
+        <w:t>LeChuck</w:t>
+      </w:r>
+      <w:proofErr w:type="spellEnd"/>
+      <w:r>
+        <w:rPr>
+          <w:rFonts w:ascii="Cascadia Mono" w:hAnsi="Cascadia Mono" w:cs="Cascadia Mono"/>
+          <w:color w:val="A31515"/>
+          <w:sz w:val="19"/>
+          <w:szCs w:val="19"/>
+        </w:rPr>
+        <w:t>"</w:t>
+      </w:r>
+      <w:r>
+        <w:rPr>
+          <w:rFonts w:ascii="Cascadia Mono" w:hAnsi="Cascadia Mono" w:cs="Cascadia Mono"/>
+          <w:color w:val="000000"/>
+          <w:sz w:val="19"/>
+          <w:szCs w:val="19"/>
+        </w:rPr>
+        <w:t xml:space="preserve">, </w:t>
+      </w:r>
+      <w:proofErr w:type="spellStart"/>
+      <w:r>
+        <w:rPr>
+          <w:rFonts w:ascii="Cascadia Mono" w:hAnsi="Cascadia Mono" w:cs="Cascadia Mono"/>
+          <w:color w:val="000000"/>
+          <w:sz w:val="19"/>
+          <w:szCs w:val="19"/>
+        </w:rPr>
+        <w:t>ZombieTypeId</w:t>
+      </w:r>
+      <w:proofErr w:type="spellEnd"/>
+      <w:r>
+        <w:rPr>
+          <w:rFonts w:ascii="Cascadia Mono" w:hAnsi="Cascadia Mono" w:cs="Cascadia Mono"/>
+          <w:color w:val="000000"/>
+          <w:sz w:val="19"/>
+          <w:szCs w:val="19"/>
+        </w:rPr>
+        <w:t xml:space="preserve"> = 1 },</w:t>
       </w:r>
     </w:p>
     <w:p>
@@ -1234,7 +1621,51 @@
           <w:szCs w:val="19"/>
           <w:lang w:val="en-CA"/>
         </w:rPr>
-        <w:t xml:space="preserve"> Zombie { Id = 2, Point = 4, Force = 10, ShortDesc = </w:t>
+        <w:t xml:space="preserve"> Zombie </w:t>
+      </w:r>
+      <w:proofErr w:type="gramStart"/>
+      <w:r>
+        <w:rPr>
+          <w:rFonts w:ascii="Cascadia Mono" w:hAnsi="Cascadia Mono" w:cs="Cascadia Mono"/>
+          <w:color w:val="000000"/>
+          <w:sz w:val="19"/>
+          <w:szCs w:val="19"/>
+          <w:lang w:val="en-CA"/>
+        </w:rPr>
+        <w:t>{ Id</w:t>
+      </w:r>
+      <w:proofErr w:type="gramEnd"/>
+      <w:r>
+        <w:rPr>
+          <w:rFonts w:ascii="Cascadia Mono" w:hAnsi="Cascadia Mono" w:cs="Cascadia Mono"/>
+          <w:color w:val="000000"/>
+          <w:sz w:val="19"/>
+          <w:szCs w:val="19"/>
+          <w:lang w:val="en-CA"/>
+        </w:rPr>
+        <w:t xml:space="preserve"> = 2, Point = 4, Force = 10, </w:t>
+      </w:r>
+      <w:proofErr w:type="spellStart"/>
+      <w:r>
+        <w:rPr>
+          <w:rFonts w:ascii="Cascadia Mono" w:hAnsi="Cascadia Mono" w:cs="Cascadia Mono"/>
+          <w:color w:val="000000"/>
+          <w:sz w:val="19"/>
+          <w:szCs w:val="19"/>
+          <w:lang w:val="en-CA"/>
+        </w:rPr>
+        <w:t>ShortDesc</w:t>
+      </w:r>
+      <w:proofErr w:type="spellEnd"/>
+      <w:r>
+        <w:rPr>
+          <w:rFonts w:ascii="Cascadia Mono" w:hAnsi="Cascadia Mono" w:cs="Cascadia Mono"/>
+          <w:color w:val="000000"/>
+          <w:sz w:val="19"/>
+          <w:szCs w:val="19"/>
+          <w:lang w:val="en-CA"/>
+        </w:rPr>
+        <w:t xml:space="preserve"> = </w:t>
       </w:r>
       <w:r>
         <w:rPr>
@@ -1274,7 +1705,51 @@
           <w:szCs w:val="19"/>
           <w:lang w:val="en-CA"/>
         </w:rPr>
-        <w:t>, ZombieTypeId = 2 },</w:t>
+        <w:t xml:space="preserve">, </w:t>
+      </w:r>
+      <w:proofErr w:type="spellStart"/>
+      <w:r>
+        <w:rPr>
+          <w:rFonts w:ascii="Cascadia Mono" w:hAnsi="Cascadia Mono" w:cs="Cascadia Mono"/>
+          <w:color w:val="000000"/>
+          <w:sz w:val="19"/>
+          <w:szCs w:val="19"/>
+          <w:lang w:val="en-CA"/>
+        </w:rPr>
+        <w:t>ZombieTypeId</w:t>
+      </w:r>
+      <w:proofErr w:type="spellEnd"/>
+      <w:r>
+        <w:rPr>
+          <w:rFonts w:ascii="Cascadia Mono" w:hAnsi="Cascadia Mono" w:cs="Cascadia Mono"/>
+          <w:color w:val="000000"/>
+          <w:sz w:val="19"/>
+          <w:szCs w:val="19"/>
+          <w:lang w:val="en-CA"/>
+        </w:rPr>
+        <w:t xml:space="preserve"> = </w:t>
+      </w:r>
+      <w:proofErr w:type="gramStart"/>
+      <w:r>
+        <w:rPr>
+          <w:rFonts w:ascii="Cascadia Mono" w:hAnsi="Cascadia Mono" w:cs="Cascadia Mono"/>
+          <w:color w:val="000000"/>
+          <w:sz w:val="19"/>
+          <w:szCs w:val="19"/>
+          <w:lang w:val="en-CA"/>
+        </w:rPr>
+        <w:t>2 }</w:t>
+      </w:r>
+      <w:proofErr w:type="gramEnd"/>
+      <w:r>
+        <w:rPr>
+          <w:rFonts w:ascii="Cascadia Mono" w:hAnsi="Cascadia Mono" w:cs="Cascadia Mono"/>
+          <w:color w:val="000000"/>
+          <w:sz w:val="19"/>
+          <w:szCs w:val="19"/>
+          <w:lang w:val="en-CA"/>
+        </w:rPr>
+        <w:t>,</w:t>
       </w:r>
     </w:p>
     <w:p>
@@ -1324,7 +1799,27 @@
           <w:sz w:val="19"/>
           <w:szCs w:val="19"/>
         </w:rPr>
-        <w:t xml:space="preserve"> Zombie { Id = 3, Point = 8, Force = 12, ShortDesc = </w:t>
+        <w:t xml:space="preserve"> Zombie { Id = 3, Point = 8, Force = 12, </w:t>
+      </w:r>
+      <w:proofErr w:type="spellStart"/>
+      <w:r>
+        <w:rPr>
+          <w:rFonts w:ascii="Cascadia Mono" w:hAnsi="Cascadia Mono" w:cs="Cascadia Mono"/>
+          <w:color w:val="000000"/>
+          <w:sz w:val="19"/>
+          <w:szCs w:val="19"/>
+        </w:rPr>
+        <w:t>ShortDesc</w:t>
+      </w:r>
+      <w:proofErr w:type="spellEnd"/>
+      <w:r>
+        <w:rPr>
+          <w:rFonts w:ascii="Cascadia Mono" w:hAnsi="Cascadia Mono" w:cs="Cascadia Mono"/>
+          <w:color w:val="000000"/>
+          <w:sz w:val="19"/>
+          <w:szCs w:val="19"/>
+        </w:rPr>
+        <w:t xml:space="preserve"> = </w:t>
       </w:r>
       <w:r>
         <w:rPr>
@@ -1333,7 +1828,27 @@
           <w:sz w:val="19"/>
           <w:szCs w:val="19"/>
         </w:rPr>
-        <w:t>"En costume de soirée, avec un chapeau haut de forme blanc et des lunettes soleil"</w:t>
+        <w:t xml:space="preserve">"En costume de soirée, avec un chapeau haut de </w:t>
+      </w:r>
+      <w:proofErr w:type="gramStart"/>
+      <w:r>
+        <w:rPr>
+          <w:rFonts w:ascii="Cascadia Mono" w:hAnsi="Cascadia Mono" w:cs="Cascadia Mono"/>
+          <w:color w:val="A31515"/>
+          <w:sz w:val="19"/>
+          <w:szCs w:val="19"/>
+        </w:rPr>
+        <w:t>forme blanc</w:t>
+      </w:r>
+      <w:proofErr w:type="gramEnd"/>
+      <w:r>
+        <w:rPr>
+          <w:rFonts w:ascii="Cascadia Mono" w:hAnsi="Cascadia Mono" w:cs="Cascadia Mono"/>
+          <w:color w:val="A31515"/>
+          <w:sz w:val="19"/>
+          <w:szCs w:val="19"/>
+        </w:rPr>
+        <w:t xml:space="preserve"> et des lunettes soleil"</w:t>
       </w:r>
       <w:r>
         <w:rPr>
@@ -1360,7 +1875,27 @@
           <w:sz w:val="19"/>
           <w:szCs w:val="19"/>
         </w:rPr>
-        <w:t>, ZombieTypeId = 2 },</w:t>
+        <w:t xml:space="preserve">, </w:t>
+      </w:r>
+      <w:proofErr w:type="spellStart"/>
+      <w:r>
+        <w:rPr>
+          <w:rFonts w:ascii="Cascadia Mono" w:hAnsi="Cascadia Mono" w:cs="Cascadia Mono"/>
+          <w:color w:val="000000"/>
+          <w:sz w:val="19"/>
+          <w:szCs w:val="19"/>
+        </w:rPr>
+        <w:t>ZombieTypeId</w:t>
+      </w:r>
+      <w:proofErr w:type="spellEnd"/>
+      <w:r>
+        <w:rPr>
+          <w:rFonts w:ascii="Cascadia Mono" w:hAnsi="Cascadia Mono" w:cs="Cascadia Mono"/>
+          <w:color w:val="000000"/>
+          <w:sz w:val="19"/>
+          <w:szCs w:val="19"/>
+        </w:rPr>
+        <w:t xml:space="preserve"> = 2 },</w:t>
       </w:r>
     </w:p>
     <w:p>
@@ -1409,7 +1944,27 @@
           <w:sz w:val="19"/>
           <w:szCs w:val="19"/>
         </w:rPr>
-        <w:t xml:space="preserve"> Zombie { Id = 4, Point = 2, Force = 5, ShortDesc = </w:t>
+        <w:t xml:space="preserve"> Zombie { Id = 4, Point = 2, Force = 5, </w:t>
+      </w:r>
+      <w:proofErr w:type="spellStart"/>
+      <w:r>
+        <w:rPr>
+          <w:rFonts w:ascii="Cascadia Mono" w:hAnsi="Cascadia Mono" w:cs="Cascadia Mono"/>
+          <w:color w:val="000000"/>
+          <w:sz w:val="19"/>
+          <w:szCs w:val="19"/>
+        </w:rPr>
+        <w:t>ShortDesc</w:t>
+      </w:r>
+      <w:proofErr w:type="spellEnd"/>
+      <w:r>
+        <w:rPr>
+          <w:rFonts w:ascii="Cascadia Mono" w:hAnsi="Cascadia Mono" w:cs="Cascadia Mono"/>
+          <w:color w:val="000000"/>
+          <w:sz w:val="19"/>
+          <w:szCs w:val="19"/>
+        </w:rPr>
+        <w:t xml:space="preserve"> = </w:t>
       </w:r>
       <w:r>
         <w:rPr>
@@ -1463,7 +2018,27 @@
           <w:sz w:val="19"/>
           <w:szCs w:val="19"/>
         </w:rPr>
-        <w:t>, ZombieTypeId = 3 },</w:t>
+        <w:t xml:space="preserve">, </w:t>
+      </w:r>
+      <w:proofErr w:type="spellStart"/>
+      <w:r>
+        <w:rPr>
+          <w:rFonts w:ascii="Cascadia Mono" w:hAnsi="Cascadia Mono" w:cs="Cascadia Mono"/>
+          <w:color w:val="000000"/>
+          <w:sz w:val="19"/>
+          <w:szCs w:val="19"/>
+        </w:rPr>
+        <w:t>ZombieTypeId</w:t>
+      </w:r>
+      <w:proofErr w:type="spellEnd"/>
+      <w:r>
+        <w:rPr>
+          <w:rFonts w:ascii="Cascadia Mono" w:hAnsi="Cascadia Mono" w:cs="Cascadia Mono"/>
+          <w:color w:val="000000"/>
+          <w:sz w:val="19"/>
+          <w:szCs w:val="19"/>
+        </w:rPr>
+        <w:t xml:space="preserve"> = 3 },</w:t>
       </w:r>
     </w:p>
     <w:p>
@@ -1512,7 +2087,27 @@
           <w:sz w:val="19"/>
           <w:szCs w:val="19"/>
         </w:rPr>
-        <w:t xml:space="preserve"> Zombie { Id = 5, Point = 5, Force = 20, ShortDesc = </w:t>
+        <w:t xml:space="preserve"> Zombie { Id = 5, Point = 5, Force = 20, </w:t>
+      </w:r>
+      <w:proofErr w:type="spellStart"/>
+      <w:r>
+        <w:rPr>
+          <w:rFonts w:ascii="Cascadia Mono" w:hAnsi="Cascadia Mono" w:cs="Cascadia Mono"/>
+          <w:color w:val="000000"/>
+          <w:sz w:val="19"/>
+          <w:szCs w:val="19"/>
+        </w:rPr>
+        <w:t>ShortDesc</w:t>
+      </w:r>
+      <w:proofErr w:type="spellEnd"/>
+      <w:r>
+        <w:rPr>
+          <w:rFonts w:ascii="Cascadia Mono" w:hAnsi="Cascadia Mono" w:cs="Cascadia Mono"/>
+          <w:color w:val="000000"/>
+          <w:sz w:val="19"/>
+          <w:szCs w:val="19"/>
+        </w:rPr>
+        <w:t xml:space="preserve"> = </w:t>
       </w:r>
       <w:r>
         <w:rPr>
@@ -1548,7 +2143,27 @@
           <w:sz w:val="19"/>
           <w:szCs w:val="19"/>
         </w:rPr>
-        <w:t>, ZombieTypeId = 2 },</w:t>
+        <w:t xml:space="preserve">, </w:t>
+      </w:r>
+      <w:proofErr w:type="spellStart"/>
+      <w:r>
+        <w:rPr>
+          <w:rFonts w:ascii="Cascadia Mono" w:hAnsi="Cascadia Mono" w:cs="Cascadia Mono"/>
+          <w:color w:val="000000"/>
+          <w:sz w:val="19"/>
+          <w:szCs w:val="19"/>
+        </w:rPr>
+        <w:t>ZombieTypeId</w:t>
+      </w:r>
+      <w:proofErr w:type="spellEnd"/>
+      <w:r>
+        <w:rPr>
+          <w:rFonts w:ascii="Cascadia Mono" w:hAnsi="Cascadia Mono" w:cs="Cascadia Mono"/>
+          <w:color w:val="000000"/>
+          <w:sz w:val="19"/>
+          <w:szCs w:val="19"/>
+        </w:rPr>
+        <w:t xml:space="preserve"> = 2 },</w:t>
       </w:r>
     </w:p>
     <w:p>
@@ -1597,7 +2212,27 @@
           <w:sz w:val="19"/>
           <w:szCs w:val="19"/>
         </w:rPr>
-        <w:t xml:space="preserve"> Zombie { Id = 6, Point = 6, Force = 5, ShortDesc = </w:t>
+        <w:t xml:space="preserve"> Zombie { Id = 6, Point = 6, Force = 5, </w:t>
+      </w:r>
+      <w:proofErr w:type="spellStart"/>
+      <w:r>
+        <w:rPr>
+          <w:rFonts w:ascii="Cascadia Mono" w:hAnsi="Cascadia Mono" w:cs="Cascadia Mono"/>
+          <w:color w:val="000000"/>
+          <w:sz w:val="19"/>
+          <w:szCs w:val="19"/>
+        </w:rPr>
+        <w:t>ShortDesc</w:t>
+      </w:r>
+      <w:proofErr w:type="spellEnd"/>
+      <w:r>
+        <w:rPr>
+          <w:rFonts w:ascii="Cascadia Mono" w:hAnsi="Cascadia Mono" w:cs="Cascadia Mono"/>
+          <w:color w:val="000000"/>
+          <w:sz w:val="19"/>
+          <w:szCs w:val="19"/>
+        </w:rPr>
+        <w:t xml:space="preserve"> = </w:t>
       </w:r>
       <w:r>
         <w:rPr>
@@ -1633,7 +2268,27 @@
           <w:sz w:val="19"/>
           <w:szCs w:val="19"/>
         </w:rPr>
-        <w:t>, ZombieTypeId = 1 },</w:t>
+        <w:t xml:space="preserve">, </w:t>
+      </w:r>
+      <w:proofErr w:type="spellStart"/>
+      <w:r>
+        <w:rPr>
+          <w:rFonts w:ascii="Cascadia Mono" w:hAnsi="Cascadia Mono" w:cs="Cascadia Mono"/>
+          <w:color w:val="000000"/>
+          <w:sz w:val="19"/>
+          <w:szCs w:val="19"/>
+        </w:rPr>
+        <w:t>ZombieTypeId</w:t>
+      </w:r>
+      <w:proofErr w:type="spellEnd"/>
+      <w:r>
+        <w:rPr>
+          <w:rFonts w:ascii="Cascadia Mono" w:hAnsi="Cascadia Mono" w:cs="Cascadia Mono"/>
+          <w:color w:val="000000"/>
+          <w:sz w:val="19"/>
+          <w:szCs w:val="19"/>
+        </w:rPr>
+        <w:t xml:space="preserve"> = 1 },</w:t>
       </w:r>
     </w:p>
     <w:p>
@@ -1682,7 +2337,27 @@
           <w:sz w:val="19"/>
           <w:szCs w:val="19"/>
         </w:rPr>
-        <w:t xml:space="preserve"> Zombie { Id = 7, Point = 1, Force = 12, ShortDesc = </w:t>
+        <w:t xml:space="preserve"> Zombie { Id = 7, Point = 1, Force = 12, </w:t>
+      </w:r>
+      <w:proofErr w:type="spellStart"/>
+      <w:r>
+        <w:rPr>
+          <w:rFonts w:ascii="Cascadia Mono" w:hAnsi="Cascadia Mono" w:cs="Cascadia Mono"/>
+          <w:color w:val="000000"/>
+          <w:sz w:val="19"/>
+          <w:szCs w:val="19"/>
+        </w:rPr>
+        <w:t>ShortDesc</w:t>
+      </w:r>
+      <w:proofErr w:type="spellEnd"/>
+      <w:r>
+        <w:rPr>
+          <w:rFonts w:ascii="Cascadia Mono" w:hAnsi="Cascadia Mono" w:cs="Cascadia Mono"/>
+          <w:color w:val="000000"/>
+          <w:sz w:val="19"/>
+          <w:szCs w:val="19"/>
+        </w:rPr>
+        <w:t xml:space="preserve"> = </w:t>
       </w:r>
       <w:r>
         <w:rPr>
@@ -1709,16 +2384,56 @@
           <w:sz w:val="19"/>
           <w:szCs w:val="19"/>
         </w:rPr>
-        <w:t>"Taxidermy "</w:t>
-      </w:r>
-      <w:r>
-        <w:rPr>
-          <w:rFonts w:ascii="Cascadia Mono" w:hAnsi="Cascadia Mono" w:cs="Cascadia Mono"/>
-          <w:color w:val="000000"/>
-          <w:sz w:val="19"/>
-          <w:szCs w:val="19"/>
-        </w:rPr>
-        <w:t>, ZombieTypeId = 3 },</w:t>
+        <w:t>"</w:t>
+      </w:r>
+      <w:proofErr w:type="spellStart"/>
+      <w:r>
+        <w:rPr>
+          <w:rFonts w:ascii="Cascadia Mono" w:hAnsi="Cascadia Mono" w:cs="Cascadia Mono"/>
+          <w:color w:val="A31515"/>
+          <w:sz w:val="19"/>
+          <w:szCs w:val="19"/>
+        </w:rPr>
+        <w:t>Taxidermy</w:t>
+      </w:r>
+      <w:proofErr w:type="spellEnd"/>
+      <w:r>
+        <w:rPr>
+          <w:rFonts w:ascii="Cascadia Mono" w:hAnsi="Cascadia Mono" w:cs="Cascadia Mono"/>
+          <w:color w:val="A31515"/>
+          <w:sz w:val="19"/>
+          <w:szCs w:val="19"/>
+        </w:rPr>
+        <w:t> "</w:t>
+      </w:r>
+      <w:r>
+        <w:rPr>
+          <w:rFonts w:ascii="Cascadia Mono" w:hAnsi="Cascadia Mono" w:cs="Cascadia Mono"/>
+          <w:color w:val="000000"/>
+          <w:sz w:val="19"/>
+          <w:szCs w:val="19"/>
+        </w:rPr>
+        <w:t xml:space="preserve">, </w:t>
+      </w:r>
+      <w:proofErr w:type="spellStart"/>
+      <w:r>
+        <w:rPr>
+          <w:rFonts w:ascii="Cascadia Mono" w:hAnsi="Cascadia Mono" w:cs="Cascadia Mono"/>
+          <w:color w:val="000000"/>
+          <w:sz w:val="19"/>
+          <w:szCs w:val="19"/>
+        </w:rPr>
+        <w:t>ZombieTypeId</w:t>
+      </w:r>
+      <w:proofErr w:type="spellEnd"/>
+      <w:r>
+        <w:rPr>
+          <w:rFonts w:ascii="Cascadia Mono" w:hAnsi="Cascadia Mono" w:cs="Cascadia Mono"/>
+          <w:color w:val="000000"/>
+          <w:sz w:val="19"/>
+          <w:szCs w:val="19"/>
+        </w:rPr>
+        <w:t xml:space="preserve"> = 3 },</w:t>
       </w:r>
     </w:p>
     <w:p>
@@ -1767,7 +2482,27 @@
           <w:sz w:val="19"/>
           <w:szCs w:val="19"/>
         </w:rPr>
-        <w:t xml:space="preserve"> Zombie { Id = 8, Point = 3, Force = 10, ShortDesc = </w:t>
+        <w:t xml:space="preserve"> Zombie { Id = 8, Point = 3, Force = 10, </w:t>
+      </w:r>
+      <w:proofErr w:type="spellStart"/>
+      <w:r>
+        <w:rPr>
+          <w:rFonts w:ascii="Cascadia Mono" w:hAnsi="Cascadia Mono" w:cs="Cascadia Mono"/>
+          <w:color w:val="000000"/>
+          <w:sz w:val="19"/>
+          <w:szCs w:val="19"/>
+        </w:rPr>
+        <w:t>ShortDesc</w:t>
+      </w:r>
+      <w:proofErr w:type="spellEnd"/>
+      <w:r>
+        <w:rPr>
+          <w:rFonts w:ascii="Cascadia Mono" w:hAnsi="Cascadia Mono" w:cs="Cascadia Mono"/>
+          <w:color w:val="000000"/>
+          <w:sz w:val="19"/>
+          <w:szCs w:val="19"/>
+        </w:rPr>
+        <w:t xml:space="preserve"> = </w:t>
       </w:r>
       <w:r>
         <w:rPr>
@@ -1803,7 +2538,27 @@
           <w:sz w:val="19"/>
           <w:szCs w:val="19"/>
         </w:rPr>
-        <w:t>, ZombieTypeId = 1 },</w:t>
+        <w:t xml:space="preserve">, </w:t>
+      </w:r>
+      <w:proofErr w:type="spellStart"/>
+      <w:r>
+        <w:rPr>
+          <w:rFonts w:ascii="Cascadia Mono" w:hAnsi="Cascadia Mono" w:cs="Cascadia Mono"/>
+          <w:color w:val="000000"/>
+          <w:sz w:val="19"/>
+          <w:szCs w:val="19"/>
+        </w:rPr>
+        <w:t>ZombieTypeId</w:t>
+      </w:r>
+      <w:proofErr w:type="spellEnd"/>
+      <w:r>
+        <w:rPr>
+          <w:rFonts w:ascii="Cascadia Mono" w:hAnsi="Cascadia Mono" w:cs="Cascadia Mono"/>
+          <w:color w:val="000000"/>
+          <w:sz w:val="19"/>
+          <w:szCs w:val="19"/>
+        </w:rPr>
+        <w:t xml:space="preserve"> = 1 },</w:t>
       </w:r>
     </w:p>
     <w:p>
@@ -1852,7 +2607,27 @@
           <w:sz w:val="19"/>
           <w:szCs w:val="19"/>
         </w:rPr>
-        <w:t xml:space="preserve"> Zombie { Id = 9, Point = 2, Force = 20, ShortDesc = </w:t>
+        <w:t xml:space="preserve"> Zombie { Id = 9, Point = 2, Force = 20, </w:t>
+      </w:r>
+      <w:proofErr w:type="spellStart"/>
+      <w:r>
+        <w:rPr>
+          <w:rFonts w:ascii="Cascadia Mono" w:hAnsi="Cascadia Mono" w:cs="Cascadia Mono"/>
+          <w:color w:val="000000"/>
+          <w:sz w:val="19"/>
+          <w:szCs w:val="19"/>
+        </w:rPr>
+        <w:t>ShortDesc</w:t>
+      </w:r>
+      <w:proofErr w:type="spellEnd"/>
+      <w:r>
+        <w:rPr>
+          <w:rFonts w:ascii="Cascadia Mono" w:hAnsi="Cascadia Mono" w:cs="Cascadia Mono"/>
+          <w:color w:val="000000"/>
+          <w:sz w:val="19"/>
+          <w:szCs w:val="19"/>
+        </w:rPr>
+        <w:t xml:space="preserve"> = </w:t>
       </w:r>
       <w:r>
         <w:rPr>
@@ -1888,7 +2663,27 @@
           <w:sz w:val="19"/>
           <w:szCs w:val="19"/>
         </w:rPr>
-        <w:t>, ZombieTypeId = 3 },</w:t>
+        <w:t xml:space="preserve">, </w:t>
+      </w:r>
+      <w:proofErr w:type="spellStart"/>
+      <w:r>
+        <w:rPr>
+          <w:rFonts w:ascii="Cascadia Mono" w:hAnsi="Cascadia Mono" w:cs="Cascadia Mono"/>
+          <w:color w:val="000000"/>
+          <w:sz w:val="19"/>
+          <w:szCs w:val="19"/>
+        </w:rPr>
+        <w:t>ZombieTypeId</w:t>
+      </w:r>
+      <w:proofErr w:type="spellEnd"/>
+      <w:r>
+        <w:rPr>
+          <w:rFonts w:ascii="Cascadia Mono" w:hAnsi="Cascadia Mono" w:cs="Cascadia Mono"/>
+          <w:color w:val="000000"/>
+          <w:sz w:val="19"/>
+          <w:szCs w:val="19"/>
+        </w:rPr>
+        <w:t xml:space="preserve"> = 3 },</w:t>
       </w:r>
     </w:p>
     <w:p>
@@ -1937,7 +2732,27 @@
           <w:sz w:val="19"/>
           <w:szCs w:val="19"/>
         </w:rPr>
-        <w:t xml:space="preserve"> Zombie { Id = 10, Point = 7, Force = 23, ShortDesc = </w:t>
+        <w:t xml:space="preserve"> Zombie { Id = 10, Point = 7, Force = 23, </w:t>
+      </w:r>
+      <w:proofErr w:type="spellStart"/>
+      <w:r>
+        <w:rPr>
+          <w:rFonts w:ascii="Cascadia Mono" w:hAnsi="Cascadia Mono" w:cs="Cascadia Mono"/>
+          <w:color w:val="000000"/>
+          <w:sz w:val="19"/>
+          <w:szCs w:val="19"/>
+        </w:rPr>
+        <w:t>ShortDesc</w:t>
+      </w:r>
+      <w:proofErr w:type="spellEnd"/>
+      <w:r>
+        <w:rPr>
+          <w:rFonts w:ascii="Cascadia Mono" w:hAnsi="Cascadia Mono" w:cs="Cascadia Mono"/>
+          <w:color w:val="000000"/>
+          <w:sz w:val="19"/>
+          <w:szCs w:val="19"/>
+        </w:rPr>
+        <w:t xml:space="preserve"> = </w:t>
       </w:r>
       <w:r>
         <w:rPr>
@@ -1973,7 +2788,27 @@
           <w:sz w:val="19"/>
           <w:szCs w:val="19"/>
         </w:rPr>
-        <w:t>, ZombieTypeId = 3 },</w:t>
+        <w:t xml:space="preserve">, </w:t>
+      </w:r>
+      <w:proofErr w:type="spellStart"/>
+      <w:r>
+        <w:rPr>
+          <w:rFonts w:ascii="Cascadia Mono" w:hAnsi="Cascadia Mono" w:cs="Cascadia Mono"/>
+          <w:color w:val="000000"/>
+          <w:sz w:val="19"/>
+          <w:szCs w:val="19"/>
+        </w:rPr>
+        <w:t>ZombieTypeId</w:t>
+      </w:r>
+      <w:proofErr w:type="spellEnd"/>
+      <w:r>
+        <w:rPr>
+          <w:rFonts w:ascii="Cascadia Mono" w:hAnsi="Cascadia Mono" w:cs="Cascadia Mono"/>
+          <w:color w:val="000000"/>
+          <w:sz w:val="19"/>
+          <w:szCs w:val="19"/>
+        </w:rPr>
+        <w:t xml:space="preserve"> = 3 },</w:t>
       </w:r>
     </w:p>
     <w:p>
@@ -2022,7 +2857,27 @@
           <w:sz w:val="19"/>
           <w:szCs w:val="19"/>
         </w:rPr>
-        <w:t xml:space="preserve"> Zombie { Id = 11, Point = 9, Force = 15, ShortDesc = </w:t>
+        <w:t xml:space="preserve"> Zombie { Id = 11, Point = 9, Force = 15, </w:t>
+      </w:r>
+      <w:proofErr w:type="spellStart"/>
+      <w:r>
+        <w:rPr>
+          <w:rFonts w:ascii="Cascadia Mono" w:hAnsi="Cascadia Mono" w:cs="Cascadia Mono"/>
+          <w:color w:val="000000"/>
+          <w:sz w:val="19"/>
+          <w:szCs w:val="19"/>
+        </w:rPr>
+        <w:t>ShortDesc</w:t>
+      </w:r>
+      <w:proofErr w:type="spellEnd"/>
+      <w:r>
+        <w:rPr>
+          <w:rFonts w:ascii="Cascadia Mono" w:hAnsi="Cascadia Mono" w:cs="Cascadia Mono"/>
+          <w:color w:val="000000"/>
+          <w:sz w:val="19"/>
+          <w:szCs w:val="19"/>
+        </w:rPr>
+        <w:t xml:space="preserve"> = </w:t>
       </w:r>
       <w:r>
         <w:rPr>
@@ -2031,7 +2886,27 @@
           <w:sz w:val="19"/>
           <w:szCs w:val="19"/>
         </w:rPr>
-        <w:t>"Attaque avec des éclairs suite à un orage"</w:t>
+        <w:t xml:space="preserve">"Attaque avec des éclairs </w:t>
+      </w:r>
+      <w:proofErr w:type="gramStart"/>
+      <w:r>
+        <w:rPr>
+          <w:rFonts w:ascii="Cascadia Mono" w:hAnsi="Cascadia Mono" w:cs="Cascadia Mono"/>
+          <w:color w:val="A31515"/>
+          <w:sz w:val="19"/>
+          <w:szCs w:val="19"/>
+        </w:rPr>
+        <w:t>suite à un</w:t>
+      </w:r>
+      <w:proofErr w:type="gramEnd"/>
+      <w:r>
+        <w:rPr>
+          <w:rFonts w:ascii="Cascadia Mono" w:hAnsi="Cascadia Mono" w:cs="Cascadia Mono"/>
+          <w:color w:val="A31515"/>
+          <w:sz w:val="19"/>
+          <w:szCs w:val="19"/>
+        </w:rPr>
+        <w:t xml:space="preserve"> orage"</w:t>
       </w:r>
       <w:r>
         <w:rPr>
@@ -2058,7 +2933,27 @@
           <w:sz w:val="19"/>
           <w:szCs w:val="19"/>
         </w:rPr>
-        <w:t>, ZombieTypeId = 3 },</w:t>
+        <w:t xml:space="preserve">, </w:t>
+      </w:r>
+      <w:proofErr w:type="spellStart"/>
+      <w:r>
+        <w:rPr>
+          <w:rFonts w:ascii="Cascadia Mono" w:hAnsi="Cascadia Mono" w:cs="Cascadia Mono"/>
+          <w:color w:val="000000"/>
+          <w:sz w:val="19"/>
+          <w:szCs w:val="19"/>
+        </w:rPr>
+        <w:t>ZombieTypeId</w:t>
+      </w:r>
+      <w:proofErr w:type="spellEnd"/>
+      <w:r>
+        <w:rPr>
+          <w:rFonts w:ascii="Cascadia Mono" w:hAnsi="Cascadia Mono" w:cs="Cascadia Mono"/>
+          <w:color w:val="000000"/>
+          <w:sz w:val="19"/>
+          <w:szCs w:val="19"/>
+        </w:rPr>
+        <w:t xml:space="preserve"> = 3 },</w:t>
       </w:r>
     </w:p>
     <w:p>
@@ -2110,7 +3005,51 @@
           <w:szCs w:val="19"/>
           <w:lang w:val="en-CA"/>
         </w:rPr>
-        <w:t xml:space="preserve"> Zombie { Id = 12, Point = 6, Force = 10, ShortDesc = </w:t>
+        <w:t xml:space="preserve"> Zombie </w:t>
+      </w:r>
+      <w:proofErr w:type="gramStart"/>
+      <w:r>
+        <w:rPr>
+          <w:rFonts w:ascii="Cascadia Mono" w:hAnsi="Cascadia Mono" w:cs="Cascadia Mono"/>
+          <w:color w:val="000000"/>
+          <w:sz w:val="19"/>
+          <w:szCs w:val="19"/>
+          <w:lang w:val="en-CA"/>
+        </w:rPr>
+        <w:t>{ Id</w:t>
+      </w:r>
+      <w:proofErr w:type="gramEnd"/>
+      <w:r>
+        <w:rPr>
+          <w:rFonts w:ascii="Cascadia Mono" w:hAnsi="Cascadia Mono" w:cs="Cascadia Mono"/>
+          <w:color w:val="000000"/>
+          <w:sz w:val="19"/>
+          <w:szCs w:val="19"/>
+          <w:lang w:val="en-CA"/>
+        </w:rPr>
+        <w:t xml:space="preserve"> = 12, Point = 6, Force = 10, </w:t>
+      </w:r>
+      <w:proofErr w:type="spellStart"/>
+      <w:r>
+        <w:rPr>
+          <w:rFonts w:ascii="Cascadia Mono" w:hAnsi="Cascadia Mono" w:cs="Cascadia Mono"/>
+          <w:color w:val="000000"/>
+          <w:sz w:val="19"/>
+          <w:szCs w:val="19"/>
+          <w:lang w:val="en-CA"/>
+        </w:rPr>
+        <w:t>ShortDesc</w:t>
+      </w:r>
+      <w:proofErr w:type="spellEnd"/>
+      <w:r>
+        <w:rPr>
+          <w:rFonts w:ascii="Cascadia Mono" w:hAnsi="Cascadia Mono" w:cs="Cascadia Mono"/>
+          <w:color w:val="000000"/>
+          <w:sz w:val="19"/>
+          <w:szCs w:val="19"/>
+          <w:lang w:val="en-CA"/>
+        </w:rPr>
+        <w:t xml:space="preserve"> = </w:t>
       </w:r>
       <w:r>
         <w:rPr>
@@ -2150,7 +3089,51 @@
           <w:szCs w:val="19"/>
           <w:lang w:val="en-CA"/>
         </w:rPr>
-        <w:t>, ZombieTypeId = 3 },</w:t>
+        <w:t xml:space="preserve">, </w:t>
+      </w:r>
+      <w:proofErr w:type="spellStart"/>
+      <w:r>
+        <w:rPr>
+          <w:rFonts w:ascii="Cascadia Mono" w:hAnsi="Cascadia Mono" w:cs="Cascadia Mono"/>
+          <w:color w:val="000000"/>
+          <w:sz w:val="19"/>
+          <w:szCs w:val="19"/>
+          <w:lang w:val="en-CA"/>
+        </w:rPr>
+        <w:t>ZombieTypeId</w:t>
+      </w:r>
+      <w:proofErr w:type="spellEnd"/>
+      <w:r>
+        <w:rPr>
+          <w:rFonts w:ascii="Cascadia Mono" w:hAnsi="Cascadia Mono" w:cs="Cascadia Mono"/>
+          <w:color w:val="000000"/>
+          <w:sz w:val="19"/>
+          <w:szCs w:val="19"/>
+          <w:lang w:val="en-CA"/>
+        </w:rPr>
+        <w:t xml:space="preserve"> = </w:t>
+      </w:r>
+      <w:proofErr w:type="gramStart"/>
+      <w:r>
+        <w:rPr>
+          <w:rFonts w:ascii="Cascadia Mono" w:hAnsi="Cascadia Mono" w:cs="Cascadia Mono"/>
+          <w:color w:val="000000"/>
+          <w:sz w:val="19"/>
+          <w:szCs w:val="19"/>
+          <w:lang w:val="en-CA"/>
+        </w:rPr>
+        <w:t>3 }</w:t>
+      </w:r>
+      <w:proofErr w:type="gramEnd"/>
+      <w:r>
+        <w:rPr>
+          <w:rFonts w:ascii="Cascadia Mono" w:hAnsi="Cascadia Mono" w:cs="Cascadia Mono"/>
+          <w:color w:val="000000"/>
+          <w:sz w:val="19"/>
+          <w:szCs w:val="19"/>
+          <w:lang w:val="en-CA"/>
+        </w:rPr>
+        <w:t>,</w:t>
       </w:r>
     </w:p>
     <w:p>
@@ -2200,7 +3183,27 @@
           <w:sz w:val="19"/>
           <w:szCs w:val="19"/>
         </w:rPr>
-        <w:t xml:space="preserve"> Zombie { Id = 13, Point = 2, Force = 4, ShortDesc = </w:t>
+        <w:t xml:space="preserve"> Zombie { Id = 13, Point = 2, Force = 4, </w:t>
+      </w:r>
+      <w:proofErr w:type="spellStart"/>
+      <w:r>
+        <w:rPr>
+          <w:rFonts w:ascii="Cascadia Mono" w:hAnsi="Cascadia Mono" w:cs="Cascadia Mono"/>
+          <w:color w:val="000000"/>
+          <w:sz w:val="19"/>
+          <w:szCs w:val="19"/>
+        </w:rPr>
+        <w:t>ShortDesc</w:t>
+      </w:r>
+      <w:proofErr w:type="spellEnd"/>
+      <w:r>
+        <w:rPr>
+          <w:rFonts w:ascii="Cascadia Mono" w:hAnsi="Cascadia Mono" w:cs="Cascadia Mono"/>
+          <w:color w:val="000000"/>
+          <w:sz w:val="19"/>
+          <w:szCs w:val="19"/>
+        </w:rPr>
+        <w:t xml:space="preserve"> = </w:t>
       </w:r>
       <w:r>
         <w:rPr>
@@ -2227,16 +3230,56 @@
           <w:sz w:val="19"/>
           <w:szCs w:val="19"/>
         </w:rPr>
-        <w:t>"Matbeth"</w:t>
-      </w:r>
-      <w:r>
-        <w:rPr>
-          <w:rFonts w:ascii="Cascadia Mono" w:hAnsi="Cascadia Mono" w:cs="Cascadia Mono"/>
-          <w:color w:val="000000"/>
-          <w:sz w:val="19"/>
-          <w:szCs w:val="19"/>
-        </w:rPr>
-        <w:t>, ZombieTypeId = 2 },</w:t>
+        <w:t>"</w:t>
+      </w:r>
+      <w:proofErr w:type="spellStart"/>
+      <w:r>
+        <w:rPr>
+          <w:rFonts w:ascii="Cascadia Mono" w:hAnsi="Cascadia Mono" w:cs="Cascadia Mono"/>
+          <w:color w:val="A31515"/>
+          <w:sz w:val="19"/>
+          <w:szCs w:val="19"/>
+        </w:rPr>
+        <w:t>Matbeth</w:t>
+      </w:r>
+      <w:proofErr w:type="spellEnd"/>
+      <w:r>
+        <w:rPr>
+          <w:rFonts w:ascii="Cascadia Mono" w:hAnsi="Cascadia Mono" w:cs="Cascadia Mono"/>
+          <w:color w:val="A31515"/>
+          <w:sz w:val="19"/>
+          <w:szCs w:val="19"/>
+        </w:rPr>
+        <w:t>"</w:t>
+      </w:r>
+      <w:r>
+        <w:rPr>
+          <w:rFonts w:ascii="Cascadia Mono" w:hAnsi="Cascadia Mono" w:cs="Cascadia Mono"/>
+          <w:color w:val="000000"/>
+          <w:sz w:val="19"/>
+          <w:szCs w:val="19"/>
+        </w:rPr>
+        <w:t xml:space="preserve">, </w:t>
+      </w:r>
+      <w:proofErr w:type="spellStart"/>
+      <w:r>
+        <w:rPr>
+          <w:rFonts w:ascii="Cascadia Mono" w:hAnsi="Cascadia Mono" w:cs="Cascadia Mono"/>
+          <w:color w:val="000000"/>
+          <w:sz w:val="19"/>
+          <w:szCs w:val="19"/>
+        </w:rPr>
+        <w:t>ZombieTypeId</w:t>
+      </w:r>
+      <w:proofErr w:type="spellEnd"/>
+      <w:r>
+        <w:rPr>
+          <w:rFonts w:ascii="Cascadia Mono" w:hAnsi="Cascadia Mono" w:cs="Cascadia Mono"/>
+          <w:color w:val="000000"/>
+          <w:sz w:val="19"/>
+          <w:szCs w:val="19"/>
+        </w:rPr>
+        <w:t xml:space="preserve"> = 2 },</w:t>
       </w:r>
     </w:p>
     <w:p>
@@ -2285,7 +3328,27 @@
           <w:sz w:val="19"/>
           <w:szCs w:val="19"/>
         </w:rPr>
-        <w:t xml:space="preserve"> Zombie { Id = 14, Point = 5, Force = 5, ShortDesc = </w:t>
+        <w:t xml:space="preserve"> Zombie { Id = 14, Point = 5, Force = 5, </w:t>
+      </w:r>
+      <w:proofErr w:type="spellStart"/>
+      <w:r>
+        <w:rPr>
+          <w:rFonts w:ascii="Cascadia Mono" w:hAnsi="Cascadia Mono" w:cs="Cascadia Mono"/>
+          <w:color w:val="000000"/>
+          <w:sz w:val="19"/>
+          <w:szCs w:val="19"/>
+        </w:rPr>
+        <w:t>ShortDesc</w:t>
+      </w:r>
+      <w:proofErr w:type="spellEnd"/>
+      <w:r>
+        <w:rPr>
+          <w:rFonts w:ascii="Cascadia Mono" w:hAnsi="Cascadia Mono" w:cs="Cascadia Mono"/>
+          <w:color w:val="000000"/>
+          <w:sz w:val="19"/>
+          <w:szCs w:val="19"/>
+        </w:rPr>
+        <w:t xml:space="preserve"> = </w:t>
       </w:r>
       <w:r>
         <w:rPr>
@@ -2321,7 +3384,27 @@
           <w:sz w:val="19"/>
           <w:szCs w:val="19"/>
         </w:rPr>
-        <w:t>, ZombieTypeId = 3 },</w:t>
+        <w:t xml:space="preserve">, </w:t>
+      </w:r>
+      <w:proofErr w:type="spellStart"/>
+      <w:r>
+        <w:rPr>
+          <w:rFonts w:ascii="Cascadia Mono" w:hAnsi="Cascadia Mono" w:cs="Cascadia Mono"/>
+          <w:color w:val="000000"/>
+          <w:sz w:val="19"/>
+          <w:szCs w:val="19"/>
+        </w:rPr>
+        <w:t>ZombieTypeId</w:t>
+      </w:r>
+      <w:proofErr w:type="spellEnd"/>
+      <w:r>
+        <w:rPr>
+          <w:rFonts w:ascii="Cascadia Mono" w:hAnsi="Cascadia Mono" w:cs="Cascadia Mono"/>
+          <w:color w:val="000000"/>
+          <w:sz w:val="19"/>
+          <w:szCs w:val="19"/>
+        </w:rPr>
+        <w:t xml:space="preserve"> = 3 },</w:t>
       </w:r>
     </w:p>
     <w:p>
@@ -2370,7 +3453,27 @@
           <w:sz w:val="19"/>
           <w:szCs w:val="19"/>
         </w:rPr>
-        <w:t xml:space="preserve"> Zombie { Id = 15, Point = 4, Force = 10, ShortDesc = </w:t>
+        <w:t xml:space="preserve"> Zombie { Id = 15, Point = 4, Force = 10, </w:t>
+      </w:r>
+      <w:proofErr w:type="spellStart"/>
+      <w:r>
+        <w:rPr>
+          <w:rFonts w:ascii="Cascadia Mono" w:hAnsi="Cascadia Mono" w:cs="Cascadia Mono"/>
+          <w:color w:val="000000"/>
+          <w:sz w:val="19"/>
+          <w:szCs w:val="19"/>
+        </w:rPr>
+        <w:t>ShortDesc</w:t>
+      </w:r>
+      <w:proofErr w:type="spellEnd"/>
+      <w:r>
+        <w:rPr>
+          <w:rFonts w:ascii="Cascadia Mono" w:hAnsi="Cascadia Mono" w:cs="Cascadia Mono"/>
+          <w:color w:val="000000"/>
+          <w:sz w:val="19"/>
+          <w:szCs w:val="19"/>
+        </w:rPr>
+        <w:t xml:space="preserve"> = </w:t>
       </w:r>
       <w:r>
         <w:rPr>
@@ -2397,16 +3500,56 @@
           <w:sz w:val="19"/>
           <w:szCs w:val="19"/>
         </w:rPr>
-        <w:t>"Clicker"</w:t>
-      </w:r>
-      <w:r>
-        <w:rPr>
-          <w:rFonts w:ascii="Cascadia Mono" w:hAnsi="Cascadia Mono" w:cs="Cascadia Mono"/>
-          <w:color w:val="000000"/>
-          <w:sz w:val="19"/>
-          <w:szCs w:val="19"/>
-        </w:rPr>
-        <w:t>, ZombieTypeId = 2 },</w:t>
+        <w:t>"</w:t>
+      </w:r>
+      <w:proofErr w:type="spellStart"/>
+      <w:r>
+        <w:rPr>
+          <w:rFonts w:ascii="Cascadia Mono" w:hAnsi="Cascadia Mono" w:cs="Cascadia Mono"/>
+          <w:color w:val="A31515"/>
+          <w:sz w:val="19"/>
+          <w:szCs w:val="19"/>
+        </w:rPr>
+        <w:t>Clicker</w:t>
+      </w:r>
+      <w:proofErr w:type="spellEnd"/>
+      <w:r>
+        <w:rPr>
+          <w:rFonts w:ascii="Cascadia Mono" w:hAnsi="Cascadia Mono" w:cs="Cascadia Mono"/>
+          <w:color w:val="A31515"/>
+          <w:sz w:val="19"/>
+          <w:szCs w:val="19"/>
+        </w:rPr>
+        <w:t>"</w:t>
+      </w:r>
+      <w:r>
+        <w:rPr>
+          <w:rFonts w:ascii="Cascadia Mono" w:hAnsi="Cascadia Mono" w:cs="Cascadia Mono"/>
+          <w:color w:val="000000"/>
+          <w:sz w:val="19"/>
+          <w:szCs w:val="19"/>
+        </w:rPr>
+        <w:t xml:space="preserve">, </w:t>
+      </w:r>
+      <w:proofErr w:type="spellStart"/>
+      <w:r>
+        <w:rPr>
+          <w:rFonts w:ascii="Cascadia Mono" w:hAnsi="Cascadia Mono" w:cs="Cascadia Mono"/>
+          <w:color w:val="000000"/>
+          <w:sz w:val="19"/>
+          <w:szCs w:val="19"/>
+        </w:rPr>
+        <w:t>ZombieTypeId</w:t>
+      </w:r>
+      <w:proofErr w:type="spellEnd"/>
+      <w:r>
+        <w:rPr>
+          <w:rFonts w:ascii="Cascadia Mono" w:hAnsi="Cascadia Mono" w:cs="Cascadia Mono"/>
+          <w:color w:val="000000"/>
+          <w:sz w:val="19"/>
+          <w:szCs w:val="19"/>
+        </w:rPr>
+        <w:t xml:space="preserve"> = 2 },</w:t>
       </w:r>
     </w:p>
     <w:p>
@@ -2455,7 +3598,27 @@
           <w:sz w:val="19"/>
           <w:szCs w:val="19"/>
         </w:rPr>
-        <w:t xml:space="preserve"> Zombie { Id = 16, Point = 10, Force = 12, ShortDesc = </w:t>
+        <w:t xml:space="preserve"> Zombie { Id = 16, Point = 10, Force = 12, </w:t>
+      </w:r>
+      <w:proofErr w:type="spellStart"/>
+      <w:r>
+        <w:rPr>
+          <w:rFonts w:ascii="Cascadia Mono" w:hAnsi="Cascadia Mono" w:cs="Cascadia Mono"/>
+          <w:color w:val="000000"/>
+          <w:sz w:val="19"/>
+          <w:szCs w:val="19"/>
+        </w:rPr>
+        <w:t>ShortDesc</w:t>
+      </w:r>
+      <w:proofErr w:type="spellEnd"/>
+      <w:r>
+        <w:rPr>
+          <w:rFonts w:ascii="Cascadia Mono" w:hAnsi="Cascadia Mono" w:cs="Cascadia Mono"/>
+          <w:color w:val="000000"/>
+          <w:sz w:val="19"/>
+          <w:szCs w:val="19"/>
+        </w:rPr>
+        <w:t xml:space="preserve"> = </w:t>
       </w:r>
       <w:r>
         <w:rPr>
@@ -2482,16 +3645,56 @@
           <w:sz w:val="19"/>
           <w:szCs w:val="19"/>
         </w:rPr>
-        <w:t>"TeamsZombie"</w:t>
-      </w:r>
-      <w:r>
-        <w:rPr>
-          <w:rFonts w:ascii="Cascadia Mono" w:hAnsi="Cascadia Mono" w:cs="Cascadia Mono"/>
-          <w:color w:val="000000"/>
-          <w:sz w:val="19"/>
-          <w:szCs w:val="19"/>
-        </w:rPr>
-        <w:t>, ZombieTypeId = 3 },</w:t>
+        <w:t>"</w:t>
+      </w:r>
+      <w:proofErr w:type="spellStart"/>
+      <w:r>
+        <w:rPr>
+          <w:rFonts w:ascii="Cascadia Mono" w:hAnsi="Cascadia Mono" w:cs="Cascadia Mono"/>
+          <w:color w:val="A31515"/>
+          <w:sz w:val="19"/>
+          <w:szCs w:val="19"/>
+        </w:rPr>
+        <w:t>TeamsZombie</w:t>
+      </w:r>
+      <w:proofErr w:type="spellEnd"/>
+      <w:r>
+        <w:rPr>
+          <w:rFonts w:ascii="Cascadia Mono" w:hAnsi="Cascadia Mono" w:cs="Cascadia Mono"/>
+          <w:color w:val="A31515"/>
+          <w:sz w:val="19"/>
+          <w:szCs w:val="19"/>
+        </w:rPr>
+        <w:t>"</w:t>
+      </w:r>
+      <w:r>
+        <w:rPr>
+          <w:rFonts w:ascii="Cascadia Mono" w:hAnsi="Cascadia Mono" w:cs="Cascadia Mono"/>
+          <w:color w:val="000000"/>
+          <w:sz w:val="19"/>
+          <w:szCs w:val="19"/>
+        </w:rPr>
+        <w:t xml:space="preserve">, </w:t>
+      </w:r>
+      <w:proofErr w:type="spellStart"/>
+      <w:r>
+        <w:rPr>
+          <w:rFonts w:ascii="Cascadia Mono" w:hAnsi="Cascadia Mono" w:cs="Cascadia Mono"/>
+          <w:color w:val="000000"/>
+          <w:sz w:val="19"/>
+          <w:szCs w:val="19"/>
+        </w:rPr>
+        <w:t>ZombieTypeId</w:t>
+      </w:r>
+      <w:proofErr w:type="spellEnd"/>
+      <w:r>
+        <w:rPr>
+          <w:rFonts w:ascii="Cascadia Mono" w:hAnsi="Cascadia Mono" w:cs="Cascadia Mono"/>
+          <w:color w:val="000000"/>
+          <w:sz w:val="19"/>
+          <w:szCs w:val="19"/>
+        </w:rPr>
+        <w:t xml:space="preserve"> = 3 },</w:t>
       </w:r>
     </w:p>
     <w:p>
@@ -2540,7 +3743,27 @@
           <w:sz w:val="19"/>
           <w:szCs w:val="19"/>
         </w:rPr>
-        <w:t xml:space="preserve"> Zombie { Id = 17, Point = 4, Force = 20, ShortDesc = </w:t>
+        <w:t xml:space="preserve"> Zombie { Id = 17, Point = 4, Force = 20, </w:t>
+      </w:r>
+      <w:proofErr w:type="spellStart"/>
+      <w:r>
+        <w:rPr>
+          <w:rFonts w:ascii="Cascadia Mono" w:hAnsi="Cascadia Mono" w:cs="Cascadia Mono"/>
+          <w:color w:val="000000"/>
+          <w:sz w:val="19"/>
+          <w:szCs w:val="19"/>
+        </w:rPr>
+        <w:t>ShortDesc</w:t>
+      </w:r>
+      <w:proofErr w:type="spellEnd"/>
+      <w:r>
+        <w:rPr>
+          <w:rFonts w:ascii="Cascadia Mono" w:hAnsi="Cascadia Mono" w:cs="Cascadia Mono"/>
+          <w:color w:val="000000"/>
+          <w:sz w:val="19"/>
+          <w:szCs w:val="19"/>
+        </w:rPr>
+        <w:t xml:space="preserve"> = </w:t>
       </w:r>
       <w:r>
         <w:rPr>
@@ -2576,7 +3799,27 @@
           <w:sz w:val="19"/>
           <w:szCs w:val="19"/>
         </w:rPr>
-        <w:t>, ZombieTypeId = 3 }</w:t>
+        <w:t xml:space="preserve">, </w:t>
+      </w:r>
+      <w:proofErr w:type="spellStart"/>
+      <w:r>
+        <w:rPr>
+          <w:rFonts w:ascii="Cascadia Mono" w:hAnsi="Cascadia Mono" w:cs="Cascadia Mono"/>
+          <w:color w:val="000000"/>
+          <w:sz w:val="19"/>
+          <w:szCs w:val="19"/>
+        </w:rPr>
+        <w:t>ZombieTypeId</w:t>
+      </w:r>
+      <w:proofErr w:type="spellEnd"/>
+      <w:r>
+        <w:rPr>
+          <w:rFonts w:ascii="Cascadia Mono" w:hAnsi="Cascadia Mono" w:cs="Cascadia Mono"/>
+          <w:color w:val="000000"/>
+          <w:sz w:val="19"/>
+          <w:szCs w:val="19"/>
+        </w:rPr>
+        <w:t xml:space="preserve"> = 3 }</w:t>
       </w:r>
     </w:p>
     <w:p>
@@ -2616,6 +3859,7 @@
       <w:r>
         <w:t xml:space="preserve"> </w:t>
       </w:r>
+      <w:proofErr w:type="spellStart"/>
       <w:r>
         <w:rPr>
           <w:b/>
@@ -2630,6 +3874,7 @@
         </w:rPr>
         <w:t>ZombieForce_Seed</w:t>
       </w:r>
+      <w:proofErr w:type="spellEnd"/>
       <w:r>
         <w:t>, mettez à jour votre base de données</w:t>
       </w:r>
@@ -2642,43 +3887,69 @@
           <w:numId w:val="3"/>
         </w:numPr>
         <w:spacing w:before="0" w:after="160" w:line="259" w:lineRule="auto"/>
-      </w:pPr>
-      <w:r>
+        <w:rPr>
+          <w:highlight w:val="magenta"/>
+        </w:rPr>
+      </w:pPr>
+      <w:r>
+        <w:rPr>
+          <w:highlight w:val="magenta"/>
+        </w:rPr>
         <w:t xml:space="preserve">Ajustez les vues qui utilisent </w:t>
       </w:r>
       <w:r>
         <w:rPr>
           <w:b/>
           <w:bCs/>
+          <w:highlight w:val="magenta"/>
         </w:rPr>
         <w:t>Zombie</w:t>
       </w:r>
       <w:r>
+        <w:rPr>
+          <w:highlight w:val="magenta"/>
+        </w:rPr>
         <w:t xml:space="preserve"> </w:t>
       </w:r>
       <w:r>
+        <w:rPr>
+          <w:highlight w:val="magenta"/>
+        </w:rPr>
         <w:t xml:space="preserve">ou </w:t>
       </w:r>
+      <w:proofErr w:type="spellStart"/>
       <w:r>
         <w:rPr>
           <w:b/>
           <w:bCs/>
+          <w:highlight w:val="magenta"/>
         </w:rPr>
         <w:t>ZombieVM</w:t>
       </w:r>
-      <w:r>
+      <w:proofErr w:type="spellEnd"/>
+      <w:r>
+        <w:rPr>
+          <w:highlight w:val="magenta"/>
+        </w:rPr>
         <w:t xml:space="preserve"> </w:t>
       </w:r>
       <w:r>
+        <w:rPr>
+          <w:highlight w:val="magenta"/>
+        </w:rPr>
         <w:t>comme modèle</w:t>
       </w:r>
       <w:r>
+        <w:rPr>
+          <w:highlight w:val="magenta"/>
+        </w:rPr>
         <w:t xml:space="preserve"> pour </w:t>
       </w:r>
       <w:r>
         <w:rPr>
           <w:b/>
           <w:bCs/>
+          <w:highlight w:val="magenta"/>
         </w:rPr>
         <w:t>afficher la propriété force</w:t>
       </w:r>
@@ -2760,12 +4031,21 @@
       <w:r>
         <w:t xml:space="preserve">Cliquez sur </w:t>
       </w:r>
+      <w:proofErr w:type="spellStart"/>
       <w:r>
         <w:rPr>
           <w:b/>
           <w:bCs/>
         </w:rPr>
-        <w:t>View changes</w:t>
+        <w:t>View</w:t>
+      </w:r>
+      <w:proofErr w:type="spellEnd"/>
+      <w:r>
+        <w:rPr>
+          <w:b/>
+          <w:bCs/>
+        </w:rPr>
+        <w:t xml:space="preserve"> changes</w:t>
       </w:r>
     </w:p>
     <w:p>
@@ -2816,6 +4096,7 @@
         </w:numPr>
         <w:spacing w:before="0" w:after="160" w:line="259" w:lineRule="auto"/>
       </w:pPr>
+      <w:proofErr w:type="spellStart"/>
       <w:r>
         <w:rPr>
           <w:b/>
@@ -2823,6 +4104,7 @@
         </w:rPr>
         <w:t>Summary</w:t>
       </w:r>
+      <w:proofErr w:type="spellEnd"/>
       <w:r>
         <w:t>: FCT Ajout Zombie Force</w:t>
       </w:r>
@@ -2830,8 +4112,13 @@
         <w:t xml:space="preserve"> et</w:t>
       </w:r>
       <w:r>
-        <w:t xml:space="preserve"> seed</w:t>
-      </w:r>
+        <w:t xml:space="preserve"> </w:t>
+      </w:r>
+      <w:proofErr w:type="spellStart"/>
+      <w:r>
+        <w:t>seed</w:t>
+      </w:r>
+      <w:proofErr w:type="spellEnd"/>
     </w:p>
     <w:p>
       <w:pPr>
@@ -2862,7 +4149,15 @@
         <w:t>modification du Seed</w:t>
       </w:r>
       <w:r>
-        <w:t xml:space="preserve"> et des vues Create, Update et Details</w:t>
+        <w:t xml:space="preserve"> et des vues </w:t>
+      </w:r>
+      <w:proofErr w:type="spellStart"/>
+      <w:r>
+        <w:t>Create</w:t>
+      </w:r>
+      <w:proofErr w:type="spellEnd"/>
+      <w:r>
+        <w:t>, Update et Details</w:t>
       </w:r>
       <w:r>
         <w:t xml:space="preserve"> pour ajouter </w:t>
@@ -2913,6 +4208,7 @@
       <w:r>
         <w:t xml:space="preserve"> les modifications sur le repo en ligne </w:t>
       </w:r>
+      <w:proofErr w:type="spellStart"/>
       <w:r>
         <w:rPr>
           <w:b/>
@@ -2920,6 +4216,7 @@
         </w:rPr>
         <w:t>Remote</w:t>
       </w:r>
+      <w:proofErr w:type="spellEnd"/>
       <w:r>
         <w:t xml:space="preserve">: cliquez sur </w:t>
       </w:r>
@@ -2980,7 +4277,15 @@
         </w:rPr>
       </w:pPr>
       <w:r>
-        <w:t>Nous voulons créer une vue partielle présentant l’information principale d’un zombie sous forme de Card Bootstrap qui pourra être utilisée dans d’autres vues.</w:t>
+        <w:t xml:space="preserve">Nous voulons créer une vue partielle présentant l’information principale d’un zombie sous forme de </w:t>
+      </w:r>
+      <w:proofErr w:type="spellStart"/>
+      <w:r>
+        <w:t>Card</w:t>
+      </w:r>
+      <w:proofErr w:type="spellEnd"/>
+      <w:r>
+        <w:t xml:space="preserve"> Bootstrap qui pourra être utilisée dans d’autres vues.</w:t>
       </w:r>
       <w:r>
         <w:t xml:space="preserve"> Cette vue partielle présente une image générique de zombie qui sera, ultérieurement</w:t>
@@ -3036,32 +4341,64 @@
           <w:b/>
           <w:bCs/>
         </w:rPr>
-        <w:t xml:space="preserve">_ZombieCard </w:t>
-      </w:r>
-      <w:r>
-        <w:t>à partir d</w:t>
-      </w:r>
-      <w:r>
-        <w:t>u code en annexe</w:t>
-      </w:r>
-      <w:r>
-        <w:t xml:space="preserve">. </w:t>
-      </w:r>
-      <w:r>
-        <w:t xml:space="preserve">Les vues partielles vont habituellement </w:t>
-      </w:r>
-      <w:r>
-        <w:t>sous le dossier</w:t>
-      </w:r>
-      <w:r>
-        <w:t xml:space="preserve"> </w:t>
-      </w:r>
+        <w:t>_</w:t>
+      </w:r>
+      <w:proofErr w:type="spellStart"/>
       <w:r>
         <w:rPr>
           <w:b/>
           <w:bCs/>
         </w:rPr>
-        <w:t>/Shared/</w:t>
+        <w:t>ZombieCard</w:t>
+      </w:r>
+      <w:proofErr w:type="spellEnd"/>
+      <w:r>
+        <w:rPr>
+          <w:b/>
+          <w:bCs/>
+        </w:rPr>
+        <w:t xml:space="preserve"> </w:t>
+      </w:r>
+      <w:r>
+        <w:t>à partir d</w:t>
+      </w:r>
+      <w:r>
+        <w:t>u code en annexe</w:t>
+      </w:r>
+      <w:r>
+        <w:t xml:space="preserve">. </w:t>
+      </w:r>
+      <w:r>
+        <w:t xml:space="preserve">Les vues partielles vont habituellement </w:t>
+      </w:r>
+      <w:r>
+        <w:t>sous le dossier</w:t>
+      </w:r>
+      <w:r>
+        <w:t xml:space="preserve"> </w:t>
+      </w:r>
+      <w:r>
+        <w:rPr>
+          <w:b/>
+          <w:bCs/>
+        </w:rPr>
+        <w:t>/</w:t>
+      </w:r>
+      <w:proofErr w:type="spellStart"/>
+      <w:r>
+        <w:rPr>
+          <w:b/>
+          <w:bCs/>
+        </w:rPr>
+        <w:t>Shared</w:t>
+      </w:r>
+      <w:proofErr w:type="spellEnd"/>
+      <w:r>
+        <w:rPr>
+          <w:b/>
+          <w:bCs/>
+        </w:rPr>
+        <w:t>/</w:t>
       </w:r>
       <w:r>
         <w:rPr>
@@ -3247,7 +4584,29 @@
           <w:szCs w:val="21"/>
           <w:lang w:val="en-CA"/>
         </w:rPr>
-        <w:t>"card border-primary rounded shadow-sm"</w:t>
+        <w:t>"card border-primary rounded shadow-</w:t>
+      </w:r>
+      <w:proofErr w:type="spellStart"/>
+      <w:r>
+        <w:rPr>
+          <w:rFonts w:ascii="Consolas" w:eastAsia="Times New Roman" w:hAnsi="Consolas" w:cs="Times New Roman"/>
+          <w:color w:val="0000FF"/>
+          <w:sz w:val="21"/>
+          <w:szCs w:val="21"/>
+          <w:lang w:val="en-CA"/>
+        </w:rPr>
+        <w:t>sm</w:t>
+      </w:r>
+      <w:proofErr w:type="spellEnd"/>
+      <w:r>
+        <w:rPr>
+          <w:rFonts w:ascii="Consolas" w:eastAsia="Times New Roman" w:hAnsi="Consolas" w:cs="Times New Roman"/>
+          <w:color w:val="0000FF"/>
+          <w:sz w:val="21"/>
+          <w:szCs w:val="21"/>
+          <w:lang w:val="en-CA"/>
+        </w:rPr>
+        <w:t>"</w:t>
       </w:r>
       <w:r>
         <w:rPr>
@@ -3287,7 +4646,51 @@
           <w:szCs w:val="21"/>
           <w:lang w:val="en-CA"/>
         </w:rPr>
-        <w:t>"background: url('/images/imagesLayout/fond.png');"</w:t>
+        <w:t xml:space="preserve">"background: </w:t>
+      </w:r>
+      <w:proofErr w:type="spellStart"/>
+      <w:r>
+        <w:rPr>
+          <w:rFonts w:ascii="Consolas" w:eastAsia="Times New Roman" w:hAnsi="Consolas" w:cs="Times New Roman"/>
+          <w:color w:val="0000FF"/>
+          <w:sz w:val="21"/>
+          <w:szCs w:val="21"/>
+          <w:lang w:val="en-CA"/>
+        </w:rPr>
+        <w:t>url</w:t>
+      </w:r>
+      <w:proofErr w:type="spellEnd"/>
+      <w:r>
+        <w:rPr>
+          <w:rFonts w:ascii="Consolas" w:eastAsia="Times New Roman" w:hAnsi="Consolas" w:cs="Times New Roman"/>
+          <w:color w:val="0000FF"/>
+          <w:sz w:val="21"/>
+          <w:szCs w:val="21"/>
+          <w:lang w:val="en-CA"/>
+        </w:rPr>
+        <w:t>('/images/</w:t>
+      </w:r>
+      <w:proofErr w:type="spellStart"/>
+      <w:r>
+        <w:rPr>
+          <w:rFonts w:ascii="Consolas" w:eastAsia="Times New Roman" w:hAnsi="Consolas" w:cs="Times New Roman"/>
+          <w:color w:val="0000FF"/>
+          <w:sz w:val="21"/>
+          <w:szCs w:val="21"/>
+          <w:lang w:val="en-CA"/>
+        </w:rPr>
+        <w:t>imagesLayout</w:t>
+      </w:r>
+      <w:proofErr w:type="spellEnd"/>
+      <w:r>
+        <w:rPr>
+          <w:rFonts w:ascii="Consolas" w:eastAsia="Times New Roman" w:hAnsi="Consolas" w:cs="Times New Roman"/>
+          <w:color w:val="0000FF"/>
+          <w:sz w:val="21"/>
+          <w:szCs w:val="21"/>
+          <w:lang w:val="en-CA"/>
+        </w:rPr>
+        <w:t>/fond.png');"</w:t>
       </w:r>
       <w:r>
         <w:rPr>
@@ -3578,8 +4981,20 @@
           <w:szCs w:val="21"/>
           <w:lang w:val="en-CA"/>
         </w:rPr>
-        <w:t>&lt;img</w:t>
-      </w:r>
+        <w:t>&lt;</w:t>
+      </w:r>
+      <w:proofErr w:type="spellStart"/>
+      <w:r>
+        <w:rPr>
+          <w:rFonts w:ascii="Consolas" w:eastAsia="Times New Roman" w:hAnsi="Consolas" w:cs="Times New Roman"/>
+          <w:color w:val="800000"/>
+          <w:sz w:val="21"/>
+          <w:szCs w:val="21"/>
+          <w:lang w:val="en-CA"/>
+        </w:rPr>
+        <w:t>img</w:t>
+      </w:r>
+      <w:proofErr w:type="spellEnd"/>
       <w:r>
         <w:rPr>
           <w:rFonts w:ascii="Consolas" w:eastAsia="Times New Roman" w:hAnsi="Consolas" w:cs="Times New Roman"/>
@@ -3618,7 +5033,51 @@
           <w:szCs w:val="21"/>
           <w:lang w:val="en-CA"/>
         </w:rPr>
-        <w:t>"card-img-top img-fluid d-block mx-auto mb-3"</w:t>
+        <w:t>"card-</w:t>
+      </w:r>
+      <w:proofErr w:type="spellStart"/>
+      <w:r>
+        <w:rPr>
+          <w:rFonts w:ascii="Consolas" w:eastAsia="Times New Roman" w:hAnsi="Consolas" w:cs="Times New Roman"/>
+          <w:color w:val="0000FF"/>
+          <w:sz w:val="21"/>
+          <w:szCs w:val="21"/>
+          <w:lang w:val="en-CA"/>
+        </w:rPr>
+        <w:t>img</w:t>
+      </w:r>
+      <w:proofErr w:type="spellEnd"/>
+      <w:r>
+        <w:rPr>
+          <w:rFonts w:ascii="Consolas" w:eastAsia="Times New Roman" w:hAnsi="Consolas" w:cs="Times New Roman"/>
+          <w:color w:val="0000FF"/>
+          <w:sz w:val="21"/>
+          <w:szCs w:val="21"/>
+          <w:lang w:val="en-CA"/>
+        </w:rPr>
+        <w:t xml:space="preserve">-top </w:t>
+      </w:r>
+      <w:proofErr w:type="spellStart"/>
+      <w:r>
+        <w:rPr>
+          <w:rFonts w:ascii="Consolas" w:eastAsia="Times New Roman" w:hAnsi="Consolas" w:cs="Times New Roman"/>
+          <w:color w:val="0000FF"/>
+          <w:sz w:val="21"/>
+          <w:szCs w:val="21"/>
+          <w:lang w:val="en-CA"/>
+        </w:rPr>
+        <w:t>img</w:t>
+      </w:r>
+      <w:proofErr w:type="spellEnd"/>
+      <w:r>
+        <w:rPr>
+          <w:rFonts w:ascii="Consolas" w:eastAsia="Times New Roman" w:hAnsi="Consolas" w:cs="Times New Roman"/>
+          <w:color w:val="0000FF"/>
+          <w:sz w:val="21"/>
+          <w:szCs w:val="21"/>
+          <w:lang w:val="en-CA"/>
+        </w:rPr>
+        <w:t>-fluid d-block mx-auto mb-3"</w:t>
       </w:r>
       <w:r>
         <w:rPr>
@@ -3630,6 +5089,7 @@
         </w:rPr>
         <w:t xml:space="preserve"> </w:t>
       </w:r>
+      <w:proofErr w:type="spellStart"/>
       <w:r>
         <w:rPr>
           <w:rFonts w:ascii="Consolas" w:eastAsia="Times New Roman" w:hAnsi="Consolas" w:cs="Times New Roman"/>
@@ -3640,6 +5100,7 @@
         </w:rPr>
         <w:t>src</w:t>
       </w:r>
+      <w:proofErr w:type="spellEnd"/>
       <w:r>
         <w:rPr>
           <w:rFonts w:ascii="Consolas" w:eastAsia="Times New Roman" w:hAnsi="Consolas" w:cs="Times New Roman"/>
@@ -3738,7 +5199,18 @@
           <w:szCs w:val="21"/>
           <w:lang w:val="en-CA"/>
         </w:rPr>
-        <w:t>"Zombie photo"</w:t>
+        <w:t>"Zombie photo</w:t>
+      </w:r>
+      <w:proofErr w:type="gramStart"/>
+      <w:r>
+        <w:rPr>
+          <w:rFonts w:ascii="Consolas" w:eastAsia="Times New Roman" w:hAnsi="Consolas" w:cs="Times New Roman"/>
+          <w:color w:val="0000FF"/>
+          <w:sz w:val="21"/>
+          <w:szCs w:val="21"/>
+          <w:lang w:val="en-CA"/>
+        </w:rPr>
+        <w:t>"</w:t>
       </w:r>
       <w:r>
         <w:rPr>
@@ -3760,6 +5232,7 @@
         </w:rPr>
         <w:t>style</w:t>
       </w:r>
+      <w:proofErr w:type="gramEnd"/>
       <w:r>
         <w:rPr>
           <w:rFonts w:ascii="Consolas" w:eastAsia="Times New Roman" w:hAnsi="Consolas" w:cs="Times New Roman"/>
@@ -4088,7 +5561,29 @@
           <w:szCs w:val="21"/>
           <w:lang w:val="en-CA"/>
         </w:rPr>
-        <w:t>"badge p-2 border w-100 btn-dark"</w:t>
+        <w:t xml:space="preserve">"badge p-2 border w-100 </w:t>
+      </w:r>
+      <w:proofErr w:type="spellStart"/>
+      <w:r>
+        <w:rPr>
+          <w:rFonts w:ascii="Consolas" w:eastAsia="Times New Roman" w:hAnsi="Consolas" w:cs="Times New Roman"/>
+          <w:color w:val="0000FF"/>
+          <w:sz w:val="21"/>
+          <w:szCs w:val="21"/>
+          <w:lang w:val="en-CA"/>
+        </w:rPr>
+        <w:t>btn</w:t>
+      </w:r>
+      <w:proofErr w:type="spellEnd"/>
+      <w:r>
+        <w:rPr>
+          <w:rFonts w:ascii="Consolas" w:eastAsia="Times New Roman" w:hAnsi="Consolas" w:cs="Times New Roman"/>
+          <w:color w:val="0000FF"/>
+          <w:sz w:val="21"/>
+          <w:szCs w:val="21"/>
+          <w:lang w:val="en-CA"/>
+        </w:rPr>
+        <w:t>-dark"</w:t>
       </w:r>
       <w:r>
         <w:rPr>
@@ -4300,7 +5795,29 @@
           <w:szCs w:val="21"/>
           <w:lang w:val="en-CA"/>
         </w:rPr>
-        <w:t>"padding-left:3px;padding-right:25px;"</w:t>
+        <w:t>"padding-left:3</w:t>
+      </w:r>
+      <w:proofErr w:type="gramStart"/>
+      <w:r>
+        <w:rPr>
+          <w:rFonts w:ascii="Consolas" w:eastAsia="Times New Roman" w:hAnsi="Consolas" w:cs="Times New Roman"/>
+          <w:color w:val="0000FF"/>
+          <w:sz w:val="21"/>
+          <w:szCs w:val="21"/>
+          <w:lang w:val="en-CA"/>
+        </w:rPr>
+        <w:t>px;padding</w:t>
+      </w:r>
+      <w:proofErr w:type="gramEnd"/>
+      <w:r>
+        <w:rPr>
+          <w:rFonts w:ascii="Consolas" w:eastAsia="Times New Roman" w:hAnsi="Consolas" w:cs="Times New Roman"/>
+          <w:color w:val="0000FF"/>
+          <w:sz w:val="21"/>
+          <w:szCs w:val="21"/>
+          <w:lang w:val="en-CA"/>
+        </w:rPr>
+        <w:t>-right:25px;"</w:t>
       </w:r>
       <w:r>
         <w:rPr>
@@ -4390,7 +5907,29 @@
           <w:szCs w:val="21"/>
           <w:lang w:val="en-CA"/>
         </w:rPr>
-        <w:t>"badge p-2 border w-100 btn-primary"</w:t>
+        <w:t xml:space="preserve">"badge p-2 border w-100 </w:t>
+      </w:r>
+      <w:proofErr w:type="spellStart"/>
+      <w:r>
+        <w:rPr>
+          <w:rFonts w:ascii="Consolas" w:eastAsia="Times New Roman" w:hAnsi="Consolas" w:cs="Times New Roman"/>
+          <w:color w:val="0000FF"/>
+          <w:sz w:val="21"/>
+          <w:szCs w:val="21"/>
+          <w:lang w:val="en-CA"/>
+        </w:rPr>
+        <w:t>btn</w:t>
+      </w:r>
+      <w:proofErr w:type="spellEnd"/>
+      <w:r>
+        <w:rPr>
+          <w:rFonts w:ascii="Consolas" w:eastAsia="Times New Roman" w:hAnsi="Consolas" w:cs="Times New Roman"/>
+          <w:color w:val="0000FF"/>
+          <w:sz w:val="21"/>
+          <w:szCs w:val="21"/>
+          <w:lang w:val="en-CA"/>
+        </w:rPr>
+        <w:t>-primary"</w:t>
       </w:r>
       <w:r>
         <w:rPr>
@@ -4892,7 +6431,51 @@
           <w:szCs w:val="21"/>
           <w:lang w:val="en-CA"/>
         </w:rPr>
-        <w:t>"p-2 border w-100 btn btn-warning px-3"</w:t>
+        <w:t xml:space="preserve">"p-2 border w-100 </w:t>
+      </w:r>
+      <w:proofErr w:type="spellStart"/>
+      <w:r>
+        <w:rPr>
+          <w:rFonts w:ascii="Consolas" w:eastAsia="Times New Roman" w:hAnsi="Consolas" w:cs="Times New Roman"/>
+          <w:color w:val="0000FF"/>
+          <w:sz w:val="21"/>
+          <w:szCs w:val="21"/>
+          <w:lang w:val="en-CA"/>
+        </w:rPr>
+        <w:t>btn</w:t>
+      </w:r>
+      <w:proofErr w:type="spellEnd"/>
+      <w:r>
+        <w:rPr>
+          <w:rFonts w:ascii="Consolas" w:eastAsia="Times New Roman" w:hAnsi="Consolas" w:cs="Times New Roman"/>
+          <w:color w:val="0000FF"/>
+          <w:sz w:val="21"/>
+          <w:szCs w:val="21"/>
+          <w:lang w:val="en-CA"/>
+        </w:rPr>
+        <w:t xml:space="preserve"> </w:t>
+      </w:r>
+      <w:proofErr w:type="spellStart"/>
+      <w:r>
+        <w:rPr>
+          <w:rFonts w:ascii="Consolas" w:eastAsia="Times New Roman" w:hAnsi="Consolas" w:cs="Times New Roman"/>
+          <w:color w:val="0000FF"/>
+          <w:sz w:val="21"/>
+          <w:szCs w:val="21"/>
+          <w:lang w:val="en-CA"/>
+        </w:rPr>
+        <w:t>btn</w:t>
+      </w:r>
+      <w:proofErr w:type="spellEnd"/>
+      <w:r>
+        <w:rPr>
+          <w:rFonts w:ascii="Consolas" w:eastAsia="Times New Roman" w:hAnsi="Consolas" w:cs="Times New Roman"/>
+          <w:color w:val="0000FF"/>
+          <w:sz w:val="21"/>
+          <w:szCs w:val="21"/>
+          <w:lang w:val="en-CA"/>
+        </w:rPr>
+        <w:t>-warning px-3"</w:t>
       </w:r>
       <w:r>
         <w:rPr>
@@ -5189,7 +6772,15 @@
         <w:t xml:space="preserve"> Zombie/Index </w:t>
       </w:r>
       <w:r>
-        <w:t>(Note : Vous allez perdre les boutons Edit et Delete, mais ne vous inquiétez pas pour ça, on va avoir une solution dans un autre laboratoire)</w:t>
+        <w:t xml:space="preserve">(Note : Vous allez perdre les boutons Edit et </w:t>
+      </w:r>
+      <w:proofErr w:type="spellStart"/>
+      <w:r>
+        <w:t>Delete</w:t>
+      </w:r>
+      <w:proofErr w:type="spellEnd"/>
+      <w:r>
+        <w:t>, mais ne vous inquiétez pas pour ça, on va avoir une solution dans un autre laboratoire)</w:t>
       </w:r>
     </w:p>
     <w:p>
@@ -5205,7 +6796,15 @@
         <w:t>S</w:t>
       </w:r>
       <w:r>
-        <w:t>ous ZombieType/Details</w:t>
+        <w:t xml:space="preserve">ous </w:t>
+      </w:r>
+      <w:proofErr w:type="spellStart"/>
+      <w:r>
+        <w:t>ZombieType</w:t>
+      </w:r>
+      <w:proofErr w:type="spellEnd"/>
+      <w:r>
+        <w:t>/Details</w:t>
       </w:r>
     </w:p>
     <w:p>
@@ -5239,16 +6838,38 @@
         <w:pStyle w:val="Code"/>
       </w:pPr>
       <w:r>
-        <w:t xml:space="preserve">    @*</w:t>
+        <w:t xml:space="preserve">    @</w:t>
+      </w:r>
+      <w:proofErr w:type="gramStart"/>
+      <w:r>
+        <w:t>*</w:t>
       </w:r>
       <w:r>
         <w:rPr>
           <w:color w:val="006400"/>
         </w:rPr>
-        <w:t xml:space="preserve">  POUR CHAQUE ZOMBIE:</w:t>
-      </w:r>
-      <w:r>
-        <w:t>*@</w:t>
+        <w:t xml:space="preserve">  POUR</w:t>
+      </w:r>
+      <w:proofErr w:type="gramEnd"/>
+      <w:r>
+        <w:rPr>
+          <w:color w:val="006400"/>
+        </w:rPr>
+        <w:t xml:space="preserve"> CHAQUE </w:t>
+      </w:r>
+      <w:proofErr w:type="gramStart"/>
+      <w:r>
+        <w:rPr>
+          <w:color w:val="006400"/>
+        </w:rPr>
+        <w:t>ZOMBIE:</w:t>
+      </w:r>
+      <w:r>
+        <w:t>*</w:t>
+      </w:r>
+      <w:proofErr w:type="gramEnd"/>
+      <w:r>
+        <w:t>@</w:t>
       </w:r>
     </w:p>
     <w:p>
@@ -5261,11 +6882,33 @@
       <w:r>
         <w:t xml:space="preserve">    </w:t>
       </w:r>
+      <w:proofErr w:type="gramStart"/>
       <w:r>
         <w:rPr>
           <w:lang w:val="en-US"/>
         </w:rPr>
-        <w:t>@foreach (var item in Model.ZombiesList)</w:t>
+        <w:t>@foreach</w:t>
+      </w:r>
+      <w:proofErr w:type="gramEnd"/>
+      <w:r>
+        <w:rPr>
+          <w:lang w:val="en-US"/>
+        </w:rPr>
+        <w:t xml:space="preserve"> (var item in </w:t>
+      </w:r>
+      <w:proofErr w:type="spellStart"/>
+      <w:r>
+        <w:rPr>
+          <w:lang w:val="en-US"/>
+        </w:rPr>
+        <w:t>Model.ZombiesList</w:t>
+      </w:r>
+      <w:proofErr w:type="spellEnd"/>
+      <w:r>
+        <w:rPr>
+          <w:lang w:val="en-US"/>
+        </w:rPr>
+        <w:t>)</w:t>
       </w:r>
     </w:p>
     <w:p>
@@ -5323,7 +6966,21 @@
         <w:rPr>
           <w:lang w:val="en-US"/>
         </w:rPr>
-        <w:t xml:space="preserve">="_ZombieCard" </w:t>
+        <w:t>="_</w:t>
+      </w:r>
+      <w:proofErr w:type="spellStart"/>
+      <w:r>
+        <w:rPr>
+          <w:lang w:val="en-US"/>
+        </w:rPr>
+        <w:t>ZombieCard</w:t>
+      </w:r>
+      <w:proofErr w:type="spellEnd"/>
+      <w:r>
+        <w:rPr>
+          <w:lang w:val="en-US"/>
+        </w:rPr>
+        <w:t xml:space="preserve">" </w:t>
       </w:r>
       <w:r>
         <w:rPr>
@@ -5412,6 +7069,7 @@
       <w:r>
         <w:t xml:space="preserve">La vue Zombie/Index utilise </w:t>
       </w:r>
+      <w:proofErr w:type="spellStart"/>
       <w:r>
         <w:rPr>
           <w:rFonts w:ascii="Cascadia Mono" w:hAnsi="Cascadia Mono" w:cs="Cascadia Mono"/>
@@ -5434,7 +7092,16 @@
           <w:sz w:val="19"/>
           <w:szCs w:val="19"/>
         </w:rPr>
-        <w:t xml:space="preserve">numerable </w:t>
+        <w:t>numerable</w:t>
+      </w:r>
+      <w:proofErr w:type="spellEnd"/>
+      <w:r>
+        <w:rPr>
+          <w:rFonts w:ascii="Cascadia Mono" w:hAnsi="Cascadia Mono" w:cs="Cascadia Mono"/>
+          <w:sz w:val="19"/>
+          <w:szCs w:val="19"/>
+        </w:rPr>
+        <w:t xml:space="preserve"> </w:t>
       </w:r>
       <w:r>
         <w:rPr>
@@ -5525,11 +7192,20 @@
         <w:ind w:left="360"/>
       </w:pPr>
       <w:r>
-        <w:t>La vue ZombieType/Details</w:t>
+        <w:t xml:space="preserve">La vue </w:t>
+      </w:r>
+      <w:proofErr w:type="spellStart"/>
+      <w:r>
+        <w:t>ZombieType</w:t>
+      </w:r>
+      <w:proofErr w:type="spellEnd"/>
+      <w:r>
+        <w:t>/Details</w:t>
       </w:r>
       <w:r>
         <w:t xml:space="preserve"> utilise </w:t>
       </w:r>
+      <w:proofErr w:type="spellStart"/>
       <w:r>
         <w:rPr>
           <w:b/>
@@ -5537,6 +7213,7 @@
         </w:rPr>
         <w:t>ZombieTypeVM</w:t>
       </w:r>
+      <w:proofErr w:type="spellEnd"/>
       <w:r>
         <w:t>,</w:t>
       </w:r>
@@ -5553,12 +7230,21 @@
       <w:r>
         <w:t xml:space="preserve">Ouvrez la vue </w:t>
       </w:r>
+      <w:proofErr w:type="spellStart"/>
       <w:r>
         <w:rPr>
           <w:b/>
           <w:bCs/>
         </w:rPr>
-        <w:t>ZombieType/Details</w:t>
+        <w:t>ZombieType</w:t>
+      </w:r>
+      <w:proofErr w:type="spellEnd"/>
+      <w:r>
+        <w:rPr>
+          <w:b/>
+          <w:bCs/>
+        </w:rPr>
+        <w:t>/Details</w:t>
       </w:r>
     </w:p>
     <w:p>
@@ -5595,12 +7281,21 @@
       <w:r>
         <w:t xml:space="preserve">Testez la vue </w:t>
       </w:r>
+      <w:proofErr w:type="spellStart"/>
       <w:r>
         <w:rPr>
           <w:b/>
           <w:bCs/>
         </w:rPr>
-        <w:t>ZombieType/Details</w:t>
+        <w:t>ZombieType</w:t>
+      </w:r>
+      <w:proofErr w:type="spellEnd"/>
+      <w:r>
+        <w:rPr>
+          <w:b/>
+          <w:bCs/>
+        </w:rPr>
+        <w:t>/Details</w:t>
       </w:r>
     </w:p>
     <w:p>
@@ -5662,12 +7357,21 @@
       <w:r>
         <w:t xml:space="preserve">Cliquez sur </w:t>
       </w:r>
+      <w:proofErr w:type="spellStart"/>
       <w:r>
         <w:rPr>
           <w:b/>
           <w:bCs/>
         </w:rPr>
-        <w:t>View changes</w:t>
+        <w:t>View</w:t>
+      </w:r>
+      <w:proofErr w:type="spellEnd"/>
+      <w:r>
+        <w:rPr>
+          <w:b/>
+          <w:bCs/>
+        </w:rPr>
+        <w:t xml:space="preserve"> changes</w:t>
       </w:r>
     </w:p>
     <w:p>
@@ -5718,6 +7422,7 @@
         </w:numPr>
         <w:spacing w:before="0" w:after="160" w:line="259" w:lineRule="auto"/>
       </w:pPr>
+      <w:proofErr w:type="spellStart"/>
       <w:r>
         <w:rPr>
           <w:b/>
@@ -5725,12 +7430,18 @@
         </w:rPr>
         <w:t>Summary</w:t>
       </w:r>
+      <w:proofErr w:type="spellEnd"/>
       <w:r>
         <w:t>: REFACTOR Ajout vue par</w:t>
       </w:r>
       <w:r>
-        <w:t>tielle _ZombieCard</w:t>
-      </w:r>
+        <w:t>tielle _</w:t>
+      </w:r>
+      <w:proofErr w:type="spellStart"/>
+      <w:r>
+        <w:t>ZombieCard</w:t>
+      </w:r>
+      <w:proofErr w:type="spellEnd"/>
     </w:p>
     <w:p>
       <w:pPr>
@@ -5755,10 +7466,26 @@
         <w:t xml:space="preserve">Ajout de la </w:t>
       </w:r>
       <w:r>
-        <w:t xml:space="preserve">vue partielle _ZombieCard </w:t>
-      </w:r>
-      <w:r>
-        <w:t>utilisée dans Zombie/Index et ZombieType/Details</w:t>
+        <w:t>vue partielle _</w:t>
+      </w:r>
+      <w:proofErr w:type="spellStart"/>
+      <w:r>
+        <w:t>ZombieCard</w:t>
+      </w:r>
+      <w:proofErr w:type="spellEnd"/>
+      <w:r>
+        <w:t xml:space="preserve"> </w:t>
+      </w:r>
+      <w:r>
+        <w:t xml:space="preserve">utilisée dans Zombie/Index et </w:t>
+      </w:r>
+      <w:proofErr w:type="spellStart"/>
+      <w:r>
+        <w:t>ZombieType</w:t>
+      </w:r>
+      <w:proofErr w:type="spellEnd"/>
+      <w:r>
+        <w:t>/Details</w:t>
       </w:r>
     </w:p>
     <w:p>
@@ -5804,6 +7531,7 @@
       <w:r>
         <w:t xml:space="preserve"> les modifications sur le repo en ligne </w:t>
       </w:r>
+      <w:proofErr w:type="spellStart"/>
       <w:r>
         <w:rPr>
           <w:b/>
@@ -5811,6 +7539,7 @@
         </w:rPr>
         <w:t>Remote</w:t>
       </w:r>
+      <w:proofErr w:type="spellEnd"/>
       <w:r>
         <w:t xml:space="preserve">: cliquez sur </w:t>
       </w:r>
@@ -5887,6 +7616,7 @@
       <w:r>
         <w:t xml:space="preserve">Un </w:t>
       </w:r>
+      <w:proofErr w:type="spellStart"/>
       <w:r>
         <w:rPr>
           <w:b/>
@@ -5894,6 +7624,7 @@
         </w:rPr>
         <w:t>Upsert</w:t>
       </w:r>
+      <w:proofErr w:type="spellEnd"/>
       <w:r>
         <w:rPr>
           <w:b/>
@@ -5945,6 +7676,7 @@
       <w:r>
         <w:t xml:space="preserve"> doit être modifiée pour </w:t>
       </w:r>
+      <w:proofErr w:type="spellStart"/>
       <w:r>
         <w:rPr>
           <w:b/>
@@ -5952,22 +7684,39 @@
         </w:rPr>
         <w:t>Upsert</w:t>
       </w:r>
+      <w:proofErr w:type="spellEnd"/>
     </w:p>
     <w:p>
       <w:pPr>
         <w:spacing w:before="0" w:after="160" w:line="259" w:lineRule="auto"/>
       </w:pPr>
       <w:r>
-        <w:t>Le formulaire doit proposer le bouton Create sans passer de Id</w:t>
-      </w:r>
-      <w:r>
-        <w:t xml:space="preserve"> ou Edit en passant l</w:t>
+        <w:t xml:space="preserve">Le formulaire doit proposer le bouton </w:t>
+      </w:r>
+      <w:proofErr w:type="spellStart"/>
+      <w:r>
+        <w:t>Create</w:t>
+      </w:r>
+      <w:proofErr w:type="spellEnd"/>
+      <w:r>
+        <w:t xml:space="preserve"> sans passer de Id</w:t>
+      </w:r>
+      <w:r>
+        <w:t xml:space="preserve"> ou Edit en passant </w:t>
+      </w:r>
+      <w:proofErr w:type="spellStart"/>
+      <w:r>
+        <w:t>l</w:t>
       </w:r>
       <w:r>
         <w:t>’</w:t>
       </w:r>
       <w:r>
-        <w:t>Id, selon le cas</w:t>
+        <w:t>Id</w:t>
+      </w:r>
+      <w:proofErr w:type="spellEnd"/>
+      <w:r>
+        <w:t>, selon le cas</w:t>
       </w:r>
       <w:r>
         <w:t xml:space="preserve"> et Back to List</w:t>
@@ -5979,8 +7728,13 @@
         <w:t>ir</w:t>
       </w:r>
       <w:r>
-        <w:t xml:space="preserve"> à la vue Index). Ces boutons se répètent dans tous les formulaires Upsert</w:t>
-      </w:r>
+        <w:t xml:space="preserve"> à la vue Index). Ces boutons se répètent dans tous les formulaires </w:t>
+      </w:r>
+      <w:proofErr w:type="spellStart"/>
+      <w:r>
+        <w:t>Upsert</w:t>
+      </w:r>
+      <w:proofErr w:type="spellEnd"/>
       <w:r>
         <w:t>* : une vue partielle est tout indiquée.</w:t>
       </w:r>
@@ -6013,8 +7767,17 @@
           <w:b/>
           <w:bCs/>
         </w:rPr>
-        <w:t>_UpsertButtons</w:t>
-      </w:r>
+        <w:t>_</w:t>
+      </w:r>
+      <w:proofErr w:type="spellStart"/>
+      <w:r>
+        <w:rPr>
+          <w:b/>
+          <w:bCs/>
+        </w:rPr>
+        <w:t>UpsertButtons</w:t>
+      </w:r>
+      <w:proofErr w:type="spellEnd"/>
       <w:r>
         <w:rPr>
           <w:b/>
@@ -6366,7 +8129,51 @@
           <w:szCs w:val="19"/>
           <w:lang w:val="en-CA"/>
         </w:rPr>
-        <w:t>="btn btn-</w:t>
+        <w:t>="</w:t>
+      </w:r>
+      <w:proofErr w:type="spellStart"/>
+      <w:r>
+        <w:rPr>
+          <w:rFonts w:ascii="Cascadia Mono" w:hAnsi="Cascadia Mono" w:cs="Cascadia Mono"/>
+          <w:color w:val="0000FF"/>
+          <w:sz w:val="19"/>
+          <w:szCs w:val="19"/>
+          <w:lang w:val="en-CA"/>
+        </w:rPr>
+        <w:t>btn</w:t>
+      </w:r>
+      <w:proofErr w:type="spellEnd"/>
+      <w:r>
+        <w:rPr>
+          <w:rFonts w:ascii="Cascadia Mono" w:hAnsi="Cascadia Mono" w:cs="Cascadia Mono"/>
+          <w:color w:val="0000FF"/>
+          <w:sz w:val="19"/>
+          <w:szCs w:val="19"/>
+          <w:lang w:val="en-CA"/>
+        </w:rPr>
+        <w:t xml:space="preserve"> </w:t>
+      </w:r>
+      <w:proofErr w:type="spellStart"/>
+      <w:r>
+        <w:rPr>
+          <w:rFonts w:ascii="Cascadia Mono" w:hAnsi="Cascadia Mono" w:cs="Cascadia Mono"/>
+          <w:color w:val="0000FF"/>
+          <w:sz w:val="19"/>
+          <w:szCs w:val="19"/>
+          <w:lang w:val="en-CA"/>
+        </w:rPr>
+        <w:t>btn</w:t>
+      </w:r>
+      <w:proofErr w:type="spellEnd"/>
+      <w:r>
+        <w:rPr>
+          <w:rFonts w:ascii="Cascadia Mono" w:hAnsi="Cascadia Mono" w:cs="Cascadia Mono"/>
+          <w:color w:val="0000FF"/>
+          <w:sz w:val="19"/>
+          <w:szCs w:val="19"/>
+          <w:lang w:val="en-CA"/>
+        </w:rPr>
+        <w:t>-</w:t>
       </w:r>
       <w:r>
         <w:rPr>
@@ -6654,7 +8461,51 @@
           <w:szCs w:val="19"/>
           <w:lang w:val="en-CA"/>
         </w:rPr>
-        <w:t>="btn btn-info w-100"</w:t>
+        <w:t>="</w:t>
+      </w:r>
+      <w:proofErr w:type="spellStart"/>
+      <w:r>
+        <w:rPr>
+          <w:rFonts w:ascii="Cascadia Mono" w:hAnsi="Cascadia Mono" w:cs="Cascadia Mono"/>
+          <w:color w:val="0000FF"/>
+          <w:sz w:val="19"/>
+          <w:szCs w:val="19"/>
+          <w:lang w:val="en-CA"/>
+        </w:rPr>
+        <w:t>btn</w:t>
+      </w:r>
+      <w:proofErr w:type="spellEnd"/>
+      <w:r>
+        <w:rPr>
+          <w:rFonts w:ascii="Cascadia Mono" w:hAnsi="Cascadia Mono" w:cs="Cascadia Mono"/>
+          <w:color w:val="0000FF"/>
+          <w:sz w:val="19"/>
+          <w:szCs w:val="19"/>
+          <w:lang w:val="en-CA"/>
+        </w:rPr>
+        <w:t xml:space="preserve"> </w:t>
+      </w:r>
+      <w:proofErr w:type="spellStart"/>
+      <w:r>
+        <w:rPr>
+          <w:rFonts w:ascii="Cascadia Mono" w:hAnsi="Cascadia Mono" w:cs="Cascadia Mono"/>
+          <w:color w:val="0000FF"/>
+          <w:sz w:val="19"/>
+          <w:szCs w:val="19"/>
+          <w:lang w:val="en-CA"/>
+        </w:rPr>
+        <w:t>btn</w:t>
+      </w:r>
+      <w:proofErr w:type="spellEnd"/>
+      <w:r>
+        <w:rPr>
+          <w:rFonts w:ascii="Cascadia Mono" w:hAnsi="Cascadia Mono" w:cs="Cascadia Mono"/>
+          <w:color w:val="0000FF"/>
+          <w:sz w:val="19"/>
+          <w:szCs w:val="19"/>
+          <w:lang w:val="en-CA"/>
+        </w:rPr>
+        <w:t>-info w-100"</w:t>
       </w:r>
       <w:r>
         <w:rPr>
@@ -6934,6 +8785,7 @@
         </w:rPr>
         <w:t>&lt;</w:t>
       </w:r>
+      <w:proofErr w:type="gramStart"/>
       <w:r>
         <w:rPr>
           <w:rFonts w:ascii="Cascadia Mono" w:hAnsi="Cascadia Mono" w:cs="Cascadia Mono"/>
@@ -6946,6 +8798,7 @@
         </w:rPr>
         <w:t>a</w:t>
       </w:r>
+      <w:proofErr w:type="gramEnd"/>
       <w:r>
         <w:rPr>
           <w:rFonts w:ascii="Cascadia Mono" w:hAnsi="Cascadia Mono" w:cs="Cascadia Mono"/>
@@ -7006,7 +8859,51 @@
           <w:szCs w:val="19"/>
           <w:lang w:val="en-CA"/>
         </w:rPr>
-        <w:t>="btn btn-</w:t>
+        <w:t>="</w:t>
+      </w:r>
+      <w:proofErr w:type="spellStart"/>
+      <w:r>
+        <w:rPr>
+          <w:rFonts w:ascii="Cascadia Mono" w:hAnsi="Cascadia Mono" w:cs="Cascadia Mono"/>
+          <w:color w:val="0000FF"/>
+          <w:sz w:val="19"/>
+          <w:szCs w:val="19"/>
+          <w:lang w:val="en-CA"/>
+        </w:rPr>
+        <w:t>btn</w:t>
+      </w:r>
+      <w:proofErr w:type="spellEnd"/>
+      <w:r>
+        <w:rPr>
+          <w:rFonts w:ascii="Cascadia Mono" w:hAnsi="Cascadia Mono" w:cs="Cascadia Mono"/>
+          <w:color w:val="0000FF"/>
+          <w:sz w:val="19"/>
+          <w:szCs w:val="19"/>
+          <w:lang w:val="en-CA"/>
+        </w:rPr>
+        <w:t xml:space="preserve"> </w:t>
+      </w:r>
+      <w:proofErr w:type="spellStart"/>
+      <w:r>
+        <w:rPr>
+          <w:rFonts w:ascii="Cascadia Mono" w:hAnsi="Cascadia Mono" w:cs="Cascadia Mono"/>
+          <w:color w:val="0000FF"/>
+          <w:sz w:val="19"/>
+          <w:szCs w:val="19"/>
+          <w:lang w:val="en-CA"/>
+        </w:rPr>
+        <w:t>btn</w:t>
+      </w:r>
+      <w:proofErr w:type="spellEnd"/>
+      <w:r>
+        <w:rPr>
+          <w:rFonts w:ascii="Cascadia Mono" w:hAnsi="Cascadia Mono" w:cs="Cascadia Mono"/>
+          <w:color w:val="0000FF"/>
+          <w:sz w:val="19"/>
+          <w:szCs w:val="19"/>
+          <w:lang w:val="en-CA"/>
+        </w:rPr>
+        <w:t>-</w:t>
       </w:r>
       <w:r>
         <w:rPr>
@@ -7135,7 +9032,15 @@
         <w:t xml:space="preserve"> le modèle est </w:t>
       </w:r>
       <w:r>
-        <w:t xml:space="preserve">un int qui reçoit le </w:t>
+        <w:t xml:space="preserve">un </w:t>
+      </w:r>
+      <w:proofErr w:type="spellStart"/>
+      <w:r>
+        <w:t>int</w:t>
+      </w:r>
+      <w:proofErr w:type="spellEnd"/>
+      <w:r>
+        <w:t xml:space="preserve"> qui reçoit le </w:t>
       </w:r>
       <w:r>
         <w:rPr>
@@ -7167,6 +9072,7 @@
       <w:r>
         <w:t xml:space="preserve">Insérez la vue partielle dans la vue </w:t>
       </w:r>
+      <w:proofErr w:type="spellStart"/>
       <w:r>
         <w:rPr>
           <w:b/>
@@ -7174,6 +9080,7 @@
         </w:rPr>
         <w:t>Create</w:t>
       </w:r>
+      <w:proofErr w:type="spellEnd"/>
       <w:r>
         <w:t xml:space="preserve"> à la place d</w:t>
       </w:r>
@@ -7184,8 +9091,13 @@
         <w:t xml:space="preserve"> bouton</w:t>
       </w:r>
       <w:r>
-        <w:t xml:space="preserve"> Create</w:t>
-      </w:r>
+        <w:t xml:space="preserve"> </w:t>
+      </w:r>
+      <w:proofErr w:type="spellStart"/>
+      <w:r>
+        <w:t>Create</w:t>
+      </w:r>
+      <w:proofErr w:type="spellEnd"/>
       <w:r>
         <w:t xml:space="preserve"> actuel</w:t>
       </w:r>
@@ -7210,11 +9122,16 @@
       <w:r>
         <w:t xml:space="preserve"> » du bas de la page qui est maintenant superflu. Dans le cas du </w:t>
       </w:r>
+      <w:proofErr w:type="spellStart"/>
       <w:r>
         <w:t>C</w:t>
       </w:r>
       <w:r>
-        <w:t>reate, le mod</w:t>
+        <w:t>reate</w:t>
+      </w:r>
+      <w:proofErr w:type="spellEnd"/>
+      <w:r>
+        <w:t>, le mod</w:t>
       </w:r>
       <w:r>
         <w:t>è</w:t>
@@ -7277,10 +9194,26 @@
         <w:t xml:space="preserve"> </w:t>
       </w:r>
       <w:r>
-        <w:t xml:space="preserve">et Create. </w:t>
-      </w:r>
-      <w:r>
-        <w:t>Nous allons mettre à jour l’action Create afin qu’elle accepte également la mise à jour (</w:t>
+        <w:t xml:space="preserve">et </w:t>
+      </w:r>
+      <w:proofErr w:type="spellStart"/>
+      <w:r>
+        <w:t>Create</w:t>
+      </w:r>
+      <w:proofErr w:type="spellEnd"/>
+      <w:r>
+        <w:t xml:space="preserve">. </w:t>
+      </w:r>
+      <w:r>
+        <w:t xml:space="preserve">Nous allons mettre à jour l’action </w:t>
+      </w:r>
+      <w:proofErr w:type="spellStart"/>
+      <w:r>
+        <w:t>Create</w:t>
+      </w:r>
+      <w:proofErr w:type="spellEnd"/>
+      <w:r>
+        <w:t xml:space="preserve"> afin qu’elle accepte également la mise à jour (</w:t>
       </w:r>
       <w:r>
         <w:t>U</w:t>
@@ -7306,18 +9239,36 @@
           <w:b/>
           <w:bCs/>
         </w:rPr>
-        <w:t xml:space="preserve">Weapon/Create </w:t>
-      </w:r>
-      <w:r>
-        <w:t xml:space="preserve">pour </w:t>
-      </w:r>
+        <w:t>Weapon/</w:t>
+      </w:r>
+      <w:proofErr w:type="spellStart"/>
       <w:r>
         <w:rPr>
           <w:b/>
           <w:bCs/>
         </w:rPr>
+        <w:t>Create</w:t>
+      </w:r>
+      <w:proofErr w:type="spellEnd"/>
+      <w:r>
+        <w:rPr>
+          <w:b/>
+          <w:bCs/>
+        </w:rPr>
+        <w:t xml:space="preserve"> </w:t>
+      </w:r>
+      <w:r>
+        <w:t xml:space="preserve">pour </w:t>
+      </w:r>
+      <w:proofErr w:type="spellStart"/>
+      <w:r>
+        <w:rPr>
+          <w:b/>
+          <w:bCs/>
+        </w:rPr>
         <w:t>Upsert</w:t>
       </w:r>
+      <w:proofErr w:type="spellEnd"/>
     </w:p>
     <w:p>
       <w:pPr>
@@ -7336,8 +9287,17 @@
           <w:b/>
           <w:bCs/>
         </w:rPr>
-        <w:t>Weapon/Upsert</w:t>
-      </w:r>
+        <w:t>Weapon/</w:t>
+      </w:r>
+      <w:proofErr w:type="spellStart"/>
+      <w:r>
+        <w:rPr>
+          <w:b/>
+          <w:bCs/>
+        </w:rPr>
+        <w:t>Upsert</w:t>
+      </w:r>
+      <w:proofErr w:type="spellEnd"/>
     </w:p>
     <w:p>
       <w:pPr>
@@ -7355,7 +9315,15 @@
         <w:t>joutez la boîte d’entrée pour le Id</w:t>
       </w:r>
       <w:r>
-        <w:t xml:space="preserve"> masqué (hidden)</w:t>
+        <w:t xml:space="preserve"> masqué (</w:t>
+      </w:r>
+      <w:proofErr w:type="spellStart"/>
+      <w:r>
+        <w:t>hidden</w:t>
+      </w:r>
+      <w:proofErr w:type="spellEnd"/>
+      <w:r>
+        <w:t>)</w:t>
       </w:r>
       <w:r>
         <w:t xml:space="preserve">.  </w:t>
@@ -7366,14 +9334,25 @@
       <w:r>
         <w:t xml:space="preserve"> (</w:t>
       </w:r>
-      <w:r>
-        <w:rPr>
-          <w:rFonts w:ascii="Cascadia Mono" w:hAnsi="Cascadia Mono" w:cs="Cascadia Mono"/>
-          <w:color w:val="000000"/>
-          <w:sz w:val="19"/>
-          <w:szCs w:val="19"/>
-        </w:rPr>
-        <w:t>WeaponId)</w:t>
+      <w:proofErr w:type="spellStart"/>
+      <w:r>
+        <w:rPr>
+          <w:rFonts w:ascii="Cascadia Mono" w:hAnsi="Cascadia Mono" w:cs="Cascadia Mono"/>
+          <w:color w:val="000000"/>
+          <w:sz w:val="19"/>
+          <w:szCs w:val="19"/>
+        </w:rPr>
+        <w:t>WeaponId</w:t>
+      </w:r>
+      <w:proofErr w:type="spellEnd"/>
+      <w:r>
+        <w:rPr>
+          <w:rFonts w:ascii="Cascadia Mono" w:hAnsi="Cascadia Mono" w:cs="Cascadia Mono"/>
+          <w:color w:val="000000"/>
+          <w:sz w:val="19"/>
+          <w:szCs w:val="19"/>
+        </w:rPr>
+        <w:t>)</w:t>
       </w:r>
       <w:r>
         <w:t xml:space="preserve"> mais il n’a pas besoin d’être visible</w:t>
@@ -7468,6 +9447,7 @@
         </w:rPr>
         <w:t>="</w:t>
       </w:r>
+      <w:proofErr w:type="spellStart"/>
       <w:r>
         <w:rPr>
           <w:rFonts w:ascii="Cascadia Mono" w:hAnsi="Cascadia Mono" w:cs="Cascadia Mono"/>
@@ -7478,6 +9458,7 @@
         </w:rPr>
         <w:t>WeaponId</w:t>
       </w:r>
+      <w:proofErr w:type="spellEnd"/>
       <w:r>
         <w:rPr>
           <w:rFonts w:ascii="Cascadia Mono" w:hAnsi="Cascadia Mono" w:cs="Cascadia Mono"/>
@@ -7601,6 +9582,7 @@
       <w:r>
         <w:t xml:space="preserve"> actions </w:t>
       </w:r>
+      <w:proofErr w:type="spellStart"/>
       <w:r>
         <w:rPr>
           <w:b/>
@@ -7608,6 +9590,7 @@
         </w:rPr>
         <w:t>Upsert</w:t>
       </w:r>
+      <w:proofErr w:type="spellEnd"/>
       <w:r>
         <w:t xml:space="preserve"> doivent permettre d’ajouter ou de modifier des</w:t>
       </w:r>
@@ -7678,12 +9661,21 @@
       <w:r>
         <w:t xml:space="preserve">e nom des actions GET et POST de </w:t>
       </w:r>
+      <w:proofErr w:type="spellStart"/>
       <w:r>
         <w:rPr>
           <w:b/>
           <w:bCs/>
         </w:rPr>
-        <w:t xml:space="preserve">Create </w:t>
+        <w:t>Create</w:t>
+      </w:r>
+      <w:proofErr w:type="spellEnd"/>
+      <w:r>
+        <w:rPr>
+          <w:b/>
+          <w:bCs/>
+        </w:rPr>
+        <w:t xml:space="preserve"> </w:t>
       </w:r>
       <w:r>
         <w:t xml:space="preserve">doit être remplacé par </w:t>
@@ -7717,17 +9709,38 @@
       <w:r>
         <w:t xml:space="preserve">Dans le cas du </w:t>
       </w:r>
+      <w:proofErr w:type="spellStart"/>
       <w:r>
         <w:t>C</w:t>
       </w:r>
       <w:r>
-        <w:t>reate, aucun Id n’est passé en paramètre</w:t>
-      </w:r>
-      <w:r>
-        <w:t xml:space="preserve"> (le Id est null),</w:t>
-      </w:r>
-      <w:r>
-        <w:t xml:space="preserve"> par contre dans le cas </w:t>
+        <w:t>reate</w:t>
+      </w:r>
+      <w:proofErr w:type="spellEnd"/>
+      <w:r>
+        <w:t>, aucun Id n’est passé en paramètre</w:t>
+      </w:r>
+      <w:r>
+        <w:t xml:space="preserve"> (le Id est </w:t>
+      </w:r>
+      <w:proofErr w:type="spellStart"/>
+      <w:r>
+        <w:t>null</w:t>
+      </w:r>
+      <w:proofErr w:type="spellEnd"/>
+      <w:r>
+        <w:t>),</w:t>
+      </w:r>
+      <w:r>
+        <w:t xml:space="preserve"> </w:t>
+      </w:r>
+      <w:proofErr w:type="gramStart"/>
+      <w:r>
+        <w:t>par contre</w:t>
+      </w:r>
+      <w:proofErr w:type="gramEnd"/>
+      <w:r>
+        <w:t xml:space="preserve"> dans le cas </w:t>
       </w:r>
       <w:r>
         <w:t>d</w:t>
@@ -7759,6 +9772,7 @@
       <w:r>
         <w:t xml:space="preserve">GET </w:t>
       </w:r>
+      <w:proofErr w:type="spellStart"/>
       <w:r>
         <w:rPr>
           <w:b/>
@@ -7766,6 +9780,7 @@
         </w:rPr>
         <w:t>Upsert</w:t>
       </w:r>
+      <w:proofErr w:type="spellEnd"/>
       <w:r>
         <w:rPr>
           <w:b/>
@@ -7777,11 +9792,24 @@
         <w:t>: l</w:t>
       </w:r>
       <w:r>
-        <w:t xml:space="preserve">orsque l’id </w:t>
-      </w:r>
-      <w:r>
-        <w:t>est null</w:t>
-      </w:r>
+        <w:t xml:space="preserve">orsque </w:t>
+      </w:r>
+      <w:proofErr w:type="spellStart"/>
+      <w:r>
+        <w:t>l’id</w:t>
+      </w:r>
+      <w:proofErr w:type="spellEnd"/>
+      <w:r>
+        <w:t xml:space="preserve"> </w:t>
+      </w:r>
+      <w:r>
+        <w:t xml:space="preserve">est </w:t>
+      </w:r>
+      <w:proofErr w:type="spellStart"/>
+      <w:r>
+        <w:t>null</w:t>
+      </w:r>
+      <w:proofErr w:type="spellEnd"/>
       <w:r>
         <w:t xml:space="preserve"> ou 0</w:t>
       </w:r>
@@ -7939,7 +9967,63 @@
           <w:szCs w:val="19"/>
           <w:lang w:val="en-CA"/>
         </w:rPr>
-        <w:t>public IActionResult Upsert(int? id)</w:t>
+        <w:t xml:space="preserve">public </w:t>
+      </w:r>
+      <w:proofErr w:type="spellStart"/>
+      <w:r>
+        <w:rPr>
+          <w:rFonts w:ascii="Cascadia Mono" w:hAnsi="Cascadia Mono" w:cs="Cascadia Mono"/>
+          <w:color w:val="FFE599" w:themeColor="accent4" w:themeTint="66"/>
+          <w:sz w:val="19"/>
+          <w:szCs w:val="19"/>
+          <w:lang w:val="en-CA"/>
+        </w:rPr>
+        <w:t>IActionResult</w:t>
+      </w:r>
+      <w:proofErr w:type="spellEnd"/>
+      <w:r>
+        <w:rPr>
+          <w:rFonts w:ascii="Cascadia Mono" w:hAnsi="Cascadia Mono" w:cs="Cascadia Mono"/>
+          <w:color w:val="FFE599" w:themeColor="accent4" w:themeTint="66"/>
+          <w:sz w:val="19"/>
+          <w:szCs w:val="19"/>
+          <w:lang w:val="en-CA"/>
+        </w:rPr>
+        <w:t xml:space="preserve"> </w:t>
+      </w:r>
+      <w:proofErr w:type="spellStart"/>
+      <w:proofErr w:type="gramStart"/>
+      <w:r>
+        <w:rPr>
+          <w:rFonts w:ascii="Cascadia Mono" w:hAnsi="Cascadia Mono" w:cs="Cascadia Mono"/>
+          <w:color w:val="FFE599" w:themeColor="accent4" w:themeTint="66"/>
+          <w:sz w:val="19"/>
+          <w:szCs w:val="19"/>
+          <w:lang w:val="en-CA"/>
+        </w:rPr>
+        <w:t>Upsert</w:t>
+      </w:r>
+      <w:proofErr w:type="spellEnd"/>
+      <w:r>
+        <w:rPr>
+          <w:rFonts w:ascii="Cascadia Mono" w:hAnsi="Cascadia Mono" w:cs="Cascadia Mono"/>
+          <w:color w:val="FFE599" w:themeColor="accent4" w:themeTint="66"/>
+          <w:sz w:val="19"/>
+          <w:szCs w:val="19"/>
+          <w:lang w:val="en-CA"/>
+        </w:rPr>
+        <w:t>(</w:t>
+      </w:r>
+      <w:proofErr w:type="gramEnd"/>
+      <w:r>
+        <w:rPr>
+          <w:rFonts w:ascii="Cascadia Mono" w:hAnsi="Cascadia Mono" w:cs="Cascadia Mono"/>
+          <w:color w:val="FFE599" w:themeColor="accent4" w:themeTint="66"/>
+          <w:sz w:val="19"/>
+          <w:szCs w:val="19"/>
+          <w:lang w:val="en-CA"/>
+        </w:rPr>
+        <w:t>int? id)</w:t>
       </w:r>
     </w:p>
     <w:p>
@@ -7960,7 +10044,6 @@
           <w:color w:val="FFE599" w:themeColor="accent4" w:themeTint="66"/>
           <w:sz w:val="19"/>
           <w:szCs w:val="19"/>
-          <w:lang w:val="en-CA"/>
         </w:rPr>
       </w:pPr>
       <w:r>
@@ -7969,7 +10052,6 @@
           <w:color w:val="FFE599" w:themeColor="accent4" w:themeTint="66"/>
           <w:sz w:val="19"/>
           <w:szCs w:val="19"/>
-          <w:lang w:val="en-CA"/>
         </w:rPr>
         <w:t>{</w:t>
       </w:r>
@@ -7992,7 +10074,6 @@
           <w:color w:val="FFE599" w:themeColor="accent4" w:themeTint="66"/>
           <w:sz w:val="19"/>
           <w:szCs w:val="19"/>
-          <w:lang w:val="en-CA"/>
         </w:rPr>
       </w:pPr>
       <w:r>
@@ -8001,9 +10082,28 @@
           <w:color w:val="FFE599" w:themeColor="accent4" w:themeTint="66"/>
           <w:sz w:val="19"/>
           <w:szCs w:val="19"/>
-          <w:lang w:val="en-CA"/>
-        </w:rPr>
-        <w:t xml:space="preserve">    if (id == null || id == 0)</w:t>
+        </w:rPr>
+        <w:t xml:space="preserve">    if (id == </w:t>
+      </w:r>
+      <w:proofErr w:type="spellStart"/>
+      <w:r>
+        <w:rPr>
+          <w:rFonts w:ascii="Cascadia Mono" w:hAnsi="Cascadia Mono" w:cs="Cascadia Mono"/>
+          <w:color w:val="FFE599" w:themeColor="accent4" w:themeTint="66"/>
+          <w:sz w:val="19"/>
+          <w:szCs w:val="19"/>
+        </w:rPr>
+        <w:t>null</w:t>
+      </w:r>
+      <w:proofErr w:type="spellEnd"/>
+      <w:r>
+        <w:rPr>
+          <w:rFonts w:ascii="Cascadia Mono" w:hAnsi="Cascadia Mono" w:cs="Cascadia Mono"/>
+          <w:color w:val="FFE599" w:themeColor="accent4" w:themeTint="66"/>
+          <w:sz w:val="19"/>
+          <w:szCs w:val="19"/>
+        </w:rPr>
+        <w:t xml:space="preserve"> || id == 0)</w:t>
       </w:r>
     </w:p>
     <w:p>
@@ -8024,7 +10124,6 @@
           <w:color w:val="FFE599" w:themeColor="accent4" w:themeTint="66"/>
           <w:sz w:val="19"/>
           <w:szCs w:val="19"/>
-          <w:lang w:val="en-CA"/>
         </w:rPr>
       </w:pPr>
       <w:r>
@@ -8033,10 +10132,20 @@
           <w:color w:val="FFE599" w:themeColor="accent4" w:themeTint="66"/>
           <w:sz w:val="19"/>
           <w:szCs w:val="19"/>
-          <w:lang w:val="en-CA"/>
-        </w:rPr>
-        <w:t xml:space="preserve">        // create</w:t>
-      </w:r>
+        </w:rPr>
+        <w:t xml:space="preserve">        // </w:t>
+      </w:r>
+      <w:proofErr w:type="spellStart"/>
+      <w:r>
+        <w:rPr>
+          <w:rFonts w:ascii="Cascadia Mono" w:hAnsi="Cascadia Mono" w:cs="Cascadia Mono"/>
+          <w:color w:val="FFE599" w:themeColor="accent4" w:themeTint="66"/>
+          <w:sz w:val="19"/>
+          <w:szCs w:val="19"/>
+        </w:rPr>
+        <w:t>create</w:t>
+      </w:r>
+      <w:proofErr w:type="spellEnd"/>
     </w:p>
     <w:p>
       <w:pPr>
@@ -8065,7 +10174,27 @@
           <w:sz w:val="19"/>
           <w:szCs w:val="19"/>
         </w:rPr>
-        <w:t xml:space="preserve">        return View(new Weapon());</w:t>
+        <w:t xml:space="preserve">        return </w:t>
+      </w:r>
+      <w:proofErr w:type="spellStart"/>
+      <w:r>
+        <w:rPr>
+          <w:rFonts w:ascii="Cascadia Mono" w:hAnsi="Cascadia Mono" w:cs="Cascadia Mono"/>
+          <w:color w:val="FFE599" w:themeColor="accent4" w:themeTint="66"/>
+          <w:sz w:val="19"/>
+          <w:szCs w:val="19"/>
+        </w:rPr>
+        <w:t>View</w:t>
+      </w:r>
+      <w:proofErr w:type="spellEnd"/>
+      <w:r>
+        <w:rPr>
+          <w:rFonts w:ascii="Cascadia Mono" w:hAnsi="Cascadia Mono" w:cs="Cascadia Mono"/>
+          <w:color w:val="FFE599" w:themeColor="accent4" w:themeTint="66"/>
+          <w:sz w:val="19"/>
+          <w:szCs w:val="19"/>
+        </w:rPr>
+        <w:t>(new Weapon());</w:t>
       </w:r>
       <w:r>
         <w:rPr>
@@ -8206,7 +10335,31 @@
           <w:szCs w:val="19"/>
           <w:lang w:val="en-CA"/>
         </w:rPr>
-        <w:t xml:space="preserve">        return View(_baseDonnees.Weapons.Find(id));</w:t>
+        <w:t xml:space="preserve">        return View(_</w:t>
+      </w:r>
+      <w:proofErr w:type="spellStart"/>
+      <w:proofErr w:type="gramStart"/>
+      <w:r>
+        <w:rPr>
+          <w:rFonts w:ascii="Cascadia Mono" w:hAnsi="Cascadia Mono" w:cs="Cascadia Mono"/>
+          <w:color w:val="FFE599" w:themeColor="accent4" w:themeTint="66"/>
+          <w:sz w:val="19"/>
+          <w:szCs w:val="19"/>
+          <w:lang w:val="en-CA"/>
+        </w:rPr>
+        <w:t>baseDonnees.Weapons.Find</w:t>
+      </w:r>
+      <w:proofErr w:type="spellEnd"/>
+      <w:proofErr w:type="gramEnd"/>
+      <w:r>
+        <w:rPr>
+          <w:rFonts w:ascii="Cascadia Mono" w:hAnsi="Cascadia Mono" w:cs="Cascadia Mono"/>
+          <w:color w:val="FFE599" w:themeColor="accent4" w:themeTint="66"/>
+          <w:sz w:val="19"/>
+          <w:szCs w:val="19"/>
+          <w:lang w:val="en-CA"/>
+        </w:rPr>
+        <w:t>(id));</w:t>
       </w:r>
     </w:p>
     <w:p>
@@ -8258,14 +10411,24 @@
       <w:r>
         <w:t xml:space="preserve">Testez le </w:t>
       </w:r>
+      <w:proofErr w:type="spellStart"/>
       <w:r>
         <w:t>C</w:t>
       </w:r>
       <w:r>
         <w:t>reate</w:t>
       </w:r>
-      <w:r>
-        <w:t xml:space="preserve"> (sans id) et le Update (avec un id) </w:t>
+      <w:proofErr w:type="spellEnd"/>
+      <w:r>
+        <w:t xml:space="preserve"> (sans id) et </w:t>
+      </w:r>
+      <w:proofErr w:type="gramStart"/>
+      <w:r>
+        <w:t>le Update</w:t>
+      </w:r>
+      <w:proofErr w:type="gramEnd"/>
+      <w:r>
+        <w:t xml:space="preserve"> (avec un id) </w:t>
       </w:r>
       <w:r>
         <w:t>via l</w:t>
@@ -8287,14 +10450,39 @@
           <w:b/>
           <w:bCs/>
         </w:rPr>
-        <w:t>Weapon/Upsert</w:t>
-      </w:r>
+        <w:t>Weapon/</w:t>
+      </w:r>
+      <w:proofErr w:type="spellStart"/>
       <w:r>
         <w:rPr>
           <w:b/>
           <w:bCs/>
         </w:rPr>
-        <w:t xml:space="preserve"> et Weapon/Upsert/Id</w:t>
+        <w:t>Upsert</w:t>
+      </w:r>
+      <w:proofErr w:type="spellEnd"/>
+      <w:r>
+        <w:rPr>
+          <w:b/>
+          <w:bCs/>
+        </w:rPr>
+        <w:t xml:space="preserve"> et Weapon/</w:t>
+      </w:r>
+      <w:proofErr w:type="spellStart"/>
+      <w:r>
+        <w:rPr>
+          <w:b/>
+          <w:bCs/>
+        </w:rPr>
+        <w:t>Upsert</w:t>
+      </w:r>
+      <w:proofErr w:type="spellEnd"/>
+      <w:r>
+        <w:rPr>
+          <w:b/>
+          <w:bCs/>
+        </w:rPr>
+        <w:t>/Id</w:t>
       </w:r>
     </w:p>
     <w:p/>
@@ -8326,6 +10514,7 @@
       <w:r>
         <w:t xml:space="preserve"> </w:t>
       </w:r>
+      <w:proofErr w:type="spellStart"/>
       <w:r>
         <w:rPr>
           <w:b/>
@@ -8333,8 +10522,17 @@
         </w:rPr>
         <w:t>Upsert</w:t>
       </w:r>
-      <w:r>
-        <w:t xml:space="preserve"> afin que lorsque l’id est </w:t>
+      <w:proofErr w:type="spellEnd"/>
+      <w:r>
+        <w:t xml:space="preserve"> afin que lorsque </w:t>
+      </w:r>
+      <w:proofErr w:type="spellStart"/>
+      <w:r>
+        <w:t>l’id</w:t>
+      </w:r>
+      <w:proofErr w:type="spellEnd"/>
+      <w:r>
+        <w:t xml:space="preserve"> est </w:t>
       </w:r>
       <w:r>
         <w:t>égal à</w:t>
@@ -8403,7 +10601,15 @@
     </w:p>
     <w:p>
       <w:r>
-        <w:t>Si vous avez des difficultés, découvrez la réponse en mettant le texte ci-dessous en noir.</w:t>
+        <w:t xml:space="preserve">Si vous </w:t>
+      </w:r>
+      <w:proofErr w:type="gramStart"/>
+      <w:r>
+        <w:t>avez</w:t>
+      </w:r>
+      <w:proofErr w:type="gramEnd"/>
+      <w:r>
+        <w:t xml:space="preserve"> des difficultés, découvrez la réponse en mettant le texte ci-dessous en noir.</w:t>
       </w:r>
     </w:p>
     <w:p>
@@ -8435,7 +10641,29 @@
           <w:szCs w:val="19"/>
           <w:lang w:val="en-CA"/>
         </w:rPr>
-        <w:t>[HttpPost]</w:t>
+        <w:t>[</w:t>
+      </w:r>
+      <w:proofErr w:type="spellStart"/>
+      <w:r>
+        <w:rPr>
+          <w:rFonts w:ascii="Cascadia Mono" w:hAnsi="Cascadia Mono" w:cs="Cascadia Mono"/>
+          <w:color w:val="FFE599" w:themeColor="accent4" w:themeTint="66"/>
+          <w:sz w:val="19"/>
+          <w:szCs w:val="19"/>
+          <w:lang w:val="en-CA"/>
+        </w:rPr>
+        <w:t>HttpPost</w:t>
+      </w:r>
+      <w:proofErr w:type="spellEnd"/>
+      <w:r>
+        <w:rPr>
+          <w:rFonts w:ascii="Cascadia Mono" w:hAnsi="Cascadia Mono" w:cs="Cascadia Mono"/>
+          <w:color w:val="FFE599" w:themeColor="accent4" w:themeTint="66"/>
+          <w:sz w:val="19"/>
+          <w:szCs w:val="19"/>
+          <w:lang w:val="en-CA"/>
+        </w:rPr>
+        <w:t>]</w:t>
       </w:r>
     </w:p>
     <w:p>
@@ -8467,7 +10695,63 @@
           <w:szCs w:val="19"/>
           <w:lang w:val="en-CA"/>
         </w:rPr>
-        <w:t>public IActionResult Upsert(Weapon weapon)</w:t>
+        <w:t xml:space="preserve">public </w:t>
+      </w:r>
+      <w:proofErr w:type="spellStart"/>
+      <w:r>
+        <w:rPr>
+          <w:rFonts w:ascii="Cascadia Mono" w:hAnsi="Cascadia Mono" w:cs="Cascadia Mono"/>
+          <w:color w:val="FFE599" w:themeColor="accent4" w:themeTint="66"/>
+          <w:sz w:val="19"/>
+          <w:szCs w:val="19"/>
+          <w:lang w:val="en-CA"/>
+        </w:rPr>
+        <w:t>IActionResult</w:t>
+      </w:r>
+      <w:proofErr w:type="spellEnd"/>
+      <w:r>
+        <w:rPr>
+          <w:rFonts w:ascii="Cascadia Mono" w:hAnsi="Cascadia Mono" w:cs="Cascadia Mono"/>
+          <w:color w:val="FFE599" w:themeColor="accent4" w:themeTint="66"/>
+          <w:sz w:val="19"/>
+          <w:szCs w:val="19"/>
+          <w:lang w:val="en-CA"/>
+        </w:rPr>
+        <w:t xml:space="preserve"> </w:t>
+      </w:r>
+      <w:proofErr w:type="spellStart"/>
+      <w:proofErr w:type="gramStart"/>
+      <w:r>
+        <w:rPr>
+          <w:rFonts w:ascii="Cascadia Mono" w:hAnsi="Cascadia Mono" w:cs="Cascadia Mono"/>
+          <w:color w:val="FFE599" w:themeColor="accent4" w:themeTint="66"/>
+          <w:sz w:val="19"/>
+          <w:szCs w:val="19"/>
+          <w:lang w:val="en-CA"/>
+        </w:rPr>
+        <w:t>Upsert</w:t>
+      </w:r>
+      <w:proofErr w:type="spellEnd"/>
+      <w:r>
+        <w:rPr>
+          <w:rFonts w:ascii="Cascadia Mono" w:hAnsi="Cascadia Mono" w:cs="Cascadia Mono"/>
+          <w:color w:val="FFE599" w:themeColor="accent4" w:themeTint="66"/>
+          <w:sz w:val="19"/>
+          <w:szCs w:val="19"/>
+          <w:lang w:val="en-CA"/>
+        </w:rPr>
+        <w:t>(</w:t>
+      </w:r>
+      <w:proofErr w:type="gramEnd"/>
+      <w:r>
+        <w:rPr>
+          <w:rFonts w:ascii="Cascadia Mono" w:hAnsi="Cascadia Mono" w:cs="Cascadia Mono"/>
+          <w:color w:val="FFE599" w:themeColor="accent4" w:themeTint="66"/>
+          <w:sz w:val="19"/>
+          <w:szCs w:val="19"/>
+          <w:lang w:val="en-CA"/>
+        </w:rPr>
+        <w:t>Weapon weapon)</w:t>
       </w:r>
     </w:p>
     <w:p>
@@ -8531,7 +10815,29 @@
           <w:szCs w:val="19"/>
           <w:lang w:val="en-CA"/>
         </w:rPr>
-        <w:t xml:space="preserve">    if (ModelState.IsValid)</w:t>
+        <w:t xml:space="preserve">    if (</w:t>
+      </w:r>
+      <w:proofErr w:type="spellStart"/>
+      <w:r>
+        <w:rPr>
+          <w:rFonts w:ascii="Cascadia Mono" w:hAnsi="Cascadia Mono" w:cs="Cascadia Mono"/>
+          <w:color w:val="FFE599" w:themeColor="accent4" w:themeTint="66"/>
+          <w:sz w:val="19"/>
+          <w:szCs w:val="19"/>
+          <w:lang w:val="en-CA"/>
+        </w:rPr>
+        <w:t>ModelState.IsValid</w:t>
+      </w:r>
+      <w:proofErr w:type="spellEnd"/>
+      <w:r>
+        <w:rPr>
+          <w:rFonts w:ascii="Cascadia Mono" w:hAnsi="Cascadia Mono" w:cs="Cascadia Mono"/>
+          <w:color w:val="FFE599" w:themeColor="accent4" w:themeTint="66"/>
+          <w:sz w:val="19"/>
+          <w:szCs w:val="19"/>
+          <w:lang w:val="en-CA"/>
+        </w:rPr>
+        <w:t>)</w:t>
       </w:r>
     </w:p>
     <w:p>
@@ -8627,7 +10933,31 @@
           <w:szCs w:val="19"/>
           <w:lang w:val="en-CA"/>
         </w:rPr>
-        <w:t xml:space="preserve">        if (weapon.WeaponId == 0)</w:t>
+        <w:t xml:space="preserve">        if (</w:t>
+      </w:r>
+      <w:proofErr w:type="spellStart"/>
+      <w:proofErr w:type="gramStart"/>
+      <w:r>
+        <w:rPr>
+          <w:rFonts w:ascii="Cascadia Mono" w:hAnsi="Cascadia Mono" w:cs="Cascadia Mono"/>
+          <w:color w:val="FFE599" w:themeColor="accent4" w:themeTint="66"/>
+          <w:sz w:val="19"/>
+          <w:szCs w:val="19"/>
+          <w:lang w:val="en-CA"/>
+        </w:rPr>
+        <w:t>weapon.WeaponId</w:t>
+      </w:r>
+      <w:proofErr w:type="spellEnd"/>
+      <w:proofErr w:type="gramEnd"/>
+      <w:r>
+        <w:rPr>
+          <w:rFonts w:ascii="Cascadia Mono" w:hAnsi="Cascadia Mono" w:cs="Cascadia Mono"/>
+          <w:color w:val="FFE599" w:themeColor="accent4" w:themeTint="66"/>
+          <w:sz w:val="19"/>
+          <w:szCs w:val="19"/>
+          <w:lang w:val="en-CA"/>
+        </w:rPr>
+        <w:t xml:space="preserve"> == 0)</w:t>
       </w:r>
     </w:p>
     <w:p>
@@ -8754,7 +11084,47 @@
           <w:sz w:val="19"/>
           <w:szCs w:val="19"/>
         </w:rPr>
-        <w:t>_baseDonnees.Weapons.Add(weapon);</w:t>
+        <w:t>_</w:t>
+      </w:r>
+      <w:proofErr w:type="spellStart"/>
+      <w:r>
+        <w:rPr>
+          <w:rFonts w:ascii="Cascadia Mono" w:hAnsi="Cascadia Mono" w:cs="Cascadia Mono"/>
+          <w:color w:val="FFE599" w:themeColor="accent4" w:themeTint="66"/>
+          <w:sz w:val="19"/>
+          <w:szCs w:val="19"/>
+        </w:rPr>
+        <w:t>baseDonnees.Weapons.Add</w:t>
+      </w:r>
+      <w:proofErr w:type="spellEnd"/>
+      <w:r>
+        <w:rPr>
+          <w:rFonts w:ascii="Cascadia Mono" w:hAnsi="Cascadia Mono" w:cs="Cascadia Mono"/>
+          <w:color w:val="FFE599" w:themeColor="accent4" w:themeTint="66"/>
+          <w:sz w:val="19"/>
+          <w:szCs w:val="19"/>
+        </w:rPr>
+        <w:t>(</w:t>
+      </w:r>
+      <w:proofErr w:type="spellStart"/>
+      <w:r>
+        <w:rPr>
+          <w:rFonts w:ascii="Cascadia Mono" w:hAnsi="Cascadia Mono" w:cs="Cascadia Mono"/>
+          <w:color w:val="FFE599" w:themeColor="accent4" w:themeTint="66"/>
+          <w:sz w:val="19"/>
+          <w:szCs w:val="19"/>
+        </w:rPr>
+        <w:t>weapon</w:t>
+      </w:r>
+      <w:proofErr w:type="spellEnd"/>
+      <w:r>
+        <w:rPr>
+          <w:rFonts w:ascii="Cascadia Mono" w:hAnsi="Cascadia Mono" w:cs="Cascadia Mono"/>
+          <w:color w:val="FFE599" w:themeColor="accent4" w:themeTint="66"/>
+          <w:sz w:val="19"/>
+          <w:szCs w:val="19"/>
+        </w:rPr>
+        <w:t>);</w:t>
       </w:r>
     </w:p>
     <w:p>
@@ -8787,6 +11157,7 @@
         </w:rPr>
         <w:t xml:space="preserve">            </w:t>
       </w:r>
+      <w:proofErr w:type="spellStart"/>
       <w:r>
         <w:rPr>
           <w:rFonts w:ascii="Cascadia Mono" w:hAnsi="Cascadia Mono" w:cs="Cascadia Mono"/>
@@ -8795,7 +11166,42 @@
           <w:szCs w:val="19"/>
           <w:lang w:val="en-CA"/>
         </w:rPr>
-        <w:t>TempData["Success"] = $"{weapon.Name} weapon added";</w:t>
+        <w:t>TempData</w:t>
+      </w:r>
+      <w:proofErr w:type="spellEnd"/>
+      <w:r>
+        <w:rPr>
+          <w:rFonts w:ascii="Cascadia Mono" w:hAnsi="Cascadia Mono" w:cs="Cascadia Mono"/>
+          <w:color w:val="FFE599" w:themeColor="accent4" w:themeTint="66"/>
+          <w:sz w:val="19"/>
+          <w:szCs w:val="19"/>
+          <w:lang w:val="en-CA"/>
+        </w:rPr>
+        <w:t>["Success"] = $"{</w:t>
+      </w:r>
+      <w:proofErr w:type="spellStart"/>
+      <w:proofErr w:type="gramStart"/>
+      <w:r>
+        <w:rPr>
+          <w:rFonts w:ascii="Cascadia Mono" w:hAnsi="Cascadia Mono" w:cs="Cascadia Mono"/>
+          <w:color w:val="FFE599" w:themeColor="accent4" w:themeTint="66"/>
+          <w:sz w:val="19"/>
+          <w:szCs w:val="19"/>
+          <w:lang w:val="en-CA"/>
+        </w:rPr>
+        <w:t>weapon.Name</w:t>
+      </w:r>
+      <w:proofErr w:type="spellEnd"/>
+      <w:proofErr w:type="gramEnd"/>
+      <w:r>
+        <w:rPr>
+          <w:rFonts w:ascii="Cascadia Mono" w:hAnsi="Cascadia Mono" w:cs="Cascadia Mono"/>
+          <w:color w:val="FFE599" w:themeColor="accent4" w:themeTint="66"/>
+          <w:sz w:val="19"/>
+          <w:szCs w:val="19"/>
+          <w:lang w:val="en-CA"/>
+        </w:rPr>
+        <w:t>} weapon added";</w:t>
       </w:r>
     </w:p>
     <w:p>
@@ -8968,6 +11374,8 @@
         </w:rPr>
         <w:t>_</w:t>
       </w:r>
+      <w:proofErr w:type="spellStart"/>
+      <w:proofErr w:type="gramStart"/>
       <w:r>
         <w:rPr>
           <w:rFonts w:ascii="Cascadia Mono" w:hAnsi="Cascadia Mono" w:cs="Cascadia Mono"/>
@@ -8976,7 +11384,19 @@
           <w:szCs w:val="19"/>
           <w:lang w:val="en-CA"/>
         </w:rPr>
-        <w:t>baseDonnees.Weapons.Update(weapon);</w:t>
+        <w:t>baseDonnees.Weapons.Update</w:t>
+      </w:r>
+      <w:proofErr w:type="spellEnd"/>
+      <w:proofErr w:type="gramEnd"/>
+      <w:r>
+        <w:rPr>
+          <w:rFonts w:ascii="Cascadia Mono" w:hAnsi="Cascadia Mono" w:cs="Cascadia Mono"/>
+          <w:color w:val="FFE599" w:themeColor="accent4" w:themeTint="66"/>
+          <w:sz w:val="19"/>
+          <w:szCs w:val="19"/>
+          <w:lang w:val="en-CA"/>
+        </w:rPr>
+        <w:t>(weapon);</w:t>
       </w:r>
     </w:p>
     <w:p>
@@ -9008,7 +11428,53 @@
           <w:szCs w:val="19"/>
           <w:lang w:val="en-CA"/>
         </w:rPr>
-        <w:t xml:space="preserve">            TempData["success"] = $"{weapon.Name} weapon updated";</w:t>
+        <w:t xml:space="preserve">            </w:t>
+      </w:r>
+      <w:proofErr w:type="spellStart"/>
+      <w:r>
+        <w:rPr>
+          <w:rFonts w:ascii="Cascadia Mono" w:hAnsi="Cascadia Mono" w:cs="Cascadia Mono"/>
+          <w:color w:val="FFE599" w:themeColor="accent4" w:themeTint="66"/>
+          <w:sz w:val="19"/>
+          <w:szCs w:val="19"/>
+          <w:lang w:val="en-CA"/>
+        </w:rPr>
+        <w:t>TempData</w:t>
+      </w:r>
+      <w:proofErr w:type="spellEnd"/>
+      <w:r>
+        <w:rPr>
+          <w:rFonts w:ascii="Cascadia Mono" w:hAnsi="Cascadia Mono" w:cs="Cascadia Mono"/>
+          <w:color w:val="FFE599" w:themeColor="accent4" w:themeTint="66"/>
+          <w:sz w:val="19"/>
+          <w:szCs w:val="19"/>
+          <w:lang w:val="en-CA"/>
+        </w:rPr>
+        <w:t>["success"] = $"{</w:t>
+      </w:r>
+      <w:proofErr w:type="spellStart"/>
+      <w:proofErr w:type="gramStart"/>
+      <w:r>
+        <w:rPr>
+          <w:rFonts w:ascii="Cascadia Mono" w:hAnsi="Cascadia Mono" w:cs="Cascadia Mono"/>
+          <w:color w:val="FFE599" w:themeColor="accent4" w:themeTint="66"/>
+          <w:sz w:val="19"/>
+          <w:szCs w:val="19"/>
+          <w:lang w:val="en-CA"/>
+        </w:rPr>
+        <w:t>weapon.Name</w:t>
+      </w:r>
+      <w:proofErr w:type="spellEnd"/>
+      <w:proofErr w:type="gramEnd"/>
+      <w:r>
+        <w:rPr>
+          <w:rFonts w:ascii="Cascadia Mono" w:hAnsi="Cascadia Mono" w:cs="Cascadia Mono"/>
+          <w:color w:val="FFE599" w:themeColor="accent4" w:themeTint="66"/>
+          <w:sz w:val="19"/>
+          <w:szCs w:val="19"/>
+          <w:lang w:val="en-CA"/>
+        </w:rPr>
+        <w:t>} weapon updated";</w:t>
       </w:r>
     </w:p>
     <w:p>
@@ -9084,6 +11550,7 @@
         </w:rPr>
         <w:t>_</w:t>
       </w:r>
+      <w:proofErr w:type="spellStart"/>
       <w:r>
         <w:rPr>
           <w:rFonts w:ascii="Cascadia Mono" w:hAnsi="Cascadia Mono" w:cs="Cascadia Mono"/>
@@ -9092,7 +11559,18 @@
           <w:szCs w:val="19"/>
           <w:lang w:val="en-CA"/>
         </w:rPr>
-        <w:t>baseDonnees.SaveChanges();</w:t>
+        <w:t>baseDonnees.SaveChanges</w:t>
+      </w:r>
+      <w:proofErr w:type="spellEnd"/>
+      <w:r>
+        <w:rPr>
+          <w:rFonts w:ascii="Cascadia Mono" w:hAnsi="Cascadia Mono" w:cs="Cascadia Mono"/>
+          <w:color w:val="FFE599" w:themeColor="accent4" w:themeTint="66"/>
+          <w:sz w:val="19"/>
+          <w:szCs w:val="19"/>
+          <w:lang w:val="en-CA"/>
+        </w:rPr>
+        <w:t>();</w:t>
       </w:r>
     </w:p>
     <w:p>
@@ -9146,7 +11624,31 @@
           <w:szCs w:val="19"/>
           <w:lang w:val="en-CA"/>
         </w:rPr>
-        <w:t xml:space="preserve">        return this.RedirectToAction("Index");</w:t>
+        <w:t xml:space="preserve">        return </w:t>
+      </w:r>
+      <w:proofErr w:type="spellStart"/>
+      <w:proofErr w:type="gramStart"/>
+      <w:r>
+        <w:rPr>
+          <w:rFonts w:ascii="Cascadia Mono" w:hAnsi="Cascadia Mono" w:cs="Cascadia Mono"/>
+          <w:color w:val="FFE599" w:themeColor="accent4" w:themeTint="66"/>
+          <w:sz w:val="19"/>
+          <w:szCs w:val="19"/>
+          <w:lang w:val="en-CA"/>
+        </w:rPr>
+        <w:t>this.RedirectToAction</w:t>
+      </w:r>
+      <w:proofErr w:type="spellEnd"/>
+      <w:proofErr w:type="gramEnd"/>
+      <w:r>
+        <w:rPr>
+          <w:rFonts w:ascii="Cascadia Mono" w:hAnsi="Cascadia Mono" w:cs="Cascadia Mono"/>
+          <w:color w:val="FFE599" w:themeColor="accent4" w:themeTint="66"/>
+          <w:sz w:val="19"/>
+          <w:szCs w:val="19"/>
+          <w:lang w:val="en-CA"/>
+        </w:rPr>
+        <w:t>("Index");</w:t>
       </w:r>
     </w:p>
     <w:p>
@@ -9250,7 +11752,47 @@
           <w:sz w:val="19"/>
           <w:szCs w:val="19"/>
         </w:rPr>
-        <w:t>return this.View(weapon);</w:t>
+        <w:t xml:space="preserve">return </w:t>
+      </w:r>
+      <w:proofErr w:type="spellStart"/>
+      <w:r>
+        <w:rPr>
+          <w:rFonts w:ascii="Cascadia Mono" w:hAnsi="Cascadia Mono" w:cs="Cascadia Mono"/>
+          <w:color w:val="FFE599" w:themeColor="accent4" w:themeTint="66"/>
+          <w:sz w:val="19"/>
+          <w:szCs w:val="19"/>
+        </w:rPr>
+        <w:t>this.View</w:t>
+      </w:r>
+      <w:proofErr w:type="spellEnd"/>
+      <w:r>
+        <w:rPr>
+          <w:rFonts w:ascii="Cascadia Mono" w:hAnsi="Cascadia Mono" w:cs="Cascadia Mono"/>
+          <w:color w:val="FFE599" w:themeColor="accent4" w:themeTint="66"/>
+          <w:sz w:val="19"/>
+          <w:szCs w:val="19"/>
+        </w:rPr>
+        <w:t>(</w:t>
+      </w:r>
+      <w:proofErr w:type="spellStart"/>
+      <w:r>
+        <w:rPr>
+          <w:rFonts w:ascii="Cascadia Mono" w:hAnsi="Cascadia Mono" w:cs="Cascadia Mono"/>
+          <w:color w:val="FFE599" w:themeColor="accent4" w:themeTint="66"/>
+          <w:sz w:val="19"/>
+          <w:szCs w:val="19"/>
+        </w:rPr>
+        <w:t>weapon</w:t>
+      </w:r>
+      <w:proofErr w:type="spellEnd"/>
+      <w:r>
+        <w:rPr>
+          <w:rFonts w:ascii="Cascadia Mono" w:hAnsi="Cascadia Mono" w:cs="Cascadia Mono"/>
+          <w:color w:val="FFE599" w:themeColor="accent4" w:themeTint="66"/>
+          <w:sz w:val="19"/>
+          <w:szCs w:val="19"/>
+        </w:rPr>
+        <w:t>);</w:t>
       </w:r>
     </w:p>
     <w:p>
@@ -9294,7 +11836,27 @@
           <w:sz w:val="19"/>
           <w:szCs w:val="19"/>
         </w:rPr>
-        <w:t>[ValidateAntiForgeryToken]</w:t>
+        <w:t>[</w:t>
+      </w:r>
+      <w:proofErr w:type="spellStart"/>
+      <w:r>
+        <w:rPr>
+          <w:rFonts w:ascii="Cascadia Mono" w:hAnsi="Cascadia Mono" w:cs="Cascadia Mono"/>
+          <w:color w:val="000000"/>
+          <w:sz w:val="19"/>
+          <w:szCs w:val="19"/>
+        </w:rPr>
+        <w:t>ValidateAntiForgeryToken</w:t>
+      </w:r>
+      <w:proofErr w:type="spellEnd"/>
+      <w:r>
+        <w:rPr>
+          <w:rFonts w:ascii="Cascadia Mono" w:hAnsi="Cascadia Mono" w:cs="Cascadia Mono"/>
+          <w:color w:val="000000"/>
+          <w:sz w:val="19"/>
+          <w:szCs w:val="19"/>
+        </w:rPr>
+        <w:t>]</w:t>
       </w:r>
       <w:r>
         <w:t>, à quoi sert-elle?</w:t>
@@ -9323,7 +11885,15 @@
         <w:t>elle</w:t>
       </w:r>
       <w:r>
-        <w:t xml:space="preserve"> affiche Create ou Edit selon le</w:t>
+        <w:t xml:space="preserve"> affiche </w:t>
+      </w:r>
+      <w:proofErr w:type="spellStart"/>
+      <w:r>
+        <w:t>Create</w:t>
+      </w:r>
+      <w:proofErr w:type="spellEnd"/>
+      <w:r>
+        <w:t xml:space="preserve"> ou Edit selon le</w:t>
       </w:r>
       <w:r>
         <w:t xml:space="preserve"> cas</w:t>
@@ -9362,7 +11932,23 @@
         <w:t>ulaire</w:t>
       </w:r>
       <w:r>
-        <w:t xml:space="preserve"> pour exécuter un Upsert et assurez-vous de bien afficher la vue partielle _UpsertButtons dans les 2 cas.</w:t>
+        <w:t xml:space="preserve"> pour exécuter un </w:t>
+      </w:r>
+      <w:proofErr w:type="spellStart"/>
+      <w:r>
+        <w:t>Upsert</w:t>
+      </w:r>
+      <w:proofErr w:type="spellEnd"/>
+      <w:r>
+        <w:t xml:space="preserve"> et assurez-vous de bien afficher la vue partielle _</w:t>
+      </w:r>
+      <w:proofErr w:type="spellStart"/>
+      <w:r>
+        <w:t>UpsertButtons</w:t>
+      </w:r>
+      <w:proofErr w:type="spellEnd"/>
+      <w:r>
+        <w:t xml:space="preserve"> dans les 2 cas.</w:t>
       </w:r>
     </w:p>
     <w:p>
@@ -9376,8 +11962,18 @@
         <w:rPr>
           <w:color w:val="FFE599" w:themeColor="accent4" w:themeTint="66"/>
         </w:rPr>
-        <w:t>@model ZombieParty.Models.Weapon</w:t>
-      </w:r>
+        <w:t xml:space="preserve">@model </w:t>
+      </w:r>
+      <w:proofErr w:type="spellStart"/>
+      <w:proofErr w:type="gramStart"/>
+      <w:r>
+        <w:rPr>
+          <w:color w:val="FFE599" w:themeColor="accent4" w:themeTint="66"/>
+        </w:rPr>
+        <w:t>ZombieParty.Models.Weapon</w:t>
+      </w:r>
+      <w:proofErr w:type="spellEnd"/>
+      <w:proofErr w:type="gramEnd"/>
     </w:p>
     <w:p>
       <w:pPr>
@@ -9390,7 +11986,29 @@
         <w:rPr>
           <w:color w:val="FFE599" w:themeColor="accent4" w:themeTint="66"/>
         </w:rPr>
-        <w:t>@if (Model.WeaponId != 0)</w:t>
+        <w:t>@if (</w:t>
+      </w:r>
+      <w:proofErr w:type="spellStart"/>
+      <w:proofErr w:type="gramStart"/>
+      <w:r>
+        <w:rPr>
+          <w:color w:val="FFE599" w:themeColor="accent4" w:themeTint="66"/>
+        </w:rPr>
+        <w:t>Model.WeaponId</w:t>
+      </w:r>
+      <w:proofErr w:type="spellEnd"/>
+      <w:r>
+        <w:rPr>
+          <w:color w:val="FFE599" w:themeColor="accent4" w:themeTint="66"/>
+        </w:rPr>
+        <w:t xml:space="preserve"> !</w:t>
+      </w:r>
+      <w:proofErr w:type="gramEnd"/>
+      <w:r>
+        <w:rPr>
+          <w:color w:val="FFE599" w:themeColor="accent4" w:themeTint="66"/>
+        </w:rPr>
+        <w:t>= 0)</w:t>
       </w:r>
     </w:p>
     <w:p>
@@ -9418,7 +12036,21 @@
         <w:rPr>
           <w:color w:val="FFE599" w:themeColor="accent4" w:themeTint="66"/>
         </w:rPr>
-        <w:t xml:space="preserve">    ViewData["Title"] = "Edit";</w:t>
+        <w:t xml:space="preserve">    </w:t>
+      </w:r>
+      <w:proofErr w:type="spellStart"/>
+      <w:r>
+        <w:rPr>
+          <w:color w:val="FFE599" w:themeColor="accent4" w:themeTint="66"/>
+        </w:rPr>
+        <w:t>ViewData</w:t>
+      </w:r>
+      <w:proofErr w:type="spellEnd"/>
+      <w:r>
+        <w:rPr>
+          <w:color w:val="FFE599" w:themeColor="accent4" w:themeTint="66"/>
+        </w:rPr>
+        <w:t>["Title"] = "Edit";</w:t>
       </w:r>
     </w:p>
     <w:p>
@@ -9474,7 +12106,21 @@
         <w:rPr>
           <w:color w:val="FFE599" w:themeColor="accent4" w:themeTint="66"/>
         </w:rPr>
-        <w:t xml:space="preserve">   ViewData["Title"] = "Create";</w:t>
+        <w:t xml:space="preserve">   </w:t>
+      </w:r>
+      <w:proofErr w:type="spellStart"/>
+      <w:r>
+        <w:rPr>
+          <w:color w:val="FFE599" w:themeColor="accent4" w:themeTint="66"/>
+        </w:rPr>
+        <w:t>ViewData</w:t>
+      </w:r>
+      <w:proofErr w:type="spellEnd"/>
+      <w:r>
+        <w:rPr>
+          <w:color w:val="FFE599" w:themeColor="accent4" w:themeTint="66"/>
+        </w:rPr>
+        <w:t>["Title"] = "Create";</w:t>
       </w:r>
     </w:p>
     <w:p>
@@ -9594,8 +12240,13 @@
       <w:r>
         <w:t>« </w:t>
       </w:r>
-      <w:r>
-        <w:t>Create New</w:t>
+      <w:proofErr w:type="spellStart"/>
+      <w:r>
+        <w:t>Create</w:t>
+      </w:r>
+      <w:proofErr w:type="spellEnd"/>
+      <w:r>
+        <w:t xml:space="preserve"> New</w:t>
       </w:r>
       <w:r>
         <w:t> »</w:t>
@@ -9696,6 +12347,7 @@
         </w:rPr>
         <w:t>"</w:t>
       </w:r>
+      <w:proofErr w:type="spellStart"/>
       <w:r>
         <w:rPr>
           <w:rFonts w:ascii="Cascadia Mono" w:hAnsi="Cascadia Mono" w:cs="Cascadia Mono"/>
@@ -9707,6 +12359,7 @@
         </w:rPr>
         <w:t>Upsert</w:t>
       </w:r>
+      <w:proofErr w:type="spellEnd"/>
       <w:r>
         <w:rPr>
           <w:rFonts w:ascii="Cascadia Mono" w:hAnsi="Cascadia Mono" w:cs="Cascadia Mono"/>
@@ -9745,8 +12398,32 @@
           <w:szCs w:val="19"/>
           <w:lang w:val="en-CA"/>
         </w:rPr>
-        <w:t xml:space="preserve"> {  id=</w:t>
-      </w:r>
+        <w:t xml:space="preserve"> </w:t>
+      </w:r>
+      <w:proofErr w:type="gramStart"/>
+      <w:r>
+        <w:rPr>
+          <w:rFonts w:ascii="Cascadia Mono" w:hAnsi="Cascadia Mono" w:cs="Cascadia Mono"/>
+          <w:color w:val="000000"/>
+          <w:sz w:val="19"/>
+          <w:szCs w:val="19"/>
+          <w:lang w:val="en-CA"/>
+        </w:rPr>
+        <w:t>{  id</w:t>
+      </w:r>
+      <w:proofErr w:type="gramEnd"/>
+      <w:r>
+        <w:rPr>
+          <w:rFonts w:ascii="Cascadia Mono" w:hAnsi="Cascadia Mono" w:cs="Cascadia Mono"/>
+          <w:color w:val="000000"/>
+          <w:sz w:val="19"/>
+          <w:szCs w:val="19"/>
+          <w:lang w:val="en-CA"/>
+        </w:rPr>
+        <w:t>=</w:t>
+      </w:r>
+      <w:proofErr w:type="spellStart"/>
+      <w:proofErr w:type="gramStart"/>
       <w:r>
         <w:rPr>
           <w:rFonts w:ascii="Cascadia Mono" w:hAnsi="Cascadia Mono" w:cs="Cascadia Mono"/>
@@ -9768,15 +12445,27 @@
         </w:rPr>
         <w:t>WeaponId</w:t>
       </w:r>
-      <w:r>
-        <w:rPr>
-          <w:rFonts w:ascii="Cascadia Mono" w:hAnsi="Cascadia Mono" w:cs="Cascadia Mono"/>
-          <w:color w:val="000000"/>
-          <w:sz w:val="19"/>
-          <w:szCs w:val="19"/>
-          <w:lang w:val="en-CA"/>
-        </w:rPr>
-        <w:t xml:space="preserve">  }) |</w:t>
+      <w:proofErr w:type="spellEnd"/>
+      <w:r>
+        <w:rPr>
+          <w:rFonts w:ascii="Cascadia Mono" w:hAnsi="Cascadia Mono" w:cs="Cascadia Mono"/>
+          <w:color w:val="000000"/>
+          <w:sz w:val="19"/>
+          <w:szCs w:val="19"/>
+          <w:lang w:val="en-CA"/>
+        </w:rPr>
+        <w:t xml:space="preserve">  }</w:t>
+      </w:r>
+      <w:proofErr w:type="gramEnd"/>
+      <w:r>
+        <w:rPr>
+          <w:rFonts w:ascii="Cascadia Mono" w:hAnsi="Cascadia Mono" w:cs="Cascadia Mono"/>
+          <w:color w:val="000000"/>
+          <w:sz w:val="19"/>
+          <w:szCs w:val="19"/>
+          <w:lang w:val="en-CA"/>
+        </w:rPr>
+        <w:t>) |</w:t>
       </w:r>
     </w:p>
     <w:p>
@@ -9841,12 +12530,21 @@
       <w:r>
         <w:t xml:space="preserve">Cliquez sur </w:t>
       </w:r>
+      <w:proofErr w:type="spellStart"/>
       <w:r>
         <w:rPr>
           <w:b/>
           <w:bCs/>
         </w:rPr>
-        <w:t>View changes</w:t>
+        <w:t>View</w:t>
+      </w:r>
+      <w:proofErr w:type="spellEnd"/>
+      <w:r>
+        <w:rPr>
+          <w:b/>
+          <w:bCs/>
+        </w:rPr>
+        <w:t xml:space="preserve"> changes</w:t>
       </w:r>
     </w:p>
     <w:p>
@@ -9897,6 +12595,7 @@
         </w:numPr>
         <w:spacing w:before="0" w:after="160" w:line="259" w:lineRule="auto"/>
       </w:pPr>
+      <w:proofErr w:type="spellStart"/>
       <w:r>
         <w:rPr>
           <w:b/>
@@ -9904,24 +12603,38 @@
         </w:rPr>
         <w:t>Summary</w:t>
       </w:r>
+      <w:proofErr w:type="spellEnd"/>
       <w:r>
         <w:t xml:space="preserve">: </w:t>
       </w:r>
       <w:r>
-        <w:t>FCT U</w:t>
+        <w:t xml:space="preserve">FCT </w:t>
+      </w:r>
+      <w:proofErr w:type="spellStart"/>
+      <w:r>
+        <w:t>U</w:t>
       </w:r>
       <w:r>
         <w:t>p</w:t>
       </w:r>
       <w:r>
-        <w:t>sert Weapon</w:t>
+        <w:t>sert</w:t>
+      </w:r>
+      <w:proofErr w:type="spellEnd"/>
+      <w:r>
+        <w:t xml:space="preserve"> Weapon</w:t>
       </w:r>
       <w:r>
         <w:t xml:space="preserve"> Ajout vue par</w:t>
       </w:r>
       <w:r>
-        <w:t>tielle _UpsertButtons</w:t>
-      </w:r>
+        <w:t>tielle _</w:t>
+      </w:r>
+      <w:proofErr w:type="spellStart"/>
+      <w:r>
+        <w:t>UpsertButtons</w:t>
+      </w:r>
+      <w:proofErr w:type="spellEnd"/>
     </w:p>
     <w:p>
       <w:pPr>
@@ -9943,8 +12656,29 @@
         <w:t xml:space="preserve">: </w:t>
       </w:r>
       <w:r>
-        <w:t>Ajout de la vue partielle _Upsert utilisée dans Weapon/Upsert et de la vue Weapon/upsert</w:t>
-      </w:r>
+        <w:t>Ajout de la vue partielle _</w:t>
+      </w:r>
+      <w:proofErr w:type="spellStart"/>
+      <w:r>
+        <w:t>Upsert</w:t>
+      </w:r>
+      <w:proofErr w:type="spellEnd"/>
+      <w:r>
+        <w:t xml:space="preserve"> utilisée dans Weapon/</w:t>
+      </w:r>
+      <w:proofErr w:type="spellStart"/>
+      <w:r>
+        <w:t>Upsert</w:t>
+      </w:r>
+      <w:proofErr w:type="spellEnd"/>
+      <w:r>
+        <w:t xml:space="preserve"> et de la vue Weapon/</w:t>
+      </w:r>
+      <w:proofErr w:type="spellStart"/>
+      <w:r>
+        <w:t>upsert</w:t>
+      </w:r>
+      <w:proofErr w:type="spellEnd"/>
     </w:p>
     <w:p>
       <w:pPr>
@@ -9988,6 +12722,7 @@
       <w:r>
         <w:t xml:space="preserve"> les modifications sur le repo en ligne </w:t>
       </w:r>
+      <w:proofErr w:type="spellStart"/>
       <w:r>
         <w:rPr>
           <w:b/>
@@ -9995,6 +12730,7 @@
         </w:rPr>
         <w:t>Remote</w:t>
       </w:r>
+      <w:proofErr w:type="spellEnd"/>
       <w:r>
         <w:t xml:space="preserve">: cliquez sur </w:t>
       </w:r>
@@ -10080,6 +12816,7 @@
       <w:r>
         <w:t xml:space="preserve"> </w:t>
       </w:r>
+      <w:proofErr w:type="spellStart"/>
       <w:r>
         <w:rPr>
           <w:b/>
@@ -10094,6 +12831,7 @@
         </w:rPr>
         <w:t>Controller</w:t>
       </w:r>
+      <w:proofErr w:type="spellEnd"/>
     </w:p>
     <w:p>
       <w:pPr>
@@ -10163,20 +12901,38 @@
       <w:r>
         <w:t xml:space="preserve">et les boutons </w:t>
       </w:r>
+      <w:proofErr w:type="spellStart"/>
       <w:r>
         <w:rPr>
           <w:b/>
           <w:bCs/>
         </w:rPr>
-        <w:t>Create, Edit,</w:t>
-      </w:r>
+        <w:t>Create</w:t>
+      </w:r>
+      <w:proofErr w:type="spellEnd"/>
       <w:r>
         <w:rPr>
           <w:b/>
           <w:bCs/>
         </w:rPr>
-        <w:t xml:space="preserve"> Details et Delete</w:t>
-      </w:r>
+        <w:t>, Edit,</w:t>
+      </w:r>
+      <w:r>
+        <w:rPr>
+          <w:b/>
+          <w:bCs/>
+        </w:rPr>
+        <w:t xml:space="preserve"> Details et </w:t>
+      </w:r>
+      <w:proofErr w:type="spellStart"/>
+      <w:r>
+        <w:rPr>
+          <w:b/>
+          <w:bCs/>
+        </w:rPr>
+        <w:t>Delete</w:t>
+      </w:r>
+      <w:proofErr w:type="spellEnd"/>
       <w:r>
         <w:t xml:space="preserve"> en vous inspirant des vues créées </w:t>
       </w:r>
@@ -10227,8 +12983,17 @@
           <w:b/>
           <w:bCs/>
         </w:rPr>
-        <w:t>_Layout</w:t>
-      </w:r>
+        <w:t>_</w:t>
+      </w:r>
+      <w:proofErr w:type="spellStart"/>
+      <w:r>
+        <w:rPr>
+          <w:b/>
+          <w:bCs/>
+        </w:rPr>
+        <w:t>Layout</w:t>
+      </w:r>
+      <w:proofErr w:type="spellEnd"/>
       <w:r>
         <w:t xml:space="preserve"> un</w:t>
       </w:r>
@@ -10310,6 +13075,7 @@
       <w:r>
         <w:t xml:space="preserve">Ajoutez l’action GET </w:t>
       </w:r>
+      <w:proofErr w:type="spellStart"/>
       <w:r>
         <w:rPr>
           <w:b/>
@@ -10317,6 +13083,7 @@
         </w:rPr>
         <w:t>Upsert</w:t>
       </w:r>
+      <w:proofErr w:type="spellEnd"/>
       <w:r>
         <w:rPr>
           <w:b/>
@@ -10330,6 +13097,7 @@
       <w:r>
         <w:t xml:space="preserve">contrôleur </w:t>
       </w:r>
+      <w:proofErr w:type="spellStart"/>
       <w:r>
         <w:rPr>
           <w:b/>
@@ -10337,6 +13105,7 @@
         </w:rPr>
         <w:t>HuntingLogController</w:t>
       </w:r>
+      <w:proofErr w:type="spellEnd"/>
     </w:p>
     <w:p>
       <w:pPr>
@@ -10350,12 +13119,21 @@
       <w:r>
         <w:t xml:space="preserve">Créez la vue </w:t>
       </w:r>
+      <w:proofErr w:type="spellStart"/>
       <w:r>
         <w:rPr>
           <w:b/>
           <w:bCs/>
         </w:rPr>
-        <w:t xml:space="preserve">Upsert, </w:t>
+        <w:t>Upsert</w:t>
+      </w:r>
+      <w:proofErr w:type="spellEnd"/>
+      <w:r>
+        <w:rPr>
+          <w:b/>
+          <w:bCs/>
+        </w:rPr>
+        <w:t xml:space="preserve">, </w:t>
       </w:r>
       <w:r>
         <w:t>contenant tous les champs du modèle en vous inspirant des vues créées précédem</w:t>
@@ -10377,8 +13155,13 @@
         <w:spacing w:before="0" w:after="160" w:line="259" w:lineRule="auto"/>
       </w:pPr>
       <w:r>
-        <w:t>Assurez-vous que Description soit un TextArea</w:t>
-      </w:r>
+        <w:t xml:space="preserve">Assurez-vous que Description soit un </w:t>
+      </w:r>
+      <w:proofErr w:type="spellStart"/>
+      <w:r>
+        <w:t>TextArea</w:t>
+      </w:r>
+      <w:proofErr w:type="spellEnd"/>
     </w:p>
     <w:p>
       <w:pPr>
@@ -10398,6 +13181,7 @@
       <w:r>
         <w:t xml:space="preserve"> </w:t>
       </w:r>
+      <w:proofErr w:type="spellStart"/>
       <w:r>
         <w:rPr>
           <w:b/>
@@ -10405,6 +13189,7 @@
         </w:rPr>
         <w:t>Upsert</w:t>
       </w:r>
+      <w:proofErr w:type="spellEnd"/>
       <w:r>
         <w:rPr>
           <w:b/>
@@ -10428,6 +13213,7 @@
       <w:r>
         <w:t xml:space="preserve">Ajoutez l’action POST </w:t>
       </w:r>
+      <w:proofErr w:type="spellStart"/>
       <w:r>
         <w:rPr>
           <w:b/>
@@ -10435,6 +13221,7 @@
         </w:rPr>
         <w:t>Upsert</w:t>
       </w:r>
+      <w:proofErr w:type="spellEnd"/>
       <w:r>
         <w:rPr>
           <w:b/>
@@ -10455,6 +13242,7 @@
       <w:r>
         <w:t xml:space="preserve">contrôleur </w:t>
       </w:r>
+      <w:proofErr w:type="spellStart"/>
       <w:r>
         <w:rPr>
           <w:b/>
@@ -10462,6 +13250,7 @@
         </w:rPr>
         <w:t>HuntingLogController</w:t>
       </w:r>
+      <w:proofErr w:type="spellEnd"/>
     </w:p>
     <w:p>
       <w:pPr>
@@ -10482,7 +13271,23 @@
           <w:sz w:val="16"/>
           <w:szCs w:val="16"/>
         </w:rPr>
-        <w:t>Nous ajouterons les zombies liés à l’entrée du journal de chasse (huntingLog) ultérieurement</w:t>
+        <w:t>Nous ajouterons les zombies liés à l’entrée du journal de chasse (</w:t>
+      </w:r>
+      <w:proofErr w:type="spellStart"/>
+      <w:r>
+        <w:rPr>
+          <w:sz w:val="16"/>
+          <w:szCs w:val="16"/>
+        </w:rPr>
+        <w:t>huntingLog</w:t>
+      </w:r>
+      <w:proofErr w:type="spellEnd"/>
+      <w:r>
+        <w:rPr>
+          <w:sz w:val="16"/>
+          <w:szCs w:val="16"/>
+        </w:rPr>
+        <w:t>) ultérieurement</w:t>
       </w:r>
     </w:p>
     <w:p>
@@ -10527,12 +13332,21 @@
       <w:r>
         <w:t xml:space="preserve">Cliquez sur </w:t>
       </w:r>
+      <w:proofErr w:type="spellStart"/>
       <w:r>
         <w:rPr>
           <w:b/>
           <w:bCs/>
         </w:rPr>
-        <w:t>View changes</w:t>
+        <w:t>View</w:t>
+      </w:r>
+      <w:proofErr w:type="spellEnd"/>
+      <w:r>
+        <w:rPr>
+          <w:b/>
+          <w:bCs/>
+        </w:rPr>
+        <w:t xml:space="preserve"> changes</w:t>
       </w:r>
     </w:p>
     <w:p>
@@ -10583,6 +13397,7 @@
         </w:numPr>
         <w:spacing w:before="0" w:after="160" w:line="259" w:lineRule="auto"/>
       </w:pPr>
+      <w:proofErr w:type="spellStart"/>
       <w:r>
         <w:rPr>
           <w:b/>
@@ -10590,12 +13405,15 @@
         </w:rPr>
         <w:t>Summary</w:t>
       </w:r>
+      <w:proofErr w:type="spellEnd"/>
       <w:r>
         <w:t xml:space="preserve">: FCT Ajout </w:t>
       </w:r>
+      <w:proofErr w:type="spellStart"/>
       <w:r>
         <w:t>HuntingLog</w:t>
       </w:r>
+      <w:proofErr w:type="spellEnd"/>
     </w:p>
     <w:p>
       <w:pPr>
@@ -10617,8 +13435,29 @@
         <w:t xml:space="preserve">: Ajout </w:t>
       </w:r>
       <w:r>
-        <w:t>du Controlleur HuntingLog et des vues Upsert</w:t>
-      </w:r>
+        <w:t xml:space="preserve">du </w:t>
+      </w:r>
+      <w:proofErr w:type="spellStart"/>
+      <w:r>
+        <w:t>Controlleur</w:t>
+      </w:r>
+      <w:proofErr w:type="spellEnd"/>
+      <w:r>
+        <w:t xml:space="preserve"> </w:t>
+      </w:r>
+      <w:proofErr w:type="spellStart"/>
+      <w:r>
+        <w:t>HuntingLog</w:t>
+      </w:r>
+      <w:proofErr w:type="spellEnd"/>
+      <w:r>
+        <w:t xml:space="preserve"> et des vues </w:t>
+      </w:r>
+      <w:proofErr w:type="spellStart"/>
+      <w:r>
+        <w:t>Upsert</w:t>
+      </w:r>
+      <w:proofErr w:type="spellEnd"/>
       <w:r>
         <w:t xml:space="preserve"> et Index</w:t>
       </w:r>
@@ -10668,6 +13507,7 @@
       <w:r>
         <w:t xml:space="preserve"> sur le repo en ligne </w:t>
       </w:r>
+      <w:proofErr w:type="spellStart"/>
       <w:r>
         <w:rPr>
           <w:b/>
@@ -10675,6 +13515,7 @@
         </w:rPr>
         <w:t>Remote</w:t>
       </w:r>
+      <w:proofErr w:type="spellEnd"/>
       <w:r>
         <w:t xml:space="preserve">: cliquez sur </w:t>
       </w:r>
@@ -10751,7 +13592,31 @@
           <w:u w:val="single"/>
           <w:lang w:val="en-CA"/>
         </w:rPr>
-        <w:t>Fin du laboratoire!</w:t>
+        <w:t xml:space="preserve">Fin du </w:t>
+      </w:r>
+      <w:proofErr w:type="spellStart"/>
+      <w:r>
+        <w:rPr>
+          <w:b/>
+          <w:bCs/>
+          <w:sz w:val="28"/>
+          <w:szCs w:val="28"/>
+          <w:u w:val="single"/>
+          <w:lang w:val="en-CA"/>
+        </w:rPr>
+        <w:t>laboratoire</w:t>
+      </w:r>
+      <w:proofErr w:type="spellEnd"/>
+      <w:r>
+        <w:rPr>
+          <w:b/>
+          <w:bCs/>
+          <w:sz w:val="28"/>
+          <w:szCs w:val="28"/>
+          <w:u w:val="single"/>
+          <w:lang w:val="en-CA"/>
+        </w:rPr>
+        <w:t>!</w:t>
       </w:r>
     </w:p>
     <w:sectPr>
@@ -13662,6 +16527,7 @@
   <w:style w:type="character" w:default="1" w:styleId="Policepardfaut">
     <w:name w:val="Default Paragraph Font"/>
     <w:uiPriority w:val="1"/>
+    <w:semiHidden/>
     <w:unhideWhenUsed/>
   </w:style>
   <w:style w:type="table" w:default="1" w:styleId="TableauNormal">
@@ -14693,7 +17559,9 @@
 </file>
 
 <file path=customXml/item1.xml><?xml version="1.0" encoding="utf-8"?>
-<b:Sources xmlns:b="http://schemas.openxmlformats.org/officeDocument/2006/bibliography" xmlns="http://schemas.openxmlformats.org/officeDocument/2006/bibliography" SelectedStyle="\APASixthEditionOfficeOnline.xsl" StyleName="APA" Version="6"/>
+<p:properties xmlns:p="http://schemas.microsoft.com/office/2006/metadata/properties" xmlns:xsi="http://www.w3.org/2001/XMLSchema-instance" xmlns:pc="http://schemas.microsoft.com/office/infopath/2007/PartnerControls">
+  <documentManagement/>
+</p:properties>
 </file>
 
 <file path=customXml/item2.xml><?xml version="1.0" encoding="utf-8"?>
@@ -14706,9 +17574,7 @@
 </file>
 
 <file path=customXml/item3.xml><?xml version="1.0" encoding="utf-8"?>
-<p:properties xmlns:p="http://schemas.microsoft.com/office/2006/metadata/properties" xmlns:xsi="http://www.w3.org/2001/XMLSchema-instance" xmlns:pc="http://schemas.microsoft.com/office/infopath/2007/PartnerControls">
-  <documentManagement/>
-</p:properties>
+<b:Sources xmlns:b="http://schemas.openxmlformats.org/officeDocument/2006/bibliography" xmlns="http://schemas.openxmlformats.org/officeDocument/2006/bibliography" SelectedStyle="\APASixthEditionOfficeOnline.xsl" StyleName="APA" Version="6"/>
 </file>
 
 <file path=customXml/item4.xml><?xml version="1.0" encoding="utf-8"?>
@@ -14876,9 +17742,10 @@
 </file>
 
 <file path=customXml/itemProps1.xml><?xml version="1.0" encoding="utf-8"?>
-<ds:datastoreItem xmlns:ds="http://schemas.openxmlformats.org/officeDocument/2006/customXml" ds:itemID="{28D15B86-D92D-420E-A893-C7613CFD01AE}">
+<ds:datastoreItem xmlns:ds="http://schemas.openxmlformats.org/officeDocument/2006/customXml" ds:itemID="{2C36E056-BA2C-4A1F-9580-242C9B36FE70}">
   <ds:schemaRefs>
-    <ds:schemaRef ds:uri="http://schemas.openxmlformats.org/officeDocument/2006/bibliography"/>
+    <ds:schemaRef ds:uri="http://schemas.microsoft.com/office/2006/metadata/properties"/>
+    <ds:schemaRef ds:uri="http://schemas.microsoft.com/office/infopath/2007/PartnerControls"/>
   </ds:schemaRefs>
 </ds:datastoreItem>
 </file>
@@ -14892,10 +17759,9 @@
 </file>
 
 <file path=customXml/itemProps3.xml><?xml version="1.0" encoding="utf-8"?>
-<ds:datastoreItem xmlns:ds="http://schemas.openxmlformats.org/officeDocument/2006/customXml" ds:itemID="{2C36E056-BA2C-4A1F-9580-242C9B36FE70}">
+<ds:datastoreItem xmlns:ds="http://schemas.openxmlformats.org/officeDocument/2006/customXml" ds:itemID="{28D15B86-D92D-420E-A893-C7613CFD01AE}">
   <ds:schemaRefs>
-    <ds:schemaRef ds:uri="http://schemas.microsoft.com/office/2006/metadata/properties"/>
-    <ds:schemaRef ds:uri="http://schemas.microsoft.com/office/infopath/2007/PartnerControls"/>
+    <ds:schemaRef ds:uri="http://schemas.openxmlformats.org/officeDocument/2006/bibliography"/>
   </ds:schemaRefs>
 </ds:datastoreItem>
 </file>
